--- a/workup/sessionX/docs/blade.docx
+++ b/workup/sessionX/docs/blade.docx
@@ -2,2423 +2,6741 @@
 <file path=word/document.xml><?xml version="1.0" encoding="utf-8"?>
 <w:document xmlns:wpc="http://schemas.microsoft.com/office/word/2010/wordprocessingCanvas" xmlns:cx="http://schemas.microsoft.com/office/drawing/2014/chartex" xmlns:cx1="http://schemas.microsoft.com/office/drawing/2015/9/8/chartex" xmlns:cx2="http://schemas.microsoft.com/office/drawing/2015/10/21/chartex" xmlns:cx3="http://schemas.microsoft.com/office/drawing/2016/5/9/chartex" xmlns:cx4="http://schemas.microsoft.com/office/drawing/2016/5/10/chartex" xmlns:cx5="http://schemas.microsoft.com/office/drawing/2016/5/11/chartex" xmlns:cx6="http://schemas.microsoft.com/office/drawing/2016/5/12/chartex" xmlns:cx7="http://schemas.microsoft.com/office/drawing/2016/5/13/chartex" xmlns:cx8="http://schemas.microsoft.com/office/drawing/2016/5/14/chartex" xmlns:mc="http://schemas.openxmlformats.org/markup-compatibility/2006" xmlns:aink="http://schemas.microsoft.com/office/drawing/2016/ink" xmlns:am3d="http://schemas.microsoft.com/office/drawing/2017/model3d" xmlns:o="urn:schemas-microsoft-com:office:office" xmlns:oel="http://schemas.microsoft.com/office/2019/extlst" xmlns:r="http://schemas.openxmlformats.org/officeDocument/2006/relationships" xmlns:m="http://schemas.openxmlformats.org/officeDocument/2006/math" xmlns:v="urn:schemas-microsoft-com:vml" xmlns:wp14="http://schemas.microsoft.com/office/word/2010/wordprocessingDrawing" xmlns:wp="http://schemas.openxmlformats.org/drawingml/2006/wordprocessingDrawing" xmlns:w10="urn:schemas-microsoft-com:office:word" xmlns:w="http://schemas.openxmlformats.org/wordprocessingml/2006/main" xmlns:w14="http://schemas.microsoft.com/office/word/2010/wordml" xmlns:w15="http://schemas.microsoft.com/office/word/2012/wordml" xmlns:w16cei="http://schemas.microsoft.com/office/word/2026/wordml/cei" xmlns:w16cex="http://schemas.microsoft.com/office/word/2018/wordml/cex" xmlns:w16cid="http://schemas.microsoft.com/office/word/2016/wordml/cid" xmlns:w16="http://schemas.microsoft.com/office/word/2018/wordml" xmlns:w16du="http://schemas.microsoft.com/office/word/2023/wordml/word16du" xmlns:w16sdtdh="http://schemas.microsoft.com/office/word/2020/wordml/sdtdatahash" xmlns:w16sdtfl="http://schemas.microsoft.com/office/word/2024/wordml/sdtformatlock" xmlns:w16se="http://schemas.microsoft.com/office/word/2015/wordml/symex" xmlns:wpg="http://schemas.microsoft.com/office/word/2010/wordprocessingGroup" xmlns:wpi="http://schemas.microsoft.com/office/word/2010/wordprocessingInk" xmlns:wne="http://schemas.microsoft.com/office/word/2006/wordml" xmlns:wps="http://schemas.microsoft.com/office/word/2010/wordprocessingShape" mc:Ignorable="w14 w15 w16se w16cid w16 w16cex w16sdtdh w16sdtfl w16du wp14">
   <w:body>
-    <w:p/>
+    <w:p>
+      <w:pPr>
+        <w:rPr>
+          <w:sz w:val="18"/>
+          <w:szCs w:val="18"/>
+        </w:rPr>
+      </w:pPr>
+    </w:p>
     <w:tbl>
       <w:tblPr>
         <w:tblStyle w:val="TableGrid"/>
-        <w:tblW w:w="4692" w:type="pct"/>
+        <w:tblW w:w="5186" w:type="pct"/>
         <w:tblLook w:val="04A0" w:firstRow="1" w:lastRow="0" w:firstColumn="1" w:lastColumn="0" w:noHBand="0" w:noVBand="1"/>
       </w:tblPr>
       <w:tblGrid>
-        <w:gridCol w:w="464"/>
-        <w:gridCol w:w="420"/>
-        <w:gridCol w:w="587"/>
-        <w:gridCol w:w="482"/>
-        <w:gridCol w:w="666"/>
-        <w:gridCol w:w="421"/>
-        <w:gridCol w:w="616"/>
-        <w:gridCol w:w="482"/>
-        <w:gridCol w:w="665"/>
-        <w:gridCol w:w="549"/>
-        <w:gridCol w:w="616"/>
-        <w:gridCol w:w="542"/>
-        <w:gridCol w:w="275"/>
-        <w:gridCol w:w="479"/>
-        <w:gridCol w:w="616"/>
-        <w:gridCol w:w="480"/>
-        <w:gridCol w:w="656"/>
+        <w:gridCol w:w="1029"/>
+        <w:gridCol w:w="888"/>
+        <w:gridCol w:w="1428"/>
+        <w:gridCol w:w="1087"/>
+        <w:gridCol w:w="1687"/>
+        <w:gridCol w:w="888"/>
+        <w:gridCol w:w="1525"/>
+        <w:gridCol w:w="1087"/>
+        <w:gridCol w:w="1686"/>
+        <w:gridCol w:w="1305"/>
+        <w:gridCol w:w="1525"/>
+        <w:gridCol w:w="1282"/>
+        <w:gridCol w:w="409"/>
+        <w:gridCol w:w="1078"/>
+        <w:gridCol w:w="1525"/>
+        <w:gridCol w:w="1080"/>
+        <w:gridCol w:w="1655"/>
+        <w:gridCol w:w="725"/>
+        <w:gridCol w:w="775"/>
+        <w:gridCol w:w="1370"/>
+        <w:gridCol w:w="653"/>
+        <w:gridCol w:w="1128"/>
+        <w:gridCol w:w="222"/>
       </w:tblGrid>
       <w:tr>
         <w:tc>
           <w:tcPr>
-            <w:tcW w:w="294" w:type="pct"/>
-          </w:tcPr>
-          <w:p/>
-        </w:tc>
-        <w:tc>
-          <w:tcPr>
-            <w:tcW w:w="253" w:type="pct"/>
-          </w:tcPr>
-          <w:p/>
-        </w:tc>
-        <w:tc>
-          <w:tcPr>
-            <w:tcW w:w="414" w:type="pct"/>
-          </w:tcPr>
-          <w:p/>
-        </w:tc>
-        <w:tc>
-          <w:tcPr>
-            <w:tcW w:w="311" w:type="pct"/>
-          </w:tcPr>
-          <w:p/>
-        </w:tc>
-        <w:tc>
-          <w:tcPr>
-            <w:tcW w:w="491" w:type="pct"/>
-          </w:tcPr>
-          <w:p/>
-        </w:tc>
-        <w:tc>
-          <w:tcPr>
-            <w:tcW w:w="253" w:type="pct"/>
-          </w:tcPr>
-          <w:p/>
-        </w:tc>
-        <w:tc>
-          <w:tcPr>
-            <w:tcW w:w="444" w:type="pct"/>
-          </w:tcPr>
-          <w:p/>
-        </w:tc>
-        <w:tc>
-          <w:tcPr>
-            <w:tcW w:w="311" w:type="pct"/>
-          </w:tcPr>
-          <w:p/>
-        </w:tc>
-        <w:tc>
-          <w:tcPr>
-            <w:tcW w:w="491" w:type="pct"/>
-          </w:tcPr>
-          <w:p/>
-        </w:tc>
-        <w:tc>
-          <w:tcPr>
-            <w:tcW w:w="376" w:type="pct"/>
-          </w:tcPr>
-          <w:p/>
-        </w:tc>
-        <w:tc>
-          <w:tcPr>
-            <w:tcW w:w="444" w:type="pct"/>
-          </w:tcPr>
-          <w:p/>
-        </w:tc>
-        <w:tc>
-          <w:tcPr>
-            <w:tcW w:w="370" w:type="pct"/>
-          </w:tcPr>
-          <w:p/>
-        </w:tc>
-        <w:tc>
-          <w:tcPr>
-            <w:tcW w:w="110" w:type="pct"/>
-          </w:tcPr>
-          <w:p/>
-        </w:tc>
-        <w:tc>
-          <w:tcPr>
-            <w:tcW w:w="110" w:type="pct"/>
-          </w:tcPr>
-          <w:p/>
-        </w:tc>
-        <w:tc>
-          <w:tcPr>
-            <w:tcW w:w="110" w:type="pct"/>
-          </w:tcPr>
-          <w:p/>
-        </w:tc>
-        <w:tc>
-          <w:tcPr>
-            <w:tcW w:w="110" w:type="pct"/>
-          </w:tcPr>
-          <w:p/>
-        </w:tc>
-        <w:tc>
-          <w:tcPr>
-            <w:tcW w:w="110" w:type="pct"/>
-          </w:tcPr>
-          <w:p/>
+            <w:tcW w:w="200" w:type="pct"/>
+          </w:tcPr>
+          <w:p>
+            <w:pPr>
+              <w:rPr>
+                <w:sz w:val="18"/>
+                <w:szCs w:val="18"/>
+              </w:rPr>
+            </w:pPr>
+          </w:p>
+        </w:tc>
+        <w:tc>
+          <w:tcPr>
+            <w:tcW w:w="170" w:type="pct"/>
+          </w:tcPr>
+          <w:p>
+            <w:pPr>
+              <w:rPr>
+                <w:sz w:val="18"/>
+                <w:szCs w:val="18"/>
+              </w:rPr>
+            </w:pPr>
+          </w:p>
+        </w:tc>
+        <w:tc>
+          <w:tcPr>
+            <w:tcW w:w="287" w:type="pct"/>
+          </w:tcPr>
+          <w:p>
+            <w:pPr>
+              <w:rPr>
+                <w:sz w:val="18"/>
+                <w:szCs w:val="18"/>
+              </w:rPr>
+            </w:pPr>
+          </w:p>
+        </w:tc>
+        <w:tc>
+          <w:tcPr>
+            <w:tcW w:w="214" w:type="pct"/>
+          </w:tcPr>
+          <w:p>
+            <w:pPr>
+              <w:rPr>
+                <w:sz w:val="18"/>
+                <w:szCs w:val="18"/>
+              </w:rPr>
+            </w:pPr>
+          </w:p>
+        </w:tc>
+        <w:tc>
+          <w:tcPr>
+            <w:tcW w:w="342" w:type="pct"/>
+          </w:tcPr>
+          <w:p>
+            <w:pPr>
+              <w:rPr>
+                <w:sz w:val="18"/>
+                <w:szCs w:val="18"/>
+              </w:rPr>
+            </w:pPr>
+          </w:p>
+        </w:tc>
+        <w:tc>
+          <w:tcPr>
+            <w:tcW w:w="170" w:type="pct"/>
+          </w:tcPr>
+          <w:p>
+            <w:pPr>
+              <w:rPr>
+                <w:sz w:val="18"/>
+                <w:szCs w:val="18"/>
+              </w:rPr>
+            </w:pPr>
+          </w:p>
+        </w:tc>
+        <w:tc>
+          <w:tcPr>
+            <w:tcW w:w="307" w:type="pct"/>
+          </w:tcPr>
+          <w:p>
+            <w:pPr>
+              <w:rPr>
+                <w:sz w:val="18"/>
+                <w:szCs w:val="18"/>
+              </w:rPr>
+            </w:pPr>
+          </w:p>
+        </w:tc>
+        <w:tc>
+          <w:tcPr>
+            <w:tcW w:w="214" w:type="pct"/>
+          </w:tcPr>
+          <w:p>
+            <w:pPr>
+              <w:rPr>
+                <w:sz w:val="18"/>
+                <w:szCs w:val="18"/>
+              </w:rPr>
+            </w:pPr>
+          </w:p>
+        </w:tc>
+        <w:tc>
+          <w:tcPr>
+            <w:tcW w:w="342" w:type="pct"/>
+          </w:tcPr>
+          <w:p>
+            <w:pPr>
+              <w:rPr>
+                <w:sz w:val="18"/>
+                <w:szCs w:val="18"/>
+              </w:rPr>
+            </w:pPr>
+          </w:p>
+        </w:tc>
+        <w:tc>
+          <w:tcPr>
+            <w:tcW w:w="259" w:type="pct"/>
+          </w:tcPr>
+          <w:p>
+            <w:pPr>
+              <w:rPr>
+                <w:sz w:val="18"/>
+                <w:szCs w:val="18"/>
+              </w:rPr>
+            </w:pPr>
+          </w:p>
+        </w:tc>
+        <w:tc>
+          <w:tcPr>
+            <w:tcW w:w="307" w:type="pct"/>
+          </w:tcPr>
+          <w:p>
+            <w:pPr>
+              <w:rPr>
+                <w:sz w:val="18"/>
+                <w:szCs w:val="18"/>
+              </w:rPr>
+            </w:pPr>
+          </w:p>
+        </w:tc>
+        <w:tc>
+          <w:tcPr>
+            <w:tcW w:w="254" w:type="pct"/>
+          </w:tcPr>
+          <w:p>
+            <w:pPr>
+              <w:rPr>
+                <w:sz w:val="18"/>
+                <w:szCs w:val="18"/>
+              </w:rPr>
+            </w:pPr>
+          </w:p>
+        </w:tc>
+        <w:tc>
+          <w:tcPr>
+            <w:tcW w:w="66" w:type="pct"/>
+          </w:tcPr>
+          <w:p>
+            <w:pPr>
+              <w:rPr>
+                <w:sz w:val="18"/>
+                <w:szCs w:val="18"/>
+              </w:rPr>
+            </w:pPr>
+          </w:p>
+        </w:tc>
+        <w:tc>
+          <w:tcPr>
+            <w:tcW w:w="211" w:type="pct"/>
+          </w:tcPr>
+          <w:p>
+            <w:pPr>
+              <w:rPr>
+                <w:sz w:val="18"/>
+                <w:szCs w:val="18"/>
+              </w:rPr>
+            </w:pPr>
+          </w:p>
+        </w:tc>
+        <w:tc>
+          <w:tcPr>
+            <w:tcW w:w="307" w:type="pct"/>
+          </w:tcPr>
+          <w:p>
+            <w:pPr>
+              <w:rPr>
+                <w:sz w:val="18"/>
+                <w:szCs w:val="18"/>
+              </w:rPr>
+            </w:pPr>
+          </w:p>
+        </w:tc>
+        <w:tc>
+          <w:tcPr>
+            <w:tcW w:w="211" w:type="pct"/>
+          </w:tcPr>
+          <w:p>
+            <w:pPr>
+              <w:rPr>
+                <w:sz w:val="18"/>
+                <w:szCs w:val="18"/>
+              </w:rPr>
+            </w:pPr>
+          </w:p>
+        </w:tc>
+        <w:tc>
+          <w:tcPr>
+            <w:tcW w:w="335" w:type="pct"/>
+          </w:tcPr>
+          <w:p>
+            <w:pPr>
+              <w:rPr>
+                <w:sz w:val="18"/>
+                <w:szCs w:val="18"/>
+              </w:rPr>
+            </w:pPr>
+          </w:p>
+        </w:tc>
+        <w:tc>
+          <w:tcPr>
+            <w:tcW w:w="115" w:type="pct"/>
+          </w:tcPr>
+          <w:p>
+            <w:pPr>
+              <w:rPr>
+                <w:sz w:val="18"/>
+                <w:szCs w:val="18"/>
+              </w:rPr>
+            </w:pPr>
+          </w:p>
+        </w:tc>
+        <w:tc>
+          <w:tcPr>
+            <w:tcW w:w="122" w:type="pct"/>
+          </w:tcPr>
+          <w:p>
+            <w:pPr>
+              <w:rPr>
+                <w:sz w:val="18"/>
+                <w:szCs w:val="18"/>
+              </w:rPr>
+            </w:pPr>
+          </w:p>
+        </w:tc>
+        <w:tc>
+          <w:tcPr>
+            <w:tcW w:w="216" w:type="pct"/>
+          </w:tcPr>
+          <w:p>
+            <w:pPr>
+              <w:rPr>
+                <w:sz w:val="18"/>
+                <w:szCs w:val="18"/>
+              </w:rPr>
+            </w:pPr>
+          </w:p>
+        </w:tc>
+        <w:tc>
+          <w:tcPr>
+            <w:tcW w:w="103" w:type="pct"/>
+          </w:tcPr>
+          <w:p>
+            <w:pPr>
+              <w:rPr>
+                <w:sz w:val="18"/>
+                <w:szCs w:val="18"/>
+              </w:rPr>
+            </w:pPr>
+          </w:p>
+        </w:tc>
+        <w:tc>
+          <w:tcPr>
+            <w:tcW w:w="178" w:type="pct"/>
+          </w:tcPr>
+          <w:p>
+            <w:pPr>
+              <w:rPr>
+                <w:sz w:val="18"/>
+                <w:szCs w:val="18"/>
+              </w:rPr>
+            </w:pPr>
+          </w:p>
+        </w:tc>
+        <w:tc>
+          <w:tcPr>
+            <w:tcW w:w="70" w:type="pct"/>
+          </w:tcPr>
+          <w:p>
+            <w:pPr>
+              <w:rPr>
+                <w:sz w:val="18"/>
+                <w:szCs w:val="18"/>
+              </w:rPr>
+            </w:pPr>
+          </w:p>
         </w:tc>
       </w:tr>
       <w:tr>
         <w:tc>
           <w:tcPr>
-            <w:tcW w:w="294" w:type="pct"/>
-          </w:tcPr>
-          <w:p>
-            <w:r>
+            <w:tcW w:w="200" w:type="pct"/>
+          </w:tcPr>
+          <w:p>
+            <w:pPr>
+              <w:rPr>
+                <w:sz w:val="18"/>
+                <w:szCs w:val="18"/>
+              </w:rPr>
+            </w:pPr>
+            <w:r>
+              <w:rPr>
+                <w:sz w:val="18"/>
+                <w:szCs w:val="18"/>
+              </w:rPr>
               <w:t>blade-1-1</w:t>
             </w:r>
           </w:p>
         </w:tc>
         <w:tc>
           <w:tcPr>
-            <w:tcW w:w="253" w:type="pct"/>
-          </w:tcPr>
-          <w:p>
-            <w:r>
+            <w:tcW w:w="170" w:type="pct"/>
+          </w:tcPr>
+          <w:p>
+            <w:pPr>
+              <w:rPr>
+                <w:sz w:val="18"/>
+                <w:szCs w:val="18"/>
+              </w:rPr>
+            </w:pPr>
+            <w:r>
+              <w:rPr>
+                <w:sz w:val="18"/>
+                <w:szCs w:val="18"/>
+              </w:rPr>
               <w:t>eth0_ip=</w:t>
             </w:r>
           </w:p>
         </w:tc>
         <w:tc>
           <w:tcPr>
-            <w:tcW w:w="414" w:type="pct"/>
-          </w:tcPr>
-          <w:p>
-            <w:r>
+            <w:tcW w:w="287" w:type="pct"/>
+          </w:tcPr>
+          <w:p>
+            <w:pPr>
+              <w:rPr>
+                <w:sz w:val="18"/>
+                <w:szCs w:val="18"/>
+              </w:rPr>
+            </w:pPr>
+            <w:r>
+              <w:rPr>
+                <w:sz w:val="18"/>
+                <w:szCs w:val="18"/>
+              </w:rPr>
               <w:t>192.168.20.219</w:t>
             </w:r>
           </w:p>
         </w:tc>
         <w:tc>
           <w:tcPr>
-            <w:tcW w:w="311" w:type="pct"/>
-          </w:tcPr>
-          <w:p>
-            <w:r>
-              <w:t>eth0</w:t>
-            </w:r>
-            <w:r>
-              <w:t>_mac=</w:t>
-            </w:r>
-          </w:p>
-        </w:tc>
-        <w:tc>
-          <w:tcPr>
-            <w:tcW w:w="491" w:type="pct"/>
-          </w:tcPr>
-          <w:p>
-            <w:r>
+            <w:tcW w:w="214" w:type="pct"/>
+          </w:tcPr>
+          <w:p>
+            <w:pPr>
+              <w:rPr>
+                <w:sz w:val="18"/>
+                <w:szCs w:val="18"/>
+              </w:rPr>
+            </w:pPr>
+            <w:r>
+              <w:rPr>
+                <w:sz w:val="18"/>
+                <w:szCs w:val="18"/>
+              </w:rPr>
+              <w:t>eth0_mac=</w:t>
+            </w:r>
+          </w:p>
+        </w:tc>
+        <w:tc>
+          <w:tcPr>
+            <w:tcW w:w="342" w:type="pct"/>
+          </w:tcPr>
+          <w:p>
+            <w:pPr>
+              <w:rPr>
+                <w:sz w:val="18"/>
+                <w:szCs w:val="18"/>
+              </w:rPr>
+            </w:pPr>
+            <w:r>
+              <w:rPr>
+                <w:sz w:val="18"/>
+                <w:szCs w:val="18"/>
+              </w:rPr>
               <w:t>00:25:90:3D:0D:56</w:t>
             </w:r>
           </w:p>
         </w:tc>
         <w:tc>
           <w:tcPr>
-            <w:tcW w:w="253" w:type="pct"/>
-          </w:tcPr>
-          <w:p>
-            <w:r>
-              <w:t>eth</w:t>
-            </w:r>
-            <w:r>
-              <w:t>1_ip=</w:t>
-            </w:r>
-          </w:p>
-        </w:tc>
-        <w:tc>
-          <w:tcPr>
-            <w:tcW w:w="444" w:type="pct"/>
-          </w:tcPr>
-          <w:p/>
-        </w:tc>
-        <w:tc>
-          <w:tcPr>
-            <w:tcW w:w="311" w:type="pct"/>
-          </w:tcPr>
-          <w:p>
-            <w:r>
-              <w:t>eth1</w:t>
-            </w:r>
-            <w:r>
-              <w:t>_mac=</w:t>
-            </w:r>
-          </w:p>
-        </w:tc>
-        <w:tc>
-          <w:tcPr>
-            <w:tcW w:w="491" w:type="pct"/>
-          </w:tcPr>
-          <w:p>
-            <w:r>
-              <w:t>00:25:90:3D:0D:5</w:t>
-            </w:r>
-            <w:r>
-              <w:t>7</w:t>
-            </w:r>
-          </w:p>
-        </w:tc>
-        <w:tc>
-          <w:tcPr>
-            <w:tcW w:w="376" w:type="pct"/>
-          </w:tcPr>
-          <w:p>
-            <w:r>
-              <w:t>ansible_host=</w:t>
-            </w:r>
-          </w:p>
-        </w:tc>
-        <w:tc>
-          <w:tcPr>
-            <w:tcW w:w="444" w:type="pct"/>
-          </w:tcPr>
-          <w:p/>
-        </w:tc>
-        <w:tc>
-          <w:tcPr>
-            <w:tcW w:w="370" w:type="pct"/>
-          </w:tcPr>
-          <w:p>
-            <w:r>
-              <w:t>ansible_port=</w:t>
-            </w:r>
-          </w:p>
-        </w:tc>
-        <w:tc>
-          <w:tcPr>
-            <w:tcW w:w="110" w:type="pct"/>
-          </w:tcPr>
-          <w:p>
-            <w:r>
+            <w:tcW w:w="170" w:type="pct"/>
+          </w:tcPr>
+          <w:p>
+            <w:pPr>
+              <w:rPr>
+                <w:sz w:val="18"/>
+                <w:szCs w:val="18"/>
+              </w:rPr>
+            </w:pPr>
+            <w:r>
+              <w:rPr>
+                <w:sz w:val="18"/>
+                <w:szCs w:val="18"/>
+              </w:rPr>
+              <w:t>eth1_ip=</w:t>
+            </w:r>
+          </w:p>
+        </w:tc>
+        <w:tc>
+          <w:tcPr>
+            <w:tcW w:w="307" w:type="pct"/>
+          </w:tcPr>
+          <w:p>
+            <w:pPr>
+              <w:rPr>
+                <w:sz w:val="18"/>
+                <w:szCs w:val="18"/>
+              </w:rPr>
+            </w:pPr>
+          </w:p>
+        </w:tc>
+        <w:tc>
+          <w:tcPr>
+            <w:tcW w:w="214" w:type="pct"/>
+          </w:tcPr>
+          <w:p>
+            <w:pPr>
+              <w:rPr>
+                <w:sz w:val="18"/>
+                <w:szCs w:val="18"/>
+              </w:rPr>
+            </w:pPr>
+            <w:r>
+              <w:rPr>
+                <w:sz w:val="18"/>
+                <w:szCs w:val="18"/>
+              </w:rPr>
+              <w:t>eth1_mac=</w:t>
+            </w:r>
+          </w:p>
+        </w:tc>
+        <w:tc>
+          <w:tcPr>
+            <w:tcW w:w="342" w:type="pct"/>
+          </w:tcPr>
+          <w:p>
+            <w:pPr>
+              <w:rPr>
+                <w:sz w:val="18"/>
+                <w:szCs w:val="18"/>
+              </w:rPr>
+            </w:pPr>
+            <w:r>
+              <w:rPr>
+                <w:sz w:val="18"/>
+                <w:szCs w:val="18"/>
+              </w:rPr>
+              <w:t>00:25:90:3D:0D:57</w:t>
+            </w:r>
+          </w:p>
+        </w:tc>
+        <w:tc>
+          <w:tcPr>
+            <w:tcW w:w="259" w:type="pct"/>
+          </w:tcPr>
+          <w:p>
+            <w:pPr>
+              <w:rPr>
+                <w:sz w:val="18"/>
+                <w:szCs w:val="18"/>
+              </w:rPr>
+            </w:pPr>
+            <w:proofErr w:type="spellStart"/>
+            <w:r>
+              <w:rPr>
+                <w:sz w:val="18"/>
+                <w:szCs w:val="18"/>
+              </w:rPr>
+              <w:t>ansible_host</w:t>
+            </w:r>
+            <w:proofErr w:type="spellEnd"/>
+            <w:r>
+              <w:rPr>
+                <w:sz w:val="18"/>
+                <w:szCs w:val="18"/>
+              </w:rPr>
+              <w:t>=</w:t>
+            </w:r>
+          </w:p>
+        </w:tc>
+        <w:tc>
+          <w:tcPr>
+            <w:tcW w:w="307" w:type="pct"/>
+          </w:tcPr>
+          <w:p>
+            <w:pPr>
+              <w:rPr>
+                <w:sz w:val="18"/>
+                <w:szCs w:val="18"/>
+              </w:rPr>
+            </w:pPr>
+          </w:p>
+        </w:tc>
+        <w:tc>
+          <w:tcPr>
+            <w:tcW w:w="254" w:type="pct"/>
+          </w:tcPr>
+          <w:p>
+            <w:pPr>
+              <w:rPr>
+                <w:sz w:val="18"/>
+                <w:szCs w:val="18"/>
+              </w:rPr>
+            </w:pPr>
+            <w:proofErr w:type="spellStart"/>
+            <w:r>
+              <w:rPr>
+                <w:sz w:val="18"/>
+                <w:szCs w:val="18"/>
+              </w:rPr>
+              <w:t>ansible_port</w:t>
+            </w:r>
+            <w:proofErr w:type="spellEnd"/>
+            <w:r>
+              <w:rPr>
+                <w:sz w:val="18"/>
+                <w:szCs w:val="18"/>
+              </w:rPr>
+              <w:t>=</w:t>
+            </w:r>
+          </w:p>
+        </w:tc>
+        <w:tc>
+          <w:tcPr>
+            <w:tcW w:w="66" w:type="pct"/>
+          </w:tcPr>
+          <w:p>
+            <w:pPr>
+              <w:rPr>
+                <w:sz w:val="18"/>
+                <w:szCs w:val="18"/>
+              </w:rPr>
+            </w:pPr>
+            <w:r>
+              <w:rPr>
+                <w:sz w:val="18"/>
+                <w:szCs w:val="18"/>
+              </w:rPr>
               <w:t>22</w:t>
             </w:r>
           </w:p>
         </w:tc>
         <w:tc>
           <w:tcPr>
-            <w:tcW w:w="110" w:type="pct"/>
-          </w:tcPr>
-          <w:p>
-            <w:r>
-              <w:t>ipmi_host=</w:t>
-            </w:r>
-          </w:p>
-        </w:tc>
-        <w:tc>
-          <w:tcPr>
-            <w:tcW w:w="110" w:type="pct"/>
-          </w:tcPr>
-          <w:p>
-            <w:r>
+            <w:tcW w:w="211" w:type="pct"/>
+          </w:tcPr>
+          <w:p>
+            <w:pPr>
+              <w:rPr>
+                <w:sz w:val="18"/>
+                <w:szCs w:val="18"/>
+              </w:rPr>
+            </w:pPr>
+            <w:proofErr w:type="spellStart"/>
+            <w:r>
+              <w:rPr>
+                <w:sz w:val="18"/>
+                <w:szCs w:val="18"/>
+              </w:rPr>
+              <w:t>ipmi_host</w:t>
+            </w:r>
+            <w:proofErr w:type="spellEnd"/>
+            <w:r>
+              <w:rPr>
+                <w:sz w:val="18"/>
+                <w:szCs w:val="18"/>
+              </w:rPr>
+              <w:t>=</w:t>
+            </w:r>
+          </w:p>
+        </w:tc>
+        <w:tc>
+          <w:tcPr>
+            <w:tcW w:w="307" w:type="pct"/>
+          </w:tcPr>
+          <w:p>
+            <w:pPr>
+              <w:rPr>
+                <w:sz w:val="18"/>
+                <w:szCs w:val="18"/>
+              </w:rPr>
+            </w:pPr>
+            <w:r>
+              <w:rPr>
+                <w:sz w:val="18"/>
+                <w:szCs w:val="18"/>
+              </w:rPr>
               <w:t>192.168.105.101</w:t>
             </w:r>
           </w:p>
         </w:tc>
         <w:tc>
           <w:tcPr>
-            <w:tcW w:w="110" w:type="pct"/>
-          </w:tcPr>
-          <w:p>
-            <w:r>
-              <w:t>ipmi_mac=</w:t>
-            </w:r>
-          </w:p>
-        </w:tc>
-        <w:tc>
-          <w:tcPr>
-            <w:tcW w:w="110" w:type="pct"/>
-          </w:tcPr>
-          <w:p>
-            <w:r>
+            <w:tcW w:w="211" w:type="pct"/>
+          </w:tcPr>
+          <w:p>
+            <w:pPr>
+              <w:rPr>
+                <w:sz w:val="18"/>
+                <w:szCs w:val="18"/>
+              </w:rPr>
+            </w:pPr>
+            <w:proofErr w:type="spellStart"/>
+            <w:r>
+              <w:rPr>
+                <w:sz w:val="18"/>
+                <w:szCs w:val="18"/>
+              </w:rPr>
+              <w:t>ipmi_mac</w:t>
+            </w:r>
+            <w:proofErr w:type="spellEnd"/>
+            <w:r>
+              <w:rPr>
+                <w:sz w:val="18"/>
+                <w:szCs w:val="18"/>
+              </w:rPr>
+              <w:t>=</w:t>
+            </w:r>
+          </w:p>
+        </w:tc>
+        <w:tc>
+          <w:tcPr>
+            <w:tcW w:w="335" w:type="pct"/>
+          </w:tcPr>
+          <w:p>
+            <w:pPr>
+              <w:rPr>
+                <w:sz w:val="18"/>
+                <w:szCs w:val="18"/>
+              </w:rPr>
+            </w:pPr>
+            <w:r>
+              <w:rPr>
+                <w:sz w:val="18"/>
+                <w:szCs w:val="18"/>
+              </w:rPr>
               <w:t>00:25:90:58:03:4F</w:t>
             </w:r>
+          </w:p>
+        </w:tc>
+        <w:tc>
+          <w:tcPr>
+            <w:tcW w:w="115" w:type="pct"/>
+          </w:tcPr>
+          <w:p>
+            <w:pPr>
+              <w:rPr>
+                <w:sz w:val="18"/>
+                <w:szCs w:val="18"/>
+              </w:rPr>
+            </w:pPr>
+            <w:proofErr w:type="spellStart"/>
+            <w:r>
+              <w:rPr>
+                <w:sz w:val="18"/>
+                <w:szCs w:val="18"/>
+              </w:rPr>
+              <w:t>os_id</w:t>
+            </w:r>
+            <w:proofErr w:type="spellEnd"/>
+            <w:r>
+              <w:rPr>
+                <w:sz w:val="18"/>
+                <w:szCs w:val="18"/>
+              </w:rPr>
+              <w:t>=</w:t>
+            </w:r>
+          </w:p>
+        </w:tc>
+        <w:tc>
+          <w:tcPr>
+            <w:tcW w:w="122" w:type="pct"/>
+          </w:tcPr>
+          <w:p>
+            <w:pPr>
+              <w:rPr>
+                <w:sz w:val="18"/>
+                <w:szCs w:val="18"/>
+              </w:rPr>
+            </w:pPr>
+            <w:r>
+              <w:rPr>
+                <w:sz w:val="18"/>
+                <w:szCs w:val="18"/>
+              </w:rPr>
+              <w:t>ubuntu</w:t>
+            </w:r>
+          </w:p>
+        </w:tc>
+        <w:tc>
+          <w:tcPr>
+            <w:tcW w:w="216" w:type="pct"/>
+          </w:tcPr>
+          <w:p>
+            <w:pPr>
+              <w:rPr>
+                <w:sz w:val="18"/>
+                <w:szCs w:val="18"/>
+              </w:rPr>
+            </w:pPr>
+            <w:proofErr w:type="spellStart"/>
+            <w:r>
+              <w:rPr>
+                <w:sz w:val="18"/>
+                <w:szCs w:val="18"/>
+              </w:rPr>
+              <w:t>os_version_id</w:t>
+            </w:r>
+            <w:proofErr w:type="spellEnd"/>
+            <w:r>
+              <w:rPr>
+                <w:sz w:val="18"/>
+                <w:szCs w:val="18"/>
+              </w:rPr>
+              <w:t>=</w:t>
+            </w:r>
+          </w:p>
+        </w:tc>
+        <w:tc>
+          <w:tcPr>
+            <w:tcW w:w="103" w:type="pct"/>
+          </w:tcPr>
+          <w:p>
+            <w:pPr>
+              <w:rPr>
+                <w:sz w:val="18"/>
+                <w:szCs w:val="18"/>
+              </w:rPr>
+            </w:pPr>
+            <w:r>
+              <w:rPr>
+                <w:sz w:val="18"/>
+                <w:szCs w:val="18"/>
+              </w:rPr>
+              <w:t>26.04</w:t>
+            </w:r>
+          </w:p>
+        </w:tc>
+        <w:tc>
+          <w:tcPr>
+            <w:tcW w:w="178" w:type="pct"/>
+          </w:tcPr>
+          <w:p>
+            <w:pPr>
+              <w:rPr>
+                <w:sz w:val="18"/>
+                <w:szCs w:val="18"/>
+              </w:rPr>
+            </w:pPr>
+            <w:r>
+              <w:rPr>
+                <w:sz w:val="18"/>
+                <w:szCs w:val="18"/>
+              </w:rPr>
+              <w:t>customise=</w:t>
+            </w:r>
+          </w:p>
+        </w:tc>
+        <w:tc>
+          <w:tcPr>
+            <w:tcW w:w="70" w:type="pct"/>
+          </w:tcPr>
+          <w:p>
+            <w:pPr>
+              <w:rPr>
+                <w:sz w:val="18"/>
+                <w:szCs w:val="18"/>
+              </w:rPr>
+            </w:pPr>
           </w:p>
         </w:tc>
       </w:tr>
       <w:tr>
         <w:tc>
           <w:tcPr>
-            <w:tcW w:w="294" w:type="pct"/>
-          </w:tcPr>
-          <w:p>
-            <w:r>
+            <w:tcW w:w="200" w:type="pct"/>
+          </w:tcPr>
+          <w:p>
+            <w:pPr>
+              <w:rPr>
+                <w:sz w:val="18"/>
+                <w:szCs w:val="18"/>
+              </w:rPr>
+            </w:pPr>
+            <w:r>
+              <w:rPr>
+                <w:sz w:val="18"/>
+                <w:szCs w:val="18"/>
+              </w:rPr>
               <w:t>blade-1-2</w:t>
             </w:r>
           </w:p>
         </w:tc>
         <w:tc>
           <w:tcPr>
-            <w:tcW w:w="253" w:type="pct"/>
-          </w:tcPr>
-          <w:p>
-            <w:r>
+            <w:tcW w:w="170" w:type="pct"/>
+          </w:tcPr>
+          <w:p>
+            <w:pPr>
+              <w:rPr>
+                <w:sz w:val="18"/>
+                <w:szCs w:val="18"/>
+              </w:rPr>
+            </w:pPr>
+            <w:r>
+              <w:rPr>
+                <w:sz w:val="18"/>
+                <w:szCs w:val="18"/>
+              </w:rPr>
               <w:t>eth0_ip=</w:t>
             </w:r>
           </w:p>
         </w:tc>
         <w:tc>
           <w:tcPr>
-            <w:tcW w:w="414" w:type="pct"/>
-          </w:tcPr>
-          <w:p>
-            <w:r>
+            <w:tcW w:w="287" w:type="pct"/>
+          </w:tcPr>
+          <w:p>
+            <w:pPr>
+              <w:rPr>
+                <w:sz w:val="18"/>
+                <w:szCs w:val="18"/>
+              </w:rPr>
+            </w:pPr>
+            <w:r>
+              <w:rPr>
+                <w:sz w:val="18"/>
+                <w:szCs w:val="18"/>
+              </w:rPr>
               <w:t>192.168.20.230</w:t>
             </w:r>
           </w:p>
         </w:tc>
         <w:tc>
           <w:tcPr>
-            <w:tcW w:w="311" w:type="pct"/>
-          </w:tcPr>
-          <w:p>
-            <w:r>
+            <w:tcW w:w="214" w:type="pct"/>
+          </w:tcPr>
+          <w:p>
+            <w:pPr>
+              <w:rPr>
+                <w:sz w:val="18"/>
+                <w:szCs w:val="18"/>
+              </w:rPr>
+            </w:pPr>
+            <w:r>
+              <w:rPr>
+                <w:sz w:val="18"/>
+                <w:szCs w:val="18"/>
+              </w:rPr>
               <w:t>eth0_mac=</w:t>
             </w:r>
           </w:p>
         </w:tc>
         <w:tc>
           <w:tcPr>
-            <w:tcW w:w="491" w:type="pct"/>
-          </w:tcPr>
-          <w:p>
-            <w:r>
+            <w:tcW w:w="342" w:type="pct"/>
+          </w:tcPr>
+          <w:p>
+            <w:pPr>
+              <w:rPr>
+                <w:sz w:val="18"/>
+                <w:szCs w:val="18"/>
+              </w:rPr>
+            </w:pPr>
+            <w:r>
+              <w:rPr>
+                <w:sz w:val="18"/>
+                <w:szCs w:val="18"/>
+              </w:rPr>
               <w:t>00:25:90:3D:10:EE</w:t>
             </w:r>
           </w:p>
         </w:tc>
         <w:tc>
           <w:tcPr>
-            <w:tcW w:w="253" w:type="pct"/>
-          </w:tcPr>
-          <w:p>
-            <w:r>
+            <w:tcW w:w="170" w:type="pct"/>
+          </w:tcPr>
+          <w:p>
+            <w:pPr>
+              <w:rPr>
+                <w:sz w:val="18"/>
+                <w:szCs w:val="18"/>
+              </w:rPr>
+            </w:pPr>
+            <w:r>
+              <w:rPr>
+                <w:sz w:val="18"/>
+                <w:szCs w:val="18"/>
+              </w:rPr>
               <w:t>eth1_ip=</w:t>
             </w:r>
           </w:p>
         </w:tc>
         <w:tc>
           <w:tcPr>
-            <w:tcW w:w="444" w:type="pct"/>
-          </w:tcPr>
-          <w:p/>
-        </w:tc>
-        <w:tc>
-          <w:tcPr>
-            <w:tcW w:w="311" w:type="pct"/>
-          </w:tcPr>
-          <w:p>
-            <w:r>
+            <w:tcW w:w="307" w:type="pct"/>
+          </w:tcPr>
+          <w:p>
+            <w:pPr>
+              <w:rPr>
+                <w:sz w:val="18"/>
+                <w:szCs w:val="18"/>
+              </w:rPr>
+            </w:pPr>
+          </w:p>
+        </w:tc>
+        <w:tc>
+          <w:tcPr>
+            <w:tcW w:w="214" w:type="pct"/>
+          </w:tcPr>
+          <w:p>
+            <w:pPr>
+              <w:rPr>
+                <w:sz w:val="18"/>
+                <w:szCs w:val="18"/>
+              </w:rPr>
+            </w:pPr>
+            <w:r>
+              <w:rPr>
+                <w:sz w:val="18"/>
+                <w:szCs w:val="18"/>
+              </w:rPr>
               <w:t>eth1_mac=</w:t>
             </w:r>
           </w:p>
         </w:tc>
         <w:tc>
           <w:tcPr>
-            <w:tcW w:w="491" w:type="pct"/>
-          </w:tcPr>
-          <w:p>
-            <w:r>
+            <w:tcW w:w="342" w:type="pct"/>
+          </w:tcPr>
+          <w:p>
+            <w:pPr>
+              <w:rPr>
+                <w:sz w:val="18"/>
+                <w:szCs w:val="18"/>
+              </w:rPr>
+            </w:pPr>
+            <w:r>
+              <w:rPr>
+                <w:sz w:val="18"/>
+                <w:szCs w:val="18"/>
+              </w:rPr>
               <w:t>00:25:90:3D:10:EF</w:t>
             </w:r>
           </w:p>
         </w:tc>
         <w:tc>
           <w:tcPr>
-            <w:tcW w:w="376" w:type="pct"/>
-          </w:tcPr>
-          <w:p>
-            <w:r>
-              <w:t>ansible_host=</w:t>
-            </w:r>
-          </w:p>
-        </w:tc>
-        <w:tc>
-          <w:tcPr>
-            <w:tcW w:w="444" w:type="pct"/>
-          </w:tcPr>
-          <w:p/>
-        </w:tc>
-        <w:tc>
-          <w:tcPr>
-            <w:tcW w:w="370" w:type="pct"/>
-          </w:tcPr>
-          <w:p>
-            <w:r>
-              <w:t>ansible_port=</w:t>
-            </w:r>
-          </w:p>
-        </w:tc>
-        <w:tc>
-          <w:tcPr>
-            <w:tcW w:w="110" w:type="pct"/>
-          </w:tcPr>
-          <w:p>
-            <w:r>
+            <w:tcW w:w="259" w:type="pct"/>
+          </w:tcPr>
+          <w:p>
+            <w:pPr>
+              <w:rPr>
+                <w:sz w:val="18"/>
+                <w:szCs w:val="18"/>
+              </w:rPr>
+            </w:pPr>
+            <w:proofErr w:type="spellStart"/>
+            <w:r>
+              <w:rPr>
+                <w:sz w:val="18"/>
+                <w:szCs w:val="18"/>
+              </w:rPr>
+              <w:t>ansible_host</w:t>
+            </w:r>
+            <w:proofErr w:type="spellEnd"/>
+            <w:r>
+              <w:rPr>
+                <w:sz w:val="18"/>
+                <w:szCs w:val="18"/>
+              </w:rPr>
+              <w:t>=</w:t>
+            </w:r>
+          </w:p>
+        </w:tc>
+        <w:tc>
+          <w:tcPr>
+            <w:tcW w:w="307" w:type="pct"/>
+          </w:tcPr>
+          <w:p>
+            <w:pPr>
+              <w:rPr>
+                <w:sz w:val="18"/>
+                <w:szCs w:val="18"/>
+              </w:rPr>
+            </w:pPr>
+          </w:p>
+        </w:tc>
+        <w:tc>
+          <w:tcPr>
+            <w:tcW w:w="254" w:type="pct"/>
+          </w:tcPr>
+          <w:p>
+            <w:pPr>
+              <w:rPr>
+                <w:sz w:val="18"/>
+                <w:szCs w:val="18"/>
+              </w:rPr>
+            </w:pPr>
+            <w:proofErr w:type="spellStart"/>
+            <w:r>
+              <w:rPr>
+                <w:sz w:val="18"/>
+                <w:szCs w:val="18"/>
+              </w:rPr>
+              <w:t>ansible_port</w:t>
+            </w:r>
+            <w:proofErr w:type="spellEnd"/>
+            <w:r>
+              <w:rPr>
+                <w:sz w:val="18"/>
+                <w:szCs w:val="18"/>
+              </w:rPr>
+              <w:t>=</w:t>
+            </w:r>
+          </w:p>
+        </w:tc>
+        <w:tc>
+          <w:tcPr>
+            <w:tcW w:w="66" w:type="pct"/>
+          </w:tcPr>
+          <w:p>
+            <w:pPr>
+              <w:rPr>
+                <w:sz w:val="18"/>
+                <w:szCs w:val="18"/>
+              </w:rPr>
+            </w:pPr>
+            <w:r>
+              <w:rPr>
+                <w:sz w:val="18"/>
+                <w:szCs w:val="18"/>
+              </w:rPr>
               <w:t>22</w:t>
             </w:r>
           </w:p>
         </w:tc>
         <w:tc>
           <w:tcPr>
-            <w:tcW w:w="110" w:type="pct"/>
-          </w:tcPr>
-          <w:p>
-            <w:r>
-              <w:t>ipmi_host=</w:t>
-            </w:r>
-          </w:p>
-        </w:tc>
-        <w:tc>
-          <w:tcPr>
-            <w:tcW w:w="110" w:type="pct"/>
-          </w:tcPr>
-          <w:p>
-            <w:r>
+            <w:tcW w:w="211" w:type="pct"/>
+          </w:tcPr>
+          <w:p>
+            <w:pPr>
+              <w:rPr>
+                <w:sz w:val="18"/>
+                <w:szCs w:val="18"/>
+              </w:rPr>
+            </w:pPr>
+            <w:proofErr w:type="spellStart"/>
+            <w:r>
+              <w:rPr>
+                <w:sz w:val="18"/>
+                <w:szCs w:val="18"/>
+              </w:rPr>
+              <w:t>ipmi_host</w:t>
+            </w:r>
+            <w:proofErr w:type="spellEnd"/>
+            <w:r>
+              <w:rPr>
+                <w:sz w:val="18"/>
+                <w:szCs w:val="18"/>
+              </w:rPr>
+              <w:t>=</w:t>
+            </w:r>
+          </w:p>
+        </w:tc>
+        <w:tc>
+          <w:tcPr>
+            <w:tcW w:w="307" w:type="pct"/>
+          </w:tcPr>
+          <w:p>
+            <w:pPr>
+              <w:rPr>
+                <w:sz w:val="18"/>
+                <w:szCs w:val="18"/>
+              </w:rPr>
+            </w:pPr>
+            <w:r>
+              <w:rPr>
+                <w:sz w:val="18"/>
+                <w:szCs w:val="18"/>
+              </w:rPr>
               <w:t>192.168.105.102</w:t>
             </w:r>
           </w:p>
         </w:tc>
         <w:tc>
           <w:tcPr>
-            <w:tcW w:w="110" w:type="pct"/>
-          </w:tcPr>
-          <w:p>
-            <w:r>
-              <w:t>ipmi_mac=</w:t>
-            </w:r>
-          </w:p>
-        </w:tc>
-        <w:tc>
-          <w:tcPr>
-            <w:tcW w:w="110" w:type="pct"/>
-          </w:tcPr>
-          <w:p>
-            <w:r>
+            <w:tcW w:w="211" w:type="pct"/>
+          </w:tcPr>
+          <w:p>
+            <w:pPr>
+              <w:rPr>
+                <w:sz w:val="18"/>
+                <w:szCs w:val="18"/>
+              </w:rPr>
+            </w:pPr>
+            <w:proofErr w:type="spellStart"/>
+            <w:r>
+              <w:rPr>
+                <w:sz w:val="18"/>
+                <w:szCs w:val="18"/>
+              </w:rPr>
+              <w:t>ipmi_mac</w:t>
+            </w:r>
+            <w:proofErr w:type="spellEnd"/>
+            <w:r>
+              <w:rPr>
+                <w:sz w:val="18"/>
+                <w:szCs w:val="18"/>
+              </w:rPr>
+              <w:t>=</w:t>
+            </w:r>
+          </w:p>
+        </w:tc>
+        <w:tc>
+          <w:tcPr>
+            <w:tcW w:w="335" w:type="pct"/>
+          </w:tcPr>
+          <w:p>
+            <w:pPr>
+              <w:rPr>
+                <w:sz w:val="18"/>
+                <w:szCs w:val="18"/>
+              </w:rPr>
+            </w:pPr>
+            <w:r>
+              <w:rPr>
+                <w:sz w:val="18"/>
+                <w:szCs w:val="18"/>
+              </w:rPr>
               <w:t>00:25:90:54:6D:5F</w:t>
             </w:r>
+          </w:p>
+        </w:tc>
+        <w:tc>
+          <w:tcPr>
+            <w:tcW w:w="115" w:type="pct"/>
+          </w:tcPr>
+          <w:p>
+            <w:pPr>
+              <w:rPr>
+                <w:sz w:val="18"/>
+                <w:szCs w:val="18"/>
+              </w:rPr>
+            </w:pPr>
+            <w:proofErr w:type="spellStart"/>
+            <w:r>
+              <w:rPr>
+                <w:sz w:val="18"/>
+                <w:szCs w:val="18"/>
+              </w:rPr>
+              <w:t>os_id</w:t>
+            </w:r>
+            <w:proofErr w:type="spellEnd"/>
+            <w:r>
+              <w:rPr>
+                <w:sz w:val="18"/>
+                <w:szCs w:val="18"/>
+              </w:rPr>
+              <w:t>=</w:t>
+            </w:r>
+          </w:p>
+        </w:tc>
+        <w:tc>
+          <w:tcPr>
+            <w:tcW w:w="122" w:type="pct"/>
+          </w:tcPr>
+          <w:p>
+            <w:pPr>
+              <w:rPr>
+                <w:sz w:val="18"/>
+                <w:szCs w:val="18"/>
+              </w:rPr>
+            </w:pPr>
+            <w:r>
+              <w:rPr>
+                <w:sz w:val="18"/>
+                <w:szCs w:val="18"/>
+              </w:rPr>
+              <w:t>ubuntu</w:t>
+            </w:r>
+          </w:p>
+        </w:tc>
+        <w:tc>
+          <w:tcPr>
+            <w:tcW w:w="216" w:type="pct"/>
+          </w:tcPr>
+          <w:p>
+            <w:pPr>
+              <w:rPr>
+                <w:sz w:val="18"/>
+                <w:szCs w:val="18"/>
+              </w:rPr>
+            </w:pPr>
+            <w:proofErr w:type="spellStart"/>
+            <w:r>
+              <w:rPr>
+                <w:sz w:val="18"/>
+                <w:szCs w:val="18"/>
+              </w:rPr>
+              <w:t>os_version_id</w:t>
+            </w:r>
+            <w:proofErr w:type="spellEnd"/>
+            <w:r>
+              <w:rPr>
+                <w:sz w:val="18"/>
+                <w:szCs w:val="18"/>
+              </w:rPr>
+              <w:t>=</w:t>
+            </w:r>
+          </w:p>
+        </w:tc>
+        <w:tc>
+          <w:tcPr>
+            <w:tcW w:w="103" w:type="pct"/>
+          </w:tcPr>
+          <w:p>
+            <w:pPr>
+              <w:rPr>
+                <w:sz w:val="18"/>
+                <w:szCs w:val="18"/>
+              </w:rPr>
+            </w:pPr>
+            <w:r>
+              <w:rPr>
+                <w:sz w:val="18"/>
+                <w:szCs w:val="18"/>
+              </w:rPr>
+              <w:t>26.04</w:t>
+            </w:r>
+          </w:p>
+        </w:tc>
+        <w:tc>
+          <w:tcPr>
+            <w:tcW w:w="178" w:type="pct"/>
+          </w:tcPr>
+          <w:p>
+            <w:pPr>
+              <w:rPr>
+                <w:sz w:val="18"/>
+                <w:szCs w:val="18"/>
+              </w:rPr>
+            </w:pPr>
+            <w:r>
+              <w:rPr>
+                <w:sz w:val="18"/>
+                <w:szCs w:val="18"/>
+              </w:rPr>
+              <w:t>customise=</w:t>
+            </w:r>
+          </w:p>
+        </w:tc>
+        <w:tc>
+          <w:tcPr>
+            <w:tcW w:w="70" w:type="pct"/>
+          </w:tcPr>
+          <w:p>
+            <w:pPr>
+              <w:rPr>
+                <w:sz w:val="18"/>
+                <w:szCs w:val="18"/>
+              </w:rPr>
+            </w:pPr>
           </w:p>
         </w:tc>
       </w:tr>
       <w:tr>
         <w:tc>
           <w:tcPr>
-            <w:tcW w:w="294" w:type="pct"/>
-          </w:tcPr>
-          <w:p>
-            <w:r>
+            <w:tcW w:w="200" w:type="pct"/>
+          </w:tcPr>
+          <w:p>
+            <w:pPr>
+              <w:rPr>
+                <w:sz w:val="18"/>
+                <w:szCs w:val="18"/>
+              </w:rPr>
+            </w:pPr>
+            <w:r>
+              <w:rPr>
+                <w:sz w:val="18"/>
+                <w:szCs w:val="18"/>
+              </w:rPr>
               <w:t>blade-1-3</w:t>
             </w:r>
           </w:p>
         </w:tc>
         <w:tc>
           <w:tcPr>
-            <w:tcW w:w="253" w:type="pct"/>
-          </w:tcPr>
-          <w:p>
-            <w:r>
+            <w:tcW w:w="170" w:type="pct"/>
+          </w:tcPr>
+          <w:p>
+            <w:pPr>
+              <w:rPr>
+                <w:sz w:val="18"/>
+                <w:szCs w:val="18"/>
+              </w:rPr>
+            </w:pPr>
+            <w:r>
+              <w:rPr>
+                <w:sz w:val="18"/>
+                <w:szCs w:val="18"/>
+              </w:rPr>
               <w:t>eth0_ip=</w:t>
             </w:r>
           </w:p>
         </w:tc>
         <w:tc>
           <w:tcPr>
-            <w:tcW w:w="414" w:type="pct"/>
-          </w:tcPr>
-          <w:p>
-            <w:r>
+            <w:tcW w:w="287" w:type="pct"/>
+          </w:tcPr>
+          <w:p>
+            <w:pPr>
+              <w:rPr>
+                <w:sz w:val="18"/>
+                <w:szCs w:val="18"/>
+              </w:rPr>
+            </w:pPr>
+            <w:r>
+              <w:rPr>
+                <w:sz w:val="18"/>
+                <w:szCs w:val="18"/>
+              </w:rPr>
               <w:t>192.168.20.221</w:t>
             </w:r>
           </w:p>
         </w:tc>
         <w:tc>
           <w:tcPr>
-            <w:tcW w:w="311" w:type="pct"/>
-          </w:tcPr>
-          <w:p>
-            <w:r>
+            <w:tcW w:w="214" w:type="pct"/>
+          </w:tcPr>
+          <w:p>
+            <w:pPr>
+              <w:rPr>
+                <w:sz w:val="18"/>
+                <w:szCs w:val="18"/>
+              </w:rPr>
+            </w:pPr>
+            <w:r>
+              <w:rPr>
+                <w:sz w:val="18"/>
+                <w:szCs w:val="18"/>
+              </w:rPr>
               <w:t>eth0_mac=</w:t>
             </w:r>
           </w:p>
         </w:tc>
         <w:tc>
           <w:tcPr>
-            <w:tcW w:w="491" w:type="pct"/>
-          </w:tcPr>
-          <w:p>
-            <w:r>
+            <w:tcW w:w="342" w:type="pct"/>
+          </w:tcPr>
+          <w:p>
+            <w:pPr>
+              <w:rPr>
+                <w:sz w:val="18"/>
+                <w:szCs w:val="18"/>
+              </w:rPr>
+            </w:pPr>
+            <w:r>
+              <w:rPr>
+                <w:sz w:val="18"/>
+                <w:szCs w:val="18"/>
+              </w:rPr>
               <w:t>00:25:90:3D:0E:48</w:t>
             </w:r>
           </w:p>
         </w:tc>
         <w:tc>
           <w:tcPr>
-            <w:tcW w:w="253" w:type="pct"/>
-          </w:tcPr>
-          <w:p>
-            <w:r>
+            <w:tcW w:w="170" w:type="pct"/>
+          </w:tcPr>
+          <w:p>
+            <w:pPr>
+              <w:rPr>
+                <w:sz w:val="18"/>
+                <w:szCs w:val="18"/>
+              </w:rPr>
+            </w:pPr>
+            <w:r>
+              <w:rPr>
+                <w:sz w:val="18"/>
+                <w:szCs w:val="18"/>
+              </w:rPr>
               <w:t>eth1_ip=</w:t>
             </w:r>
           </w:p>
         </w:tc>
         <w:tc>
           <w:tcPr>
-            <w:tcW w:w="444" w:type="pct"/>
-          </w:tcPr>
-          <w:p/>
-        </w:tc>
-        <w:tc>
-          <w:tcPr>
-            <w:tcW w:w="311" w:type="pct"/>
-          </w:tcPr>
-          <w:p>
-            <w:r>
+            <w:tcW w:w="307" w:type="pct"/>
+          </w:tcPr>
+          <w:p>
+            <w:pPr>
+              <w:rPr>
+                <w:sz w:val="18"/>
+                <w:szCs w:val="18"/>
+              </w:rPr>
+            </w:pPr>
+          </w:p>
+        </w:tc>
+        <w:tc>
+          <w:tcPr>
+            <w:tcW w:w="214" w:type="pct"/>
+          </w:tcPr>
+          <w:p>
+            <w:pPr>
+              <w:rPr>
+                <w:sz w:val="18"/>
+                <w:szCs w:val="18"/>
+              </w:rPr>
+            </w:pPr>
+            <w:r>
+              <w:rPr>
+                <w:sz w:val="18"/>
+                <w:szCs w:val="18"/>
+              </w:rPr>
               <w:t>eth1_mac=</w:t>
             </w:r>
           </w:p>
         </w:tc>
         <w:tc>
           <w:tcPr>
-            <w:tcW w:w="491" w:type="pct"/>
-          </w:tcPr>
-          <w:p>
-            <w:r>
+            <w:tcW w:w="342" w:type="pct"/>
+          </w:tcPr>
+          <w:p>
+            <w:pPr>
+              <w:rPr>
+                <w:sz w:val="18"/>
+                <w:szCs w:val="18"/>
+              </w:rPr>
+            </w:pPr>
+            <w:r>
+              <w:rPr>
+                <w:sz w:val="18"/>
+                <w:szCs w:val="18"/>
+              </w:rPr>
               <w:t>00:25:90:3D:0E:49</w:t>
             </w:r>
           </w:p>
         </w:tc>
         <w:tc>
           <w:tcPr>
-            <w:tcW w:w="376" w:type="pct"/>
-          </w:tcPr>
-          <w:p>
-            <w:r>
-              <w:t>ansible_host=</w:t>
-            </w:r>
-          </w:p>
-        </w:tc>
-        <w:tc>
-          <w:tcPr>
-            <w:tcW w:w="444" w:type="pct"/>
-          </w:tcPr>
-          <w:p/>
-        </w:tc>
-        <w:tc>
-          <w:tcPr>
-            <w:tcW w:w="370" w:type="pct"/>
-          </w:tcPr>
-          <w:p>
-            <w:r>
-              <w:t>ansible_port=</w:t>
-            </w:r>
-          </w:p>
-        </w:tc>
-        <w:tc>
-          <w:tcPr>
-            <w:tcW w:w="110" w:type="pct"/>
-          </w:tcPr>
-          <w:p>
-            <w:r>
+            <w:tcW w:w="259" w:type="pct"/>
+          </w:tcPr>
+          <w:p>
+            <w:pPr>
+              <w:rPr>
+                <w:sz w:val="18"/>
+                <w:szCs w:val="18"/>
+              </w:rPr>
+            </w:pPr>
+            <w:proofErr w:type="spellStart"/>
+            <w:r>
+              <w:rPr>
+                <w:sz w:val="18"/>
+                <w:szCs w:val="18"/>
+              </w:rPr>
+              <w:t>ansible_host</w:t>
+            </w:r>
+            <w:proofErr w:type="spellEnd"/>
+            <w:r>
+              <w:rPr>
+                <w:sz w:val="18"/>
+                <w:szCs w:val="18"/>
+              </w:rPr>
+              <w:t>=</w:t>
+            </w:r>
+          </w:p>
+        </w:tc>
+        <w:tc>
+          <w:tcPr>
+            <w:tcW w:w="307" w:type="pct"/>
+          </w:tcPr>
+          <w:p>
+            <w:pPr>
+              <w:rPr>
+                <w:sz w:val="18"/>
+                <w:szCs w:val="18"/>
+              </w:rPr>
+            </w:pPr>
+          </w:p>
+        </w:tc>
+        <w:tc>
+          <w:tcPr>
+            <w:tcW w:w="254" w:type="pct"/>
+          </w:tcPr>
+          <w:p>
+            <w:pPr>
+              <w:rPr>
+                <w:sz w:val="18"/>
+                <w:szCs w:val="18"/>
+              </w:rPr>
+            </w:pPr>
+            <w:proofErr w:type="spellStart"/>
+            <w:r>
+              <w:rPr>
+                <w:sz w:val="18"/>
+                <w:szCs w:val="18"/>
+              </w:rPr>
+              <w:t>ansible_port</w:t>
+            </w:r>
+            <w:proofErr w:type="spellEnd"/>
+            <w:r>
+              <w:rPr>
+                <w:sz w:val="18"/>
+                <w:szCs w:val="18"/>
+              </w:rPr>
+              <w:t>=</w:t>
+            </w:r>
+          </w:p>
+        </w:tc>
+        <w:tc>
+          <w:tcPr>
+            <w:tcW w:w="66" w:type="pct"/>
+          </w:tcPr>
+          <w:p>
+            <w:pPr>
+              <w:rPr>
+                <w:sz w:val="18"/>
+                <w:szCs w:val="18"/>
+              </w:rPr>
+            </w:pPr>
+            <w:r>
+              <w:rPr>
+                <w:sz w:val="18"/>
+                <w:szCs w:val="18"/>
+              </w:rPr>
               <w:t>22</w:t>
             </w:r>
           </w:p>
         </w:tc>
         <w:tc>
           <w:tcPr>
-            <w:tcW w:w="110" w:type="pct"/>
-          </w:tcPr>
-          <w:p>
-            <w:r>
-              <w:t>ipmi_host=</w:t>
-            </w:r>
-          </w:p>
-        </w:tc>
-        <w:tc>
-          <w:tcPr>
-            <w:tcW w:w="110" w:type="pct"/>
-          </w:tcPr>
-          <w:p>
-            <w:r>
+            <w:tcW w:w="211" w:type="pct"/>
+          </w:tcPr>
+          <w:p>
+            <w:pPr>
+              <w:rPr>
+                <w:sz w:val="18"/>
+                <w:szCs w:val="18"/>
+              </w:rPr>
+            </w:pPr>
+            <w:proofErr w:type="spellStart"/>
+            <w:r>
+              <w:rPr>
+                <w:sz w:val="18"/>
+                <w:szCs w:val="18"/>
+              </w:rPr>
+              <w:t>ipmi_host</w:t>
+            </w:r>
+            <w:proofErr w:type="spellEnd"/>
+            <w:r>
+              <w:rPr>
+                <w:sz w:val="18"/>
+                <w:szCs w:val="18"/>
+              </w:rPr>
+              <w:t>=</w:t>
+            </w:r>
+          </w:p>
+        </w:tc>
+        <w:tc>
+          <w:tcPr>
+            <w:tcW w:w="307" w:type="pct"/>
+          </w:tcPr>
+          <w:p>
+            <w:pPr>
+              <w:rPr>
+                <w:sz w:val="18"/>
+                <w:szCs w:val="18"/>
+              </w:rPr>
+            </w:pPr>
+            <w:r>
+              <w:rPr>
+                <w:sz w:val="18"/>
+                <w:szCs w:val="18"/>
+              </w:rPr>
               <w:t>192.168.105.103</w:t>
             </w:r>
           </w:p>
         </w:tc>
         <w:tc>
           <w:tcPr>
-            <w:tcW w:w="110" w:type="pct"/>
-          </w:tcPr>
-          <w:p>
-            <w:r>
-              <w:t>ipmi_mac=</w:t>
-            </w:r>
-          </w:p>
-        </w:tc>
-        <w:tc>
-          <w:tcPr>
-            <w:tcW w:w="110" w:type="pct"/>
-          </w:tcPr>
-          <w:p>
-            <w:r>
+            <w:tcW w:w="211" w:type="pct"/>
+          </w:tcPr>
+          <w:p>
+            <w:pPr>
+              <w:rPr>
+                <w:sz w:val="18"/>
+                <w:szCs w:val="18"/>
+              </w:rPr>
+            </w:pPr>
+            <w:proofErr w:type="spellStart"/>
+            <w:r>
+              <w:rPr>
+                <w:sz w:val="18"/>
+                <w:szCs w:val="18"/>
+              </w:rPr>
+              <w:t>ipmi_mac</w:t>
+            </w:r>
+            <w:proofErr w:type="spellEnd"/>
+            <w:r>
+              <w:rPr>
+                <w:sz w:val="18"/>
+                <w:szCs w:val="18"/>
+              </w:rPr>
+              <w:t>=</w:t>
+            </w:r>
+          </w:p>
+        </w:tc>
+        <w:tc>
+          <w:tcPr>
+            <w:tcW w:w="335" w:type="pct"/>
+          </w:tcPr>
+          <w:p>
+            <w:pPr>
+              <w:rPr>
+                <w:sz w:val="18"/>
+                <w:szCs w:val="18"/>
+              </w:rPr>
+            </w:pPr>
+            <w:r>
+              <w:rPr>
+                <w:sz w:val="18"/>
+                <w:szCs w:val="18"/>
+              </w:rPr>
               <w:t>00:25:90:58:03:33</w:t>
             </w:r>
+          </w:p>
+        </w:tc>
+        <w:tc>
+          <w:tcPr>
+            <w:tcW w:w="115" w:type="pct"/>
+          </w:tcPr>
+          <w:p>
+            <w:pPr>
+              <w:rPr>
+                <w:sz w:val="18"/>
+                <w:szCs w:val="18"/>
+              </w:rPr>
+            </w:pPr>
+            <w:proofErr w:type="spellStart"/>
+            <w:r>
+              <w:rPr>
+                <w:sz w:val="18"/>
+                <w:szCs w:val="18"/>
+              </w:rPr>
+              <w:t>os_id</w:t>
+            </w:r>
+            <w:proofErr w:type="spellEnd"/>
+            <w:r>
+              <w:rPr>
+                <w:sz w:val="18"/>
+                <w:szCs w:val="18"/>
+              </w:rPr>
+              <w:t>=</w:t>
+            </w:r>
+          </w:p>
+        </w:tc>
+        <w:tc>
+          <w:tcPr>
+            <w:tcW w:w="122" w:type="pct"/>
+          </w:tcPr>
+          <w:p>
+            <w:pPr>
+              <w:rPr>
+                <w:sz w:val="18"/>
+                <w:szCs w:val="18"/>
+              </w:rPr>
+            </w:pPr>
+            <w:r>
+              <w:rPr>
+                <w:sz w:val="18"/>
+                <w:szCs w:val="18"/>
+              </w:rPr>
+              <w:t>ubuntu</w:t>
+            </w:r>
+          </w:p>
+        </w:tc>
+        <w:tc>
+          <w:tcPr>
+            <w:tcW w:w="216" w:type="pct"/>
+          </w:tcPr>
+          <w:p>
+            <w:pPr>
+              <w:rPr>
+                <w:sz w:val="18"/>
+                <w:szCs w:val="18"/>
+              </w:rPr>
+            </w:pPr>
+            <w:proofErr w:type="spellStart"/>
+            <w:r>
+              <w:rPr>
+                <w:sz w:val="18"/>
+                <w:szCs w:val="18"/>
+              </w:rPr>
+              <w:t>os_version_id</w:t>
+            </w:r>
+            <w:proofErr w:type="spellEnd"/>
+            <w:r>
+              <w:rPr>
+                <w:sz w:val="18"/>
+                <w:szCs w:val="18"/>
+              </w:rPr>
+              <w:t>=</w:t>
+            </w:r>
+          </w:p>
+        </w:tc>
+        <w:tc>
+          <w:tcPr>
+            <w:tcW w:w="103" w:type="pct"/>
+          </w:tcPr>
+          <w:p>
+            <w:pPr>
+              <w:rPr>
+                <w:sz w:val="18"/>
+                <w:szCs w:val="18"/>
+              </w:rPr>
+            </w:pPr>
+            <w:r>
+              <w:rPr>
+                <w:sz w:val="18"/>
+                <w:szCs w:val="18"/>
+              </w:rPr>
+              <w:t>26.04</w:t>
+            </w:r>
+          </w:p>
+        </w:tc>
+        <w:tc>
+          <w:tcPr>
+            <w:tcW w:w="178" w:type="pct"/>
+          </w:tcPr>
+          <w:p>
+            <w:pPr>
+              <w:rPr>
+                <w:sz w:val="18"/>
+                <w:szCs w:val="18"/>
+              </w:rPr>
+            </w:pPr>
+            <w:r>
+              <w:rPr>
+                <w:sz w:val="18"/>
+                <w:szCs w:val="18"/>
+              </w:rPr>
+              <w:t>customise=</w:t>
+            </w:r>
+          </w:p>
+        </w:tc>
+        <w:tc>
+          <w:tcPr>
+            <w:tcW w:w="70" w:type="pct"/>
+          </w:tcPr>
+          <w:p>
+            <w:pPr>
+              <w:rPr>
+                <w:sz w:val="18"/>
+                <w:szCs w:val="18"/>
+              </w:rPr>
+            </w:pPr>
           </w:p>
         </w:tc>
       </w:tr>
       <w:tr>
         <w:tc>
           <w:tcPr>
-            <w:tcW w:w="294" w:type="pct"/>
-          </w:tcPr>
-          <w:p>
-            <w:r>
+            <w:tcW w:w="200" w:type="pct"/>
+          </w:tcPr>
+          <w:p>
+            <w:pPr>
+              <w:rPr>
+                <w:sz w:val="18"/>
+                <w:szCs w:val="18"/>
+              </w:rPr>
+            </w:pPr>
+            <w:r>
+              <w:rPr>
+                <w:sz w:val="18"/>
+                <w:szCs w:val="18"/>
+              </w:rPr>
               <w:t>blade-1-4</w:t>
             </w:r>
           </w:p>
         </w:tc>
         <w:tc>
           <w:tcPr>
-            <w:tcW w:w="253" w:type="pct"/>
-          </w:tcPr>
-          <w:p>
-            <w:r>
+            <w:tcW w:w="170" w:type="pct"/>
+          </w:tcPr>
+          <w:p>
+            <w:pPr>
+              <w:rPr>
+                <w:sz w:val="18"/>
+                <w:szCs w:val="18"/>
+              </w:rPr>
+            </w:pPr>
+            <w:r>
+              <w:rPr>
+                <w:sz w:val="18"/>
+                <w:szCs w:val="18"/>
+              </w:rPr>
               <w:t>eth0_ip=</w:t>
             </w:r>
           </w:p>
         </w:tc>
         <w:tc>
           <w:tcPr>
-            <w:tcW w:w="414" w:type="pct"/>
-          </w:tcPr>
-          <w:p>
-            <w:r>
+            <w:tcW w:w="287" w:type="pct"/>
+          </w:tcPr>
+          <w:p>
+            <w:pPr>
+              <w:rPr>
+                <w:sz w:val="18"/>
+                <w:szCs w:val="18"/>
+              </w:rPr>
+            </w:pPr>
+            <w:r>
+              <w:rPr>
+                <w:sz w:val="18"/>
+                <w:szCs w:val="18"/>
+              </w:rPr>
               <w:t>192.168.20.223</w:t>
             </w:r>
           </w:p>
         </w:tc>
         <w:tc>
           <w:tcPr>
-            <w:tcW w:w="311" w:type="pct"/>
-          </w:tcPr>
-          <w:p>
-            <w:r>
+            <w:tcW w:w="214" w:type="pct"/>
+          </w:tcPr>
+          <w:p>
+            <w:pPr>
+              <w:rPr>
+                <w:sz w:val="18"/>
+                <w:szCs w:val="18"/>
+              </w:rPr>
+            </w:pPr>
+            <w:r>
+              <w:rPr>
+                <w:sz w:val="18"/>
+                <w:szCs w:val="18"/>
+              </w:rPr>
               <w:t>eth0_mac=</w:t>
             </w:r>
           </w:p>
         </w:tc>
         <w:tc>
           <w:tcPr>
-            <w:tcW w:w="491" w:type="pct"/>
-          </w:tcPr>
-          <w:p>
-            <w:r>
+            <w:tcW w:w="342" w:type="pct"/>
+          </w:tcPr>
+          <w:p>
+            <w:pPr>
+              <w:rPr>
+                <w:sz w:val="18"/>
+                <w:szCs w:val="18"/>
+              </w:rPr>
+            </w:pPr>
+            <w:r>
+              <w:rPr>
+                <w:sz w:val="18"/>
+                <w:szCs w:val="18"/>
+              </w:rPr>
               <w:t>00:25:90:3D:0E:20</w:t>
             </w:r>
           </w:p>
         </w:tc>
         <w:tc>
           <w:tcPr>
-            <w:tcW w:w="253" w:type="pct"/>
-          </w:tcPr>
-          <w:p>
-            <w:r>
+            <w:tcW w:w="170" w:type="pct"/>
+          </w:tcPr>
+          <w:p>
+            <w:pPr>
+              <w:rPr>
+                <w:sz w:val="18"/>
+                <w:szCs w:val="18"/>
+              </w:rPr>
+            </w:pPr>
+            <w:r>
+              <w:rPr>
+                <w:sz w:val="18"/>
+                <w:szCs w:val="18"/>
+              </w:rPr>
               <w:t>eth1_ip=</w:t>
             </w:r>
           </w:p>
         </w:tc>
         <w:tc>
           <w:tcPr>
-            <w:tcW w:w="444" w:type="pct"/>
-          </w:tcPr>
-          <w:p/>
-        </w:tc>
-        <w:tc>
-          <w:tcPr>
-            <w:tcW w:w="311" w:type="pct"/>
-          </w:tcPr>
-          <w:p>
-            <w:r>
+            <w:tcW w:w="307" w:type="pct"/>
+          </w:tcPr>
+          <w:p>
+            <w:pPr>
+              <w:rPr>
+                <w:sz w:val="18"/>
+                <w:szCs w:val="18"/>
+              </w:rPr>
+            </w:pPr>
+          </w:p>
+        </w:tc>
+        <w:tc>
+          <w:tcPr>
+            <w:tcW w:w="214" w:type="pct"/>
+          </w:tcPr>
+          <w:p>
+            <w:pPr>
+              <w:rPr>
+                <w:sz w:val="18"/>
+                <w:szCs w:val="18"/>
+              </w:rPr>
+            </w:pPr>
+            <w:r>
+              <w:rPr>
+                <w:sz w:val="18"/>
+                <w:szCs w:val="18"/>
+              </w:rPr>
               <w:t>eth1_mac=</w:t>
             </w:r>
           </w:p>
         </w:tc>
         <w:tc>
           <w:tcPr>
-            <w:tcW w:w="491" w:type="pct"/>
-          </w:tcPr>
-          <w:p>
-            <w:r>
-              <w:t>00:25:90:3D:0E:2</w:t>
-            </w:r>
-            <w:r>
-              <w:t>1</w:t>
-            </w:r>
-          </w:p>
-        </w:tc>
-        <w:tc>
-          <w:tcPr>
-            <w:tcW w:w="376" w:type="pct"/>
-          </w:tcPr>
-          <w:p>
-            <w:r>
-              <w:t>ansible_host=</w:t>
-            </w:r>
-          </w:p>
-        </w:tc>
-        <w:tc>
-          <w:tcPr>
-            <w:tcW w:w="444" w:type="pct"/>
-          </w:tcPr>
-          <w:p/>
-        </w:tc>
-        <w:tc>
-          <w:tcPr>
-            <w:tcW w:w="370" w:type="pct"/>
-          </w:tcPr>
-          <w:p>
-            <w:r>
-              <w:t>ansible_port=</w:t>
-            </w:r>
-          </w:p>
-        </w:tc>
-        <w:tc>
-          <w:tcPr>
-            <w:tcW w:w="110" w:type="pct"/>
-          </w:tcPr>
-          <w:p>
-            <w:r>
+            <w:tcW w:w="342" w:type="pct"/>
+          </w:tcPr>
+          <w:p>
+            <w:pPr>
+              <w:rPr>
+                <w:sz w:val="18"/>
+                <w:szCs w:val="18"/>
+              </w:rPr>
+            </w:pPr>
+            <w:r>
+              <w:rPr>
+                <w:sz w:val="18"/>
+                <w:szCs w:val="18"/>
+              </w:rPr>
+              <w:t>00:25:90:3D:0E:21</w:t>
+            </w:r>
+          </w:p>
+        </w:tc>
+        <w:tc>
+          <w:tcPr>
+            <w:tcW w:w="259" w:type="pct"/>
+          </w:tcPr>
+          <w:p>
+            <w:pPr>
+              <w:rPr>
+                <w:sz w:val="18"/>
+                <w:szCs w:val="18"/>
+              </w:rPr>
+            </w:pPr>
+            <w:proofErr w:type="spellStart"/>
+            <w:r>
+              <w:rPr>
+                <w:sz w:val="18"/>
+                <w:szCs w:val="18"/>
+              </w:rPr>
+              <w:t>ansible_host</w:t>
+            </w:r>
+            <w:proofErr w:type="spellEnd"/>
+            <w:r>
+              <w:rPr>
+                <w:sz w:val="18"/>
+                <w:szCs w:val="18"/>
+              </w:rPr>
+              <w:t>=</w:t>
+            </w:r>
+          </w:p>
+        </w:tc>
+        <w:tc>
+          <w:tcPr>
+            <w:tcW w:w="307" w:type="pct"/>
+          </w:tcPr>
+          <w:p>
+            <w:pPr>
+              <w:rPr>
+                <w:sz w:val="18"/>
+                <w:szCs w:val="18"/>
+              </w:rPr>
+            </w:pPr>
+          </w:p>
+        </w:tc>
+        <w:tc>
+          <w:tcPr>
+            <w:tcW w:w="254" w:type="pct"/>
+          </w:tcPr>
+          <w:p>
+            <w:pPr>
+              <w:rPr>
+                <w:sz w:val="18"/>
+                <w:szCs w:val="18"/>
+              </w:rPr>
+            </w:pPr>
+            <w:proofErr w:type="spellStart"/>
+            <w:r>
+              <w:rPr>
+                <w:sz w:val="18"/>
+                <w:szCs w:val="18"/>
+              </w:rPr>
+              <w:t>ansible_port</w:t>
+            </w:r>
+            <w:proofErr w:type="spellEnd"/>
+            <w:r>
+              <w:rPr>
+                <w:sz w:val="18"/>
+                <w:szCs w:val="18"/>
+              </w:rPr>
+              <w:t>=</w:t>
+            </w:r>
+          </w:p>
+        </w:tc>
+        <w:tc>
+          <w:tcPr>
+            <w:tcW w:w="66" w:type="pct"/>
+          </w:tcPr>
+          <w:p>
+            <w:pPr>
+              <w:rPr>
+                <w:sz w:val="18"/>
+                <w:szCs w:val="18"/>
+              </w:rPr>
+            </w:pPr>
+            <w:r>
+              <w:rPr>
+                <w:sz w:val="18"/>
+                <w:szCs w:val="18"/>
+              </w:rPr>
               <w:t>22</w:t>
             </w:r>
           </w:p>
         </w:tc>
         <w:tc>
           <w:tcPr>
-            <w:tcW w:w="110" w:type="pct"/>
-          </w:tcPr>
-          <w:p>
-            <w:r>
-              <w:t>ipmi_host=</w:t>
-            </w:r>
-          </w:p>
-        </w:tc>
-        <w:tc>
-          <w:tcPr>
-            <w:tcW w:w="110" w:type="pct"/>
-          </w:tcPr>
-          <w:p>
-            <w:r>
+            <w:tcW w:w="211" w:type="pct"/>
+          </w:tcPr>
+          <w:p>
+            <w:pPr>
+              <w:rPr>
+                <w:sz w:val="18"/>
+                <w:szCs w:val="18"/>
+              </w:rPr>
+            </w:pPr>
+            <w:proofErr w:type="spellStart"/>
+            <w:r>
+              <w:rPr>
+                <w:sz w:val="18"/>
+                <w:szCs w:val="18"/>
+              </w:rPr>
+              <w:t>ipmi_host</w:t>
+            </w:r>
+            <w:proofErr w:type="spellEnd"/>
+            <w:r>
+              <w:rPr>
+                <w:sz w:val="18"/>
+                <w:szCs w:val="18"/>
+              </w:rPr>
+              <w:t>=</w:t>
+            </w:r>
+          </w:p>
+        </w:tc>
+        <w:tc>
+          <w:tcPr>
+            <w:tcW w:w="307" w:type="pct"/>
+          </w:tcPr>
+          <w:p>
+            <w:pPr>
+              <w:rPr>
+                <w:sz w:val="18"/>
+                <w:szCs w:val="18"/>
+              </w:rPr>
+            </w:pPr>
+            <w:r>
+              <w:rPr>
+                <w:sz w:val="18"/>
+                <w:szCs w:val="18"/>
+              </w:rPr>
               <w:t>192.168.105.104</w:t>
             </w:r>
           </w:p>
         </w:tc>
         <w:tc>
           <w:tcPr>
-            <w:tcW w:w="110" w:type="pct"/>
-          </w:tcPr>
-          <w:p>
-            <w:r>
-              <w:t>ipmi_mac=</w:t>
-            </w:r>
-          </w:p>
-        </w:tc>
-        <w:tc>
-          <w:tcPr>
-            <w:tcW w:w="110" w:type="pct"/>
-          </w:tcPr>
-          <w:p>
-            <w:r>
+            <w:tcW w:w="211" w:type="pct"/>
+          </w:tcPr>
+          <w:p>
+            <w:pPr>
+              <w:rPr>
+                <w:sz w:val="18"/>
+                <w:szCs w:val="18"/>
+              </w:rPr>
+            </w:pPr>
+            <w:proofErr w:type="spellStart"/>
+            <w:r>
+              <w:rPr>
+                <w:sz w:val="18"/>
+                <w:szCs w:val="18"/>
+              </w:rPr>
+              <w:t>ipmi_mac</w:t>
+            </w:r>
+            <w:proofErr w:type="spellEnd"/>
+            <w:r>
+              <w:rPr>
+                <w:sz w:val="18"/>
+                <w:szCs w:val="18"/>
+              </w:rPr>
+              <w:t>=</w:t>
+            </w:r>
+          </w:p>
+        </w:tc>
+        <w:tc>
+          <w:tcPr>
+            <w:tcW w:w="335" w:type="pct"/>
+          </w:tcPr>
+          <w:p>
+            <w:pPr>
+              <w:rPr>
+                <w:sz w:val="18"/>
+                <w:szCs w:val="18"/>
+              </w:rPr>
+            </w:pPr>
+            <w:r>
+              <w:rPr>
+                <w:sz w:val="18"/>
+                <w:szCs w:val="18"/>
+              </w:rPr>
               <w:t>00:25:90:58:03:43</w:t>
             </w:r>
+          </w:p>
+        </w:tc>
+        <w:tc>
+          <w:tcPr>
+            <w:tcW w:w="115" w:type="pct"/>
+          </w:tcPr>
+          <w:p>
+            <w:pPr>
+              <w:rPr>
+                <w:sz w:val="18"/>
+                <w:szCs w:val="18"/>
+              </w:rPr>
+            </w:pPr>
+            <w:proofErr w:type="spellStart"/>
+            <w:r>
+              <w:rPr>
+                <w:sz w:val="18"/>
+                <w:szCs w:val="18"/>
+              </w:rPr>
+              <w:t>os_id</w:t>
+            </w:r>
+            <w:proofErr w:type="spellEnd"/>
+            <w:r>
+              <w:rPr>
+                <w:sz w:val="18"/>
+                <w:szCs w:val="18"/>
+              </w:rPr>
+              <w:t>=</w:t>
+            </w:r>
+          </w:p>
+        </w:tc>
+        <w:tc>
+          <w:tcPr>
+            <w:tcW w:w="122" w:type="pct"/>
+          </w:tcPr>
+          <w:p>
+            <w:pPr>
+              <w:rPr>
+                <w:sz w:val="18"/>
+                <w:szCs w:val="18"/>
+              </w:rPr>
+            </w:pPr>
+            <w:r>
+              <w:rPr>
+                <w:sz w:val="18"/>
+                <w:szCs w:val="18"/>
+              </w:rPr>
+              <w:t>ubuntu</w:t>
+            </w:r>
+          </w:p>
+        </w:tc>
+        <w:tc>
+          <w:tcPr>
+            <w:tcW w:w="216" w:type="pct"/>
+          </w:tcPr>
+          <w:p>
+            <w:pPr>
+              <w:rPr>
+                <w:sz w:val="18"/>
+                <w:szCs w:val="18"/>
+              </w:rPr>
+            </w:pPr>
+            <w:proofErr w:type="spellStart"/>
+            <w:r>
+              <w:rPr>
+                <w:sz w:val="18"/>
+                <w:szCs w:val="18"/>
+              </w:rPr>
+              <w:t>os_version_id</w:t>
+            </w:r>
+            <w:proofErr w:type="spellEnd"/>
+            <w:r>
+              <w:rPr>
+                <w:sz w:val="18"/>
+                <w:szCs w:val="18"/>
+              </w:rPr>
+              <w:t>=</w:t>
+            </w:r>
+          </w:p>
+        </w:tc>
+        <w:tc>
+          <w:tcPr>
+            <w:tcW w:w="103" w:type="pct"/>
+          </w:tcPr>
+          <w:p>
+            <w:pPr>
+              <w:rPr>
+                <w:sz w:val="18"/>
+                <w:szCs w:val="18"/>
+              </w:rPr>
+            </w:pPr>
+            <w:r>
+              <w:rPr>
+                <w:sz w:val="18"/>
+                <w:szCs w:val="18"/>
+              </w:rPr>
+              <w:t>26.04</w:t>
+            </w:r>
+          </w:p>
+        </w:tc>
+        <w:tc>
+          <w:tcPr>
+            <w:tcW w:w="178" w:type="pct"/>
+          </w:tcPr>
+          <w:p>
+            <w:pPr>
+              <w:rPr>
+                <w:sz w:val="18"/>
+                <w:szCs w:val="18"/>
+              </w:rPr>
+            </w:pPr>
+            <w:r>
+              <w:rPr>
+                <w:sz w:val="18"/>
+                <w:szCs w:val="18"/>
+              </w:rPr>
+              <w:t>customise=</w:t>
+            </w:r>
+          </w:p>
+        </w:tc>
+        <w:tc>
+          <w:tcPr>
+            <w:tcW w:w="70" w:type="pct"/>
+          </w:tcPr>
+          <w:p>
+            <w:pPr>
+              <w:rPr>
+                <w:sz w:val="18"/>
+                <w:szCs w:val="18"/>
+              </w:rPr>
+            </w:pPr>
           </w:p>
         </w:tc>
       </w:tr>
       <w:tr>
         <w:tc>
           <w:tcPr>
-            <w:tcW w:w="294" w:type="pct"/>
-          </w:tcPr>
-          <w:p>
-            <w:r>
+            <w:tcW w:w="200" w:type="pct"/>
+          </w:tcPr>
+          <w:p>
+            <w:pPr>
+              <w:rPr>
+                <w:sz w:val="18"/>
+                <w:szCs w:val="18"/>
+              </w:rPr>
+            </w:pPr>
+            <w:r>
+              <w:rPr>
+                <w:sz w:val="18"/>
+                <w:szCs w:val="18"/>
+              </w:rPr>
               <w:t>blade-1-5</w:t>
             </w:r>
           </w:p>
         </w:tc>
         <w:tc>
           <w:tcPr>
-            <w:tcW w:w="253" w:type="pct"/>
-          </w:tcPr>
-          <w:p>
-            <w:r>
+            <w:tcW w:w="170" w:type="pct"/>
+          </w:tcPr>
+          <w:p>
+            <w:pPr>
+              <w:rPr>
+                <w:sz w:val="18"/>
+                <w:szCs w:val="18"/>
+              </w:rPr>
+            </w:pPr>
+            <w:r>
+              <w:rPr>
+                <w:sz w:val="18"/>
+                <w:szCs w:val="18"/>
+              </w:rPr>
               <w:t>eth0_ip=</w:t>
             </w:r>
           </w:p>
         </w:tc>
         <w:tc>
           <w:tcPr>
-            <w:tcW w:w="414" w:type="pct"/>
-          </w:tcPr>
-          <w:p>
-            <w:r>
+            <w:tcW w:w="287" w:type="pct"/>
+          </w:tcPr>
+          <w:p>
+            <w:pPr>
+              <w:rPr>
+                <w:sz w:val="18"/>
+                <w:szCs w:val="18"/>
+              </w:rPr>
+            </w:pPr>
+            <w:r>
+              <w:rPr>
+                <w:sz w:val="18"/>
+                <w:szCs w:val="18"/>
+              </w:rPr>
               <w:t>192.168.20.216</w:t>
             </w:r>
           </w:p>
         </w:tc>
         <w:tc>
           <w:tcPr>
-            <w:tcW w:w="311" w:type="pct"/>
-          </w:tcPr>
-          <w:p>
-            <w:r>
+            <w:tcW w:w="214" w:type="pct"/>
+          </w:tcPr>
+          <w:p>
+            <w:pPr>
+              <w:rPr>
+                <w:sz w:val="18"/>
+                <w:szCs w:val="18"/>
+              </w:rPr>
+            </w:pPr>
+            <w:r>
+              <w:rPr>
+                <w:sz w:val="18"/>
+                <w:szCs w:val="18"/>
+              </w:rPr>
               <w:t>eth0_mac=</w:t>
             </w:r>
           </w:p>
         </w:tc>
         <w:tc>
           <w:tcPr>
-            <w:tcW w:w="491" w:type="pct"/>
-          </w:tcPr>
-          <w:p>
-            <w:r>
+            <w:tcW w:w="342" w:type="pct"/>
+          </w:tcPr>
+          <w:p>
+            <w:pPr>
+              <w:rPr>
+                <w:sz w:val="18"/>
+                <w:szCs w:val="18"/>
+              </w:rPr>
+            </w:pPr>
+            <w:r>
+              <w:rPr>
+                <w:sz w:val="18"/>
+                <w:szCs w:val="18"/>
+              </w:rPr>
               <w:t>00:25:90:3D:0D:14</w:t>
             </w:r>
           </w:p>
         </w:tc>
         <w:tc>
           <w:tcPr>
-            <w:tcW w:w="253" w:type="pct"/>
-          </w:tcPr>
-          <w:p>
-            <w:r>
+            <w:tcW w:w="170" w:type="pct"/>
+          </w:tcPr>
+          <w:p>
+            <w:pPr>
+              <w:rPr>
+                <w:sz w:val="18"/>
+                <w:szCs w:val="18"/>
+              </w:rPr>
+            </w:pPr>
+            <w:r>
+              <w:rPr>
+                <w:sz w:val="18"/>
+                <w:szCs w:val="18"/>
+              </w:rPr>
               <w:t>eth1_ip=</w:t>
             </w:r>
           </w:p>
         </w:tc>
         <w:tc>
           <w:tcPr>
-            <w:tcW w:w="444" w:type="pct"/>
-          </w:tcPr>
-          <w:p/>
-        </w:tc>
-        <w:tc>
-          <w:tcPr>
-            <w:tcW w:w="311" w:type="pct"/>
-          </w:tcPr>
-          <w:p>
-            <w:r>
+            <w:tcW w:w="307" w:type="pct"/>
+          </w:tcPr>
+          <w:p>
+            <w:pPr>
+              <w:rPr>
+                <w:sz w:val="18"/>
+                <w:szCs w:val="18"/>
+              </w:rPr>
+            </w:pPr>
+          </w:p>
+        </w:tc>
+        <w:tc>
+          <w:tcPr>
+            <w:tcW w:w="214" w:type="pct"/>
+          </w:tcPr>
+          <w:p>
+            <w:pPr>
+              <w:rPr>
+                <w:sz w:val="18"/>
+                <w:szCs w:val="18"/>
+              </w:rPr>
+            </w:pPr>
+            <w:r>
+              <w:rPr>
+                <w:sz w:val="18"/>
+                <w:szCs w:val="18"/>
+              </w:rPr>
               <w:t>eth1_mac=</w:t>
             </w:r>
           </w:p>
         </w:tc>
         <w:tc>
           <w:tcPr>
-            <w:tcW w:w="491" w:type="pct"/>
-          </w:tcPr>
-          <w:p>
-            <w:r>
+            <w:tcW w:w="342" w:type="pct"/>
+          </w:tcPr>
+          <w:p>
+            <w:pPr>
+              <w:rPr>
+                <w:sz w:val="18"/>
+                <w:szCs w:val="18"/>
+              </w:rPr>
+            </w:pPr>
+            <w:r>
+              <w:rPr>
+                <w:sz w:val="18"/>
+                <w:szCs w:val="18"/>
+              </w:rPr>
               <w:t>00:25:90:3D:0D:15</w:t>
             </w:r>
           </w:p>
         </w:tc>
         <w:tc>
           <w:tcPr>
-            <w:tcW w:w="376" w:type="pct"/>
-          </w:tcPr>
-          <w:p>
-            <w:r>
-              <w:t>ansible_host=</w:t>
-            </w:r>
-          </w:p>
-        </w:tc>
-        <w:tc>
-          <w:tcPr>
-            <w:tcW w:w="444" w:type="pct"/>
-          </w:tcPr>
-          <w:p/>
-        </w:tc>
-        <w:tc>
-          <w:tcPr>
-            <w:tcW w:w="370" w:type="pct"/>
-          </w:tcPr>
-          <w:p>
-            <w:r>
-              <w:t>ansible_port=</w:t>
-            </w:r>
-          </w:p>
-        </w:tc>
-        <w:tc>
-          <w:tcPr>
-            <w:tcW w:w="110" w:type="pct"/>
-          </w:tcPr>
-          <w:p>
-            <w:r>
+            <w:tcW w:w="259" w:type="pct"/>
+          </w:tcPr>
+          <w:p>
+            <w:pPr>
+              <w:rPr>
+                <w:sz w:val="18"/>
+                <w:szCs w:val="18"/>
+              </w:rPr>
+            </w:pPr>
+            <w:proofErr w:type="spellStart"/>
+            <w:r>
+              <w:rPr>
+                <w:sz w:val="18"/>
+                <w:szCs w:val="18"/>
+              </w:rPr>
+              <w:t>ansible_host</w:t>
+            </w:r>
+            <w:proofErr w:type="spellEnd"/>
+            <w:r>
+              <w:rPr>
+                <w:sz w:val="18"/>
+                <w:szCs w:val="18"/>
+              </w:rPr>
+              <w:t>=</w:t>
+            </w:r>
+          </w:p>
+        </w:tc>
+        <w:tc>
+          <w:tcPr>
+            <w:tcW w:w="307" w:type="pct"/>
+          </w:tcPr>
+          <w:p>
+            <w:pPr>
+              <w:rPr>
+                <w:sz w:val="18"/>
+                <w:szCs w:val="18"/>
+              </w:rPr>
+            </w:pPr>
+          </w:p>
+        </w:tc>
+        <w:tc>
+          <w:tcPr>
+            <w:tcW w:w="254" w:type="pct"/>
+          </w:tcPr>
+          <w:p>
+            <w:pPr>
+              <w:rPr>
+                <w:sz w:val="18"/>
+                <w:szCs w:val="18"/>
+              </w:rPr>
+            </w:pPr>
+            <w:proofErr w:type="spellStart"/>
+            <w:r>
+              <w:rPr>
+                <w:sz w:val="18"/>
+                <w:szCs w:val="18"/>
+              </w:rPr>
+              <w:t>ansible_port</w:t>
+            </w:r>
+            <w:proofErr w:type="spellEnd"/>
+            <w:r>
+              <w:rPr>
+                <w:sz w:val="18"/>
+                <w:szCs w:val="18"/>
+              </w:rPr>
+              <w:t>=</w:t>
+            </w:r>
+          </w:p>
+        </w:tc>
+        <w:tc>
+          <w:tcPr>
+            <w:tcW w:w="66" w:type="pct"/>
+          </w:tcPr>
+          <w:p>
+            <w:pPr>
+              <w:rPr>
+                <w:sz w:val="18"/>
+                <w:szCs w:val="18"/>
+              </w:rPr>
+            </w:pPr>
+            <w:r>
+              <w:rPr>
+                <w:sz w:val="18"/>
+                <w:szCs w:val="18"/>
+              </w:rPr>
               <w:t>22</w:t>
             </w:r>
           </w:p>
         </w:tc>
         <w:tc>
           <w:tcPr>
-            <w:tcW w:w="110" w:type="pct"/>
-          </w:tcPr>
-          <w:p>
-            <w:r>
-              <w:t>ipmi_host=</w:t>
-            </w:r>
-          </w:p>
-        </w:tc>
-        <w:tc>
-          <w:tcPr>
-            <w:tcW w:w="110" w:type="pct"/>
-          </w:tcPr>
-          <w:p>
-            <w:r>
+            <w:tcW w:w="211" w:type="pct"/>
+          </w:tcPr>
+          <w:p>
+            <w:pPr>
+              <w:rPr>
+                <w:sz w:val="18"/>
+                <w:szCs w:val="18"/>
+              </w:rPr>
+            </w:pPr>
+            <w:proofErr w:type="spellStart"/>
+            <w:r>
+              <w:rPr>
+                <w:sz w:val="18"/>
+                <w:szCs w:val="18"/>
+              </w:rPr>
+              <w:t>ipmi_host</w:t>
+            </w:r>
+            <w:proofErr w:type="spellEnd"/>
+            <w:r>
+              <w:rPr>
+                <w:sz w:val="18"/>
+                <w:szCs w:val="18"/>
+              </w:rPr>
+              <w:t>=</w:t>
+            </w:r>
+          </w:p>
+        </w:tc>
+        <w:tc>
+          <w:tcPr>
+            <w:tcW w:w="307" w:type="pct"/>
+          </w:tcPr>
+          <w:p>
+            <w:pPr>
+              <w:rPr>
+                <w:sz w:val="18"/>
+                <w:szCs w:val="18"/>
+              </w:rPr>
+            </w:pPr>
+            <w:r>
+              <w:rPr>
+                <w:sz w:val="18"/>
+                <w:szCs w:val="18"/>
+              </w:rPr>
               <w:t>192.168.105.105</w:t>
             </w:r>
           </w:p>
         </w:tc>
         <w:tc>
           <w:tcPr>
-            <w:tcW w:w="110" w:type="pct"/>
-          </w:tcPr>
-          <w:p>
-            <w:r>
-              <w:t>ipmi_mac=</w:t>
-            </w:r>
-          </w:p>
-        </w:tc>
-        <w:tc>
-          <w:tcPr>
-            <w:tcW w:w="110" w:type="pct"/>
-          </w:tcPr>
-          <w:p>
-            <w:r>
+            <w:tcW w:w="211" w:type="pct"/>
+          </w:tcPr>
+          <w:p>
+            <w:pPr>
+              <w:rPr>
+                <w:sz w:val="18"/>
+                <w:szCs w:val="18"/>
+              </w:rPr>
+            </w:pPr>
+            <w:proofErr w:type="spellStart"/>
+            <w:r>
+              <w:rPr>
+                <w:sz w:val="18"/>
+                <w:szCs w:val="18"/>
+              </w:rPr>
+              <w:t>ipmi_mac</w:t>
+            </w:r>
+            <w:proofErr w:type="spellEnd"/>
+            <w:r>
+              <w:rPr>
+                <w:sz w:val="18"/>
+                <w:szCs w:val="18"/>
+              </w:rPr>
+              <w:t>=</w:t>
+            </w:r>
+          </w:p>
+        </w:tc>
+        <w:tc>
+          <w:tcPr>
+            <w:tcW w:w="335" w:type="pct"/>
+          </w:tcPr>
+          <w:p>
+            <w:pPr>
+              <w:rPr>
+                <w:sz w:val="18"/>
+                <w:szCs w:val="18"/>
+              </w:rPr>
+            </w:pPr>
+            <w:r>
+              <w:rPr>
+                <w:sz w:val="18"/>
+                <w:szCs w:val="18"/>
+              </w:rPr>
               <w:t>00:25:90:54:6D:59</w:t>
             </w:r>
+          </w:p>
+        </w:tc>
+        <w:tc>
+          <w:tcPr>
+            <w:tcW w:w="115" w:type="pct"/>
+          </w:tcPr>
+          <w:p>
+            <w:pPr>
+              <w:rPr>
+                <w:sz w:val="18"/>
+                <w:szCs w:val="18"/>
+              </w:rPr>
+            </w:pPr>
+            <w:proofErr w:type="spellStart"/>
+            <w:r>
+              <w:rPr>
+                <w:sz w:val="18"/>
+                <w:szCs w:val="18"/>
+              </w:rPr>
+              <w:t>os_id</w:t>
+            </w:r>
+            <w:proofErr w:type="spellEnd"/>
+            <w:r>
+              <w:rPr>
+                <w:sz w:val="18"/>
+                <w:szCs w:val="18"/>
+              </w:rPr>
+              <w:t>=</w:t>
+            </w:r>
+          </w:p>
+        </w:tc>
+        <w:tc>
+          <w:tcPr>
+            <w:tcW w:w="122" w:type="pct"/>
+          </w:tcPr>
+          <w:p>
+            <w:pPr>
+              <w:rPr>
+                <w:sz w:val="18"/>
+                <w:szCs w:val="18"/>
+              </w:rPr>
+            </w:pPr>
+            <w:r>
+              <w:rPr>
+                <w:sz w:val="18"/>
+                <w:szCs w:val="18"/>
+              </w:rPr>
+              <w:t>ubuntu</w:t>
+            </w:r>
+          </w:p>
+        </w:tc>
+        <w:tc>
+          <w:tcPr>
+            <w:tcW w:w="216" w:type="pct"/>
+          </w:tcPr>
+          <w:p>
+            <w:pPr>
+              <w:rPr>
+                <w:sz w:val="18"/>
+                <w:szCs w:val="18"/>
+              </w:rPr>
+            </w:pPr>
+            <w:proofErr w:type="spellStart"/>
+            <w:r>
+              <w:rPr>
+                <w:sz w:val="18"/>
+                <w:szCs w:val="18"/>
+              </w:rPr>
+              <w:t>os_version_id</w:t>
+            </w:r>
+            <w:proofErr w:type="spellEnd"/>
+            <w:r>
+              <w:rPr>
+                <w:sz w:val="18"/>
+                <w:szCs w:val="18"/>
+              </w:rPr>
+              <w:t>=</w:t>
+            </w:r>
+          </w:p>
+        </w:tc>
+        <w:tc>
+          <w:tcPr>
+            <w:tcW w:w="103" w:type="pct"/>
+          </w:tcPr>
+          <w:p>
+            <w:pPr>
+              <w:rPr>
+                <w:sz w:val="18"/>
+                <w:szCs w:val="18"/>
+              </w:rPr>
+            </w:pPr>
+            <w:r>
+              <w:rPr>
+                <w:sz w:val="18"/>
+                <w:szCs w:val="18"/>
+              </w:rPr>
+              <w:t>26.04</w:t>
+            </w:r>
+          </w:p>
+        </w:tc>
+        <w:tc>
+          <w:tcPr>
+            <w:tcW w:w="178" w:type="pct"/>
+          </w:tcPr>
+          <w:p>
+            <w:pPr>
+              <w:rPr>
+                <w:sz w:val="18"/>
+                <w:szCs w:val="18"/>
+              </w:rPr>
+            </w:pPr>
+            <w:r>
+              <w:rPr>
+                <w:sz w:val="18"/>
+                <w:szCs w:val="18"/>
+              </w:rPr>
+              <w:t>customise=</w:t>
+            </w:r>
+          </w:p>
+        </w:tc>
+        <w:tc>
+          <w:tcPr>
+            <w:tcW w:w="70" w:type="pct"/>
+          </w:tcPr>
+          <w:p>
+            <w:pPr>
+              <w:rPr>
+                <w:sz w:val="18"/>
+                <w:szCs w:val="18"/>
+              </w:rPr>
+            </w:pPr>
           </w:p>
         </w:tc>
       </w:tr>
       <w:tr>
         <w:tc>
           <w:tcPr>
-            <w:tcW w:w="294" w:type="pct"/>
-          </w:tcPr>
-          <w:p>
-            <w:r>
+            <w:tcW w:w="200" w:type="pct"/>
+          </w:tcPr>
+          <w:p>
+            <w:pPr>
+              <w:rPr>
+                <w:sz w:val="18"/>
+                <w:szCs w:val="18"/>
+              </w:rPr>
+            </w:pPr>
+            <w:r>
+              <w:rPr>
+                <w:sz w:val="18"/>
+                <w:szCs w:val="18"/>
+              </w:rPr>
               <w:t>blade-1-6</w:t>
             </w:r>
           </w:p>
         </w:tc>
         <w:tc>
           <w:tcPr>
-            <w:tcW w:w="253" w:type="pct"/>
-          </w:tcPr>
-          <w:p>
-            <w:r>
+            <w:tcW w:w="170" w:type="pct"/>
+          </w:tcPr>
+          <w:p>
+            <w:pPr>
+              <w:rPr>
+                <w:sz w:val="18"/>
+                <w:szCs w:val="18"/>
+              </w:rPr>
+            </w:pPr>
+            <w:r>
+              <w:rPr>
+                <w:sz w:val="18"/>
+                <w:szCs w:val="18"/>
+              </w:rPr>
               <w:t>eth0_ip=</w:t>
             </w:r>
           </w:p>
         </w:tc>
         <w:tc>
           <w:tcPr>
-            <w:tcW w:w="414" w:type="pct"/>
-          </w:tcPr>
-          <w:p>
-            <w:r>
+            <w:tcW w:w="287" w:type="pct"/>
+          </w:tcPr>
+          <w:p>
+            <w:pPr>
+              <w:rPr>
+                <w:sz w:val="18"/>
+                <w:szCs w:val="18"/>
+              </w:rPr>
+            </w:pPr>
+            <w:r>
+              <w:rPr>
+                <w:sz w:val="18"/>
+                <w:szCs w:val="18"/>
+              </w:rPr>
               <w:t>192.168.20.226</w:t>
             </w:r>
           </w:p>
         </w:tc>
         <w:tc>
           <w:tcPr>
-            <w:tcW w:w="311" w:type="pct"/>
-          </w:tcPr>
-          <w:p>
-            <w:r>
+            <w:tcW w:w="214" w:type="pct"/>
+          </w:tcPr>
+          <w:p>
+            <w:pPr>
+              <w:rPr>
+                <w:sz w:val="18"/>
+                <w:szCs w:val="18"/>
+              </w:rPr>
+            </w:pPr>
+            <w:r>
+              <w:rPr>
+                <w:sz w:val="18"/>
+                <w:szCs w:val="18"/>
+              </w:rPr>
               <w:t>eth0_mac=</w:t>
             </w:r>
           </w:p>
         </w:tc>
         <w:tc>
           <w:tcPr>
-            <w:tcW w:w="491" w:type="pct"/>
-          </w:tcPr>
-          <w:p>
-            <w:r>
+            <w:tcW w:w="342" w:type="pct"/>
+          </w:tcPr>
+          <w:p>
+            <w:pPr>
+              <w:rPr>
+                <w:sz w:val="18"/>
+                <w:szCs w:val="18"/>
+              </w:rPr>
+            </w:pPr>
+            <w:r>
+              <w:rPr>
+                <w:sz w:val="18"/>
+                <w:szCs w:val="18"/>
+              </w:rPr>
               <w:t>00:25:90:3D:0E:8C</w:t>
             </w:r>
           </w:p>
         </w:tc>
         <w:tc>
           <w:tcPr>
-            <w:tcW w:w="253" w:type="pct"/>
-          </w:tcPr>
-          <w:p>
-            <w:r>
+            <w:tcW w:w="170" w:type="pct"/>
+          </w:tcPr>
+          <w:p>
+            <w:pPr>
+              <w:rPr>
+                <w:sz w:val="18"/>
+                <w:szCs w:val="18"/>
+              </w:rPr>
+            </w:pPr>
+            <w:r>
+              <w:rPr>
+                <w:sz w:val="18"/>
+                <w:szCs w:val="18"/>
+              </w:rPr>
               <w:t>eth1_ip=</w:t>
             </w:r>
           </w:p>
         </w:tc>
         <w:tc>
           <w:tcPr>
-            <w:tcW w:w="444" w:type="pct"/>
-          </w:tcPr>
-          <w:p/>
-        </w:tc>
-        <w:tc>
-          <w:tcPr>
-            <w:tcW w:w="311" w:type="pct"/>
-          </w:tcPr>
-          <w:p>
-            <w:r>
+            <w:tcW w:w="307" w:type="pct"/>
+          </w:tcPr>
+          <w:p>
+            <w:pPr>
+              <w:rPr>
+                <w:sz w:val="18"/>
+                <w:szCs w:val="18"/>
+              </w:rPr>
+            </w:pPr>
+          </w:p>
+        </w:tc>
+        <w:tc>
+          <w:tcPr>
+            <w:tcW w:w="214" w:type="pct"/>
+          </w:tcPr>
+          <w:p>
+            <w:pPr>
+              <w:rPr>
+                <w:sz w:val="18"/>
+                <w:szCs w:val="18"/>
+              </w:rPr>
+            </w:pPr>
+            <w:r>
+              <w:rPr>
+                <w:sz w:val="18"/>
+                <w:szCs w:val="18"/>
+              </w:rPr>
               <w:t>eth1_mac=</w:t>
             </w:r>
           </w:p>
         </w:tc>
         <w:tc>
           <w:tcPr>
-            <w:tcW w:w="491" w:type="pct"/>
-          </w:tcPr>
-          <w:p>
-            <w:r>
-              <w:t>00:25:90:3D:0E:8</w:t>
-            </w:r>
-            <w:r>
-              <w:t>D</w:t>
-            </w:r>
-          </w:p>
-        </w:tc>
-        <w:tc>
-          <w:tcPr>
-            <w:tcW w:w="376" w:type="pct"/>
-          </w:tcPr>
-          <w:p>
-            <w:r>
-              <w:t>ansible_host=</w:t>
-            </w:r>
-          </w:p>
-        </w:tc>
-        <w:tc>
-          <w:tcPr>
-            <w:tcW w:w="444" w:type="pct"/>
-          </w:tcPr>
-          <w:p/>
-        </w:tc>
-        <w:tc>
-          <w:tcPr>
-            <w:tcW w:w="370" w:type="pct"/>
-          </w:tcPr>
-          <w:p>
-            <w:r>
-              <w:t>ansible_port=</w:t>
-            </w:r>
-          </w:p>
-        </w:tc>
-        <w:tc>
-          <w:tcPr>
-            <w:tcW w:w="110" w:type="pct"/>
-          </w:tcPr>
-          <w:p>
-            <w:r>
+            <w:tcW w:w="342" w:type="pct"/>
+          </w:tcPr>
+          <w:p>
+            <w:pPr>
+              <w:rPr>
+                <w:sz w:val="18"/>
+                <w:szCs w:val="18"/>
+              </w:rPr>
+            </w:pPr>
+            <w:r>
+              <w:rPr>
+                <w:sz w:val="18"/>
+                <w:szCs w:val="18"/>
+              </w:rPr>
+              <w:t>00:25:90:3D:0E:8D</w:t>
+            </w:r>
+          </w:p>
+        </w:tc>
+        <w:tc>
+          <w:tcPr>
+            <w:tcW w:w="259" w:type="pct"/>
+          </w:tcPr>
+          <w:p>
+            <w:pPr>
+              <w:rPr>
+                <w:sz w:val="18"/>
+                <w:szCs w:val="18"/>
+              </w:rPr>
+            </w:pPr>
+            <w:proofErr w:type="spellStart"/>
+            <w:r>
+              <w:rPr>
+                <w:sz w:val="18"/>
+                <w:szCs w:val="18"/>
+              </w:rPr>
+              <w:t>ansible_host</w:t>
+            </w:r>
+            <w:proofErr w:type="spellEnd"/>
+            <w:r>
+              <w:rPr>
+                <w:sz w:val="18"/>
+                <w:szCs w:val="18"/>
+              </w:rPr>
+              <w:t>=</w:t>
+            </w:r>
+          </w:p>
+        </w:tc>
+        <w:tc>
+          <w:tcPr>
+            <w:tcW w:w="307" w:type="pct"/>
+          </w:tcPr>
+          <w:p>
+            <w:pPr>
+              <w:rPr>
+                <w:sz w:val="18"/>
+                <w:szCs w:val="18"/>
+              </w:rPr>
+            </w:pPr>
+          </w:p>
+        </w:tc>
+        <w:tc>
+          <w:tcPr>
+            <w:tcW w:w="254" w:type="pct"/>
+          </w:tcPr>
+          <w:p>
+            <w:pPr>
+              <w:rPr>
+                <w:sz w:val="18"/>
+                <w:szCs w:val="18"/>
+              </w:rPr>
+            </w:pPr>
+            <w:proofErr w:type="spellStart"/>
+            <w:r>
+              <w:rPr>
+                <w:sz w:val="18"/>
+                <w:szCs w:val="18"/>
+              </w:rPr>
+              <w:t>ansible_port</w:t>
+            </w:r>
+            <w:proofErr w:type="spellEnd"/>
+            <w:r>
+              <w:rPr>
+                <w:sz w:val="18"/>
+                <w:szCs w:val="18"/>
+              </w:rPr>
+              <w:t>=</w:t>
+            </w:r>
+          </w:p>
+        </w:tc>
+        <w:tc>
+          <w:tcPr>
+            <w:tcW w:w="66" w:type="pct"/>
+          </w:tcPr>
+          <w:p>
+            <w:pPr>
+              <w:rPr>
+                <w:sz w:val="18"/>
+                <w:szCs w:val="18"/>
+              </w:rPr>
+            </w:pPr>
+            <w:r>
+              <w:rPr>
+                <w:sz w:val="18"/>
+                <w:szCs w:val="18"/>
+              </w:rPr>
               <w:t>22</w:t>
             </w:r>
           </w:p>
         </w:tc>
         <w:tc>
           <w:tcPr>
-            <w:tcW w:w="110" w:type="pct"/>
-          </w:tcPr>
-          <w:p>
-            <w:r>
-              <w:t>ipmi_host=</w:t>
-            </w:r>
-          </w:p>
-        </w:tc>
-        <w:tc>
-          <w:tcPr>
-            <w:tcW w:w="110" w:type="pct"/>
-          </w:tcPr>
-          <w:p>
-            <w:r>
+            <w:tcW w:w="211" w:type="pct"/>
+          </w:tcPr>
+          <w:p>
+            <w:pPr>
+              <w:rPr>
+                <w:sz w:val="18"/>
+                <w:szCs w:val="18"/>
+              </w:rPr>
+            </w:pPr>
+            <w:proofErr w:type="spellStart"/>
+            <w:r>
+              <w:rPr>
+                <w:sz w:val="18"/>
+                <w:szCs w:val="18"/>
+              </w:rPr>
+              <w:t>ipmi_host</w:t>
+            </w:r>
+            <w:proofErr w:type="spellEnd"/>
+            <w:r>
+              <w:rPr>
+                <w:sz w:val="18"/>
+                <w:szCs w:val="18"/>
+              </w:rPr>
+              <w:t>=</w:t>
+            </w:r>
+          </w:p>
+        </w:tc>
+        <w:tc>
+          <w:tcPr>
+            <w:tcW w:w="307" w:type="pct"/>
+          </w:tcPr>
+          <w:p>
+            <w:pPr>
+              <w:rPr>
+                <w:sz w:val="18"/>
+                <w:szCs w:val="18"/>
+              </w:rPr>
+            </w:pPr>
+            <w:r>
+              <w:rPr>
+                <w:sz w:val="18"/>
+                <w:szCs w:val="18"/>
+              </w:rPr>
               <w:t>192.168.105.106</w:t>
             </w:r>
           </w:p>
         </w:tc>
         <w:tc>
           <w:tcPr>
-            <w:tcW w:w="110" w:type="pct"/>
-          </w:tcPr>
-          <w:p>
-            <w:r>
-              <w:t>ipmi_mac=</w:t>
-            </w:r>
-          </w:p>
-        </w:tc>
-        <w:tc>
-          <w:tcPr>
-            <w:tcW w:w="110" w:type="pct"/>
-          </w:tcPr>
-          <w:p>
-            <w:r>
+            <w:tcW w:w="211" w:type="pct"/>
+          </w:tcPr>
+          <w:p>
+            <w:pPr>
+              <w:rPr>
+                <w:sz w:val="18"/>
+                <w:szCs w:val="18"/>
+              </w:rPr>
+            </w:pPr>
+            <w:proofErr w:type="spellStart"/>
+            <w:r>
+              <w:rPr>
+                <w:sz w:val="18"/>
+                <w:szCs w:val="18"/>
+              </w:rPr>
+              <w:t>ipmi_mac</w:t>
+            </w:r>
+            <w:proofErr w:type="spellEnd"/>
+            <w:r>
+              <w:rPr>
+                <w:sz w:val="18"/>
+                <w:szCs w:val="18"/>
+              </w:rPr>
+              <w:t>=</w:t>
+            </w:r>
+          </w:p>
+        </w:tc>
+        <w:tc>
+          <w:tcPr>
+            <w:tcW w:w="335" w:type="pct"/>
+          </w:tcPr>
+          <w:p>
+            <w:pPr>
+              <w:rPr>
+                <w:sz w:val="18"/>
+                <w:szCs w:val="18"/>
+              </w:rPr>
+            </w:pPr>
+            <w:r>
+              <w:rPr>
+                <w:sz w:val="18"/>
+                <w:szCs w:val="18"/>
+              </w:rPr>
               <w:t>00:25:90:58:03:8F</w:t>
             </w:r>
+          </w:p>
+        </w:tc>
+        <w:tc>
+          <w:tcPr>
+            <w:tcW w:w="115" w:type="pct"/>
+          </w:tcPr>
+          <w:p>
+            <w:pPr>
+              <w:rPr>
+                <w:sz w:val="18"/>
+                <w:szCs w:val="18"/>
+              </w:rPr>
+            </w:pPr>
+            <w:proofErr w:type="spellStart"/>
+            <w:r>
+              <w:rPr>
+                <w:sz w:val="18"/>
+                <w:szCs w:val="18"/>
+              </w:rPr>
+              <w:t>os_id</w:t>
+            </w:r>
+            <w:proofErr w:type="spellEnd"/>
+            <w:r>
+              <w:rPr>
+                <w:sz w:val="18"/>
+                <w:szCs w:val="18"/>
+              </w:rPr>
+              <w:t>=</w:t>
+            </w:r>
+          </w:p>
+        </w:tc>
+        <w:tc>
+          <w:tcPr>
+            <w:tcW w:w="122" w:type="pct"/>
+          </w:tcPr>
+          <w:p>
+            <w:pPr>
+              <w:rPr>
+                <w:sz w:val="18"/>
+                <w:szCs w:val="18"/>
+              </w:rPr>
+            </w:pPr>
+            <w:r>
+              <w:rPr>
+                <w:sz w:val="18"/>
+                <w:szCs w:val="18"/>
+              </w:rPr>
+              <w:t>ubuntu</w:t>
+            </w:r>
+          </w:p>
+        </w:tc>
+        <w:tc>
+          <w:tcPr>
+            <w:tcW w:w="216" w:type="pct"/>
+          </w:tcPr>
+          <w:p>
+            <w:pPr>
+              <w:rPr>
+                <w:sz w:val="18"/>
+                <w:szCs w:val="18"/>
+              </w:rPr>
+            </w:pPr>
+            <w:proofErr w:type="spellStart"/>
+            <w:r>
+              <w:rPr>
+                <w:sz w:val="18"/>
+                <w:szCs w:val="18"/>
+              </w:rPr>
+              <w:t>os_version_id</w:t>
+            </w:r>
+            <w:proofErr w:type="spellEnd"/>
+            <w:r>
+              <w:rPr>
+                <w:sz w:val="18"/>
+                <w:szCs w:val="18"/>
+              </w:rPr>
+              <w:t>=</w:t>
+            </w:r>
+          </w:p>
+        </w:tc>
+        <w:tc>
+          <w:tcPr>
+            <w:tcW w:w="103" w:type="pct"/>
+          </w:tcPr>
+          <w:p>
+            <w:pPr>
+              <w:rPr>
+                <w:sz w:val="18"/>
+                <w:szCs w:val="18"/>
+              </w:rPr>
+            </w:pPr>
+            <w:r>
+              <w:rPr>
+                <w:sz w:val="18"/>
+                <w:szCs w:val="18"/>
+              </w:rPr>
+              <w:t>26.04</w:t>
+            </w:r>
+          </w:p>
+        </w:tc>
+        <w:tc>
+          <w:tcPr>
+            <w:tcW w:w="178" w:type="pct"/>
+          </w:tcPr>
+          <w:p>
+            <w:pPr>
+              <w:rPr>
+                <w:sz w:val="18"/>
+                <w:szCs w:val="18"/>
+              </w:rPr>
+            </w:pPr>
+            <w:r>
+              <w:rPr>
+                <w:sz w:val="18"/>
+                <w:szCs w:val="18"/>
+              </w:rPr>
+              <w:t>customise=</w:t>
+            </w:r>
+          </w:p>
+        </w:tc>
+        <w:tc>
+          <w:tcPr>
+            <w:tcW w:w="70" w:type="pct"/>
+          </w:tcPr>
+          <w:p>
+            <w:pPr>
+              <w:rPr>
+                <w:sz w:val="18"/>
+                <w:szCs w:val="18"/>
+              </w:rPr>
+            </w:pPr>
           </w:p>
         </w:tc>
       </w:tr>
       <w:tr>
         <w:tc>
           <w:tcPr>
-            <w:tcW w:w="294" w:type="pct"/>
-          </w:tcPr>
-          <w:p>
-            <w:r>
+            <w:tcW w:w="200" w:type="pct"/>
+          </w:tcPr>
+          <w:p>
+            <w:pPr>
+              <w:rPr>
+                <w:sz w:val="18"/>
+                <w:szCs w:val="18"/>
+              </w:rPr>
+            </w:pPr>
+            <w:r>
+              <w:rPr>
+                <w:sz w:val="18"/>
+                <w:szCs w:val="18"/>
+              </w:rPr>
               <w:t>blade-1-7</w:t>
             </w:r>
           </w:p>
         </w:tc>
         <w:tc>
           <w:tcPr>
-            <w:tcW w:w="253" w:type="pct"/>
-          </w:tcPr>
-          <w:p>
-            <w:r>
+            <w:tcW w:w="170" w:type="pct"/>
+          </w:tcPr>
+          <w:p>
+            <w:pPr>
+              <w:rPr>
+                <w:sz w:val="18"/>
+                <w:szCs w:val="18"/>
+              </w:rPr>
+            </w:pPr>
+            <w:r>
+              <w:rPr>
+                <w:sz w:val="18"/>
+                <w:szCs w:val="18"/>
+              </w:rPr>
               <w:t>eth0_ip=</w:t>
             </w:r>
           </w:p>
         </w:tc>
         <w:tc>
           <w:tcPr>
-            <w:tcW w:w="414" w:type="pct"/>
-          </w:tcPr>
-          <w:p>
-            <w:r>
+            <w:tcW w:w="287" w:type="pct"/>
+          </w:tcPr>
+          <w:p>
+            <w:pPr>
+              <w:rPr>
+                <w:sz w:val="18"/>
+                <w:szCs w:val="18"/>
+              </w:rPr>
+            </w:pPr>
+            <w:r>
+              <w:rPr>
+                <w:sz w:val="18"/>
+                <w:szCs w:val="18"/>
+              </w:rPr>
               <w:t>192.168.20.229</w:t>
             </w:r>
           </w:p>
         </w:tc>
         <w:tc>
           <w:tcPr>
-            <w:tcW w:w="311" w:type="pct"/>
-          </w:tcPr>
-          <w:p>
-            <w:r>
+            <w:tcW w:w="214" w:type="pct"/>
+          </w:tcPr>
+          <w:p>
+            <w:pPr>
+              <w:rPr>
+                <w:sz w:val="18"/>
+                <w:szCs w:val="18"/>
+              </w:rPr>
+            </w:pPr>
+            <w:r>
+              <w:rPr>
+                <w:sz w:val="18"/>
+                <w:szCs w:val="18"/>
+              </w:rPr>
               <w:t>eth0_mac=</w:t>
             </w:r>
           </w:p>
         </w:tc>
         <w:tc>
           <w:tcPr>
-            <w:tcW w:w="491" w:type="pct"/>
-          </w:tcPr>
-          <w:p>
-            <w:r>
+            <w:tcW w:w="342" w:type="pct"/>
+          </w:tcPr>
+          <w:p>
+            <w:pPr>
+              <w:rPr>
+                <w:sz w:val="18"/>
+                <w:szCs w:val="18"/>
+              </w:rPr>
+            </w:pPr>
+            <w:r>
+              <w:rPr>
+                <w:sz w:val="18"/>
+                <w:szCs w:val="18"/>
+              </w:rPr>
               <w:t>00:25:90:3D:0F:40</w:t>
             </w:r>
           </w:p>
         </w:tc>
         <w:tc>
           <w:tcPr>
-            <w:tcW w:w="253" w:type="pct"/>
-          </w:tcPr>
-          <w:p>
-            <w:r>
+            <w:tcW w:w="170" w:type="pct"/>
+          </w:tcPr>
+          <w:p>
+            <w:pPr>
+              <w:rPr>
+                <w:sz w:val="18"/>
+                <w:szCs w:val="18"/>
+              </w:rPr>
+            </w:pPr>
+            <w:r>
+              <w:rPr>
+                <w:sz w:val="18"/>
+                <w:szCs w:val="18"/>
+              </w:rPr>
               <w:t>eth1_ip=</w:t>
             </w:r>
           </w:p>
         </w:tc>
         <w:tc>
           <w:tcPr>
-            <w:tcW w:w="444" w:type="pct"/>
-          </w:tcPr>
-          <w:p/>
-        </w:tc>
-        <w:tc>
-          <w:tcPr>
-            <w:tcW w:w="311" w:type="pct"/>
-          </w:tcPr>
-          <w:p>
-            <w:r>
+            <w:tcW w:w="307" w:type="pct"/>
+          </w:tcPr>
+          <w:p>
+            <w:pPr>
+              <w:rPr>
+                <w:sz w:val="18"/>
+                <w:szCs w:val="18"/>
+              </w:rPr>
+            </w:pPr>
+          </w:p>
+        </w:tc>
+        <w:tc>
+          <w:tcPr>
+            <w:tcW w:w="214" w:type="pct"/>
+          </w:tcPr>
+          <w:p>
+            <w:pPr>
+              <w:rPr>
+                <w:sz w:val="18"/>
+                <w:szCs w:val="18"/>
+              </w:rPr>
+            </w:pPr>
+            <w:r>
+              <w:rPr>
+                <w:sz w:val="18"/>
+                <w:szCs w:val="18"/>
+              </w:rPr>
               <w:t>eth1_mac=</w:t>
             </w:r>
           </w:p>
         </w:tc>
         <w:tc>
           <w:tcPr>
-            <w:tcW w:w="491" w:type="pct"/>
-          </w:tcPr>
-          <w:p>
-            <w:r>
+            <w:tcW w:w="342" w:type="pct"/>
+          </w:tcPr>
+          <w:p>
+            <w:pPr>
+              <w:rPr>
+                <w:sz w:val="18"/>
+                <w:szCs w:val="18"/>
+              </w:rPr>
+            </w:pPr>
+            <w:r>
+              <w:rPr>
+                <w:sz w:val="18"/>
+                <w:szCs w:val="18"/>
+              </w:rPr>
               <w:t>00:25:90:3D:0F:41</w:t>
             </w:r>
           </w:p>
         </w:tc>
         <w:tc>
           <w:tcPr>
-            <w:tcW w:w="376" w:type="pct"/>
-          </w:tcPr>
-          <w:p>
-            <w:r>
-              <w:t>ansible_host=</w:t>
-            </w:r>
-          </w:p>
-        </w:tc>
-        <w:tc>
-          <w:tcPr>
-            <w:tcW w:w="444" w:type="pct"/>
-          </w:tcPr>
-          <w:p/>
-        </w:tc>
-        <w:tc>
-          <w:tcPr>
-            <w:tcW w:w="370" w:type="pct"/>
-          </w:tcPr>
-          <w:p>
-            <w:r>
-              <w:t>ansible_port=</w:t>
-            </w:r>
-          </w:p>
-        </w:tc>
-        <w:tc>
-          <w:tcPr>
-            <w:tcW w:w="110" w:type="pct"/>
-          </w:tcPr>
-          <w:p>
-            <w:r>
+            <w:tcW w:w="259" w:type="pct"/>
+          </w:tcPr>
+          <w:p>
+            <w:pPr>
+              <w:rPr>
+                <w:sz w:val="18"/>
+                <w:szCs w:val="18"/>
+              </w:rPr>
+            </w:pPr>
+            <w:proofErr w:type="spellStart"/>
+            <w:r>
+              <w:rPr>
+                <w:sz w:val="18"/>
+                <w:szCs w:val="18"/>
+              </w:rPr>
+              <w:t>ansible_host</w:t>
+            </w:r>
+            <w:proofErr w:type="spellEnd"/>
+            <w:r>
+              <w:rPr>
+                <w:sz w:val="18"/>
+                <w:szCs w:val="18"/>
+              </w:rPr>
+              <w:t>=</w:t>
+            </w:r>
+          </w:p>
+        </w:tc>
+        <w:tc>
+          <w:tcPr>
+            <w:tcW w:w="307" w:type="pct"/>
+          </w:tcPr>
+          <w:p>
+            <w:pPr>
+              <w:rPr>
+                <w:sz w:val="18"/>
+                <w:szCs w:val="18"/>
+              </w:rPr>
+            </w:pPr>
+          </w:p>
+        </w:tc>
+        <w:tc>
+          <w:tcPr>
+            <w:tcW w:w="254" w:type="pct"/>
+          </w:tcPr>
+          <w:p>
+            <w:pPr>
+              <w:rPr>
+                <w:sz w:val="18"/>
+                <w:szCs w:val="18"/>
+              </w:rPr>
+            </w:pPr>
+            <w:proofErr w:type="spellStart"/>
+            <w:r>
+              <w:rPr>
+                <w:sz w:val="18"/>
+                <w:szCs w:val="18"/>
+              </w:rPr>
+              <w:t>ansible_port</w:t>
+            </w:r>
+            <w:proofErr w:type="spellEnd"/>
+            <w:r>
+              <w:rPr>
+                <w:sz w:val="18"/>
+                <w:szCs w:val="18"/>
+              </w:rPr>
+              <w:t>=</w:t>
+            </w:r>
+          </w:p>
+        </w:tc>
+        <w:tc>
+          <w:tcPr>
+            <w:tcW w:w="66" w:type="pct"/>
+          </w:tcPr>
+          <w:p>
+            <w:pPr>
+              <w:rPr>
+                <w:sz w:val="18"/>
+                <w:szCs w:val="18"/>
+              </w:rPr>
+            </w:pPr>
+            <w:r>
+              <w:rPr>
+                <w:sz w:val="18"/>
+                <w:szCs w:val="18"/>
+              </w:rPr>
               <w:t>22</w:t>
             </w:r>
           </w:p>
         </w:tc>
         <w:tc>
           <w:tcPr>
-            <w:tcW w:w="110" w:type="pct"/>
-          </w:tcPr>
-          <w:p>
-            <w:r>
-              <w:t>ipmi_host=</w:t>
-            </w:r>
-          </w:p>
-        </w:tc>
-        <w:tc>
-          <w:tcPr>
-            <w:tcW w:w="110" w:type="pct"/>
-          </w:tcPr>
-          <w:p>
-            <w:r>
+            <w:tcW w:w="211" w:type="pct"/>
+          </w:tcPr>
+          <w:p>
+            <w:pPr>
+              <w:rPr>
+                <w:sz w:val="18"/>
+                <w:szCs w:val="18"/>
+              </w:rPr>
+            </w:pPr>
+            <w:proofErr w:type="spellStart"/>
+            <w:r>
+              <w:rPr>
+                <w:sz w:val="18"/>
+                <w:szCs w:val="18"/>
+              </w:rPr>
+              <w:t>ipmi_host</w:t>
+            </w:r>
+            <w:proofErr w:type="spellEnd"/>
+            <w:r>
+              <w:rPr>
+                <w:sz w:val="18"/>
+                <w:szCs w:val="18"/>
+              </w:rPr>
+              <w:t>=</w:t>
+            </w:r>
+          </w:p>
+        </w:tc>
+        <w:tc>
+          <w:tcPr>
+            <w:tcW w:w="307" w:type="pct"/>
+          </w:tcPr>
+          <w:p>
+            <w:pPr>
+              <w:rPr>
+                <w:sz w:val="18"/>
+                <w:szCs w:val="18"/>
+              </w:rPr>
+            </w:pPr>
+            <w:r>
+              <w:rPr>
+                <w:sz w:val="18"/>
+                <w:szCs w:val="18"/>
+              </w:rPr>
               <w:t>192.168.105.107</w:t>
             </w:r>
           </w:p>
         </w:tc>
         <w:tc>
           <w:tcPr>
-            <w:tcW w:w="110" w:type="pct"/>
-          </w:tcPr>
-          <w:p>
-            <w:r>
-              <w:t>ipmi_mac=</w:t>
-            </w:r>
-          </w:p>
-        </w:tc>
-        <w:tc>
-          <w:tcPr>
-            <w:tcW w:w="110" w:type="pct"/>
-          </w:tcPr>
-          <w:p>
-            <w:r>
+            <w:tcW w:w="211" w:type="pct"/>
+          </w:tcPr>
+          <w:p>
+            <w:pPr>
+              <w:rPr>
+                <w:sz w:val="18"/>
+                <w:szCs w:val="18"/>
+              </w:rPr>
+            </w:pPr>
+            <w:proofErr w:type="spellStart"/>
+            <w:r>
+              <w:rPr>
+                <w:sz w:val="18"/>
+                <w:szCs w:val="18"/>
+              </w:rPr>
+              <w:t>ipmi_mac</w:t>
+            </w:r>
+            <w:proofErr w:type="spellEnd"/>
+            <w:r>
+              <w:rPr>
+                <w:sz w:val="18"/>
+                <w:szCs w:val="18"/>
+              </w:rPr>
+              <w:t>=</w:t>
+            </w:r>
+          </w:p>
+        </w:tc>
+        <w:tc>
+          <w:tcPr>
+            <w:tcW w:w="335" w:type="pct"/>
+          </w:tcPr>
+          <w:p>
+            <w:pPr>
+              <w:rPr>
+                <w:sz w:val="18"/>
+                <w:szCs w:val="18"/>
+              </w:rPr>
+            </w:pPr>
+            <w:r>
+              <w:rPr>
+                <w:sz w:val="18"/>
+                <w:szCs w:val="18"/>
+              </w:rPr>
               <w:t>00:25:90:54:6D:32</w:t>
             </w:r>
+          </w:p>
+        </w:tc>
+        <w:tc>
+          <w:tcPr>
+            <w:tcW w:w="115" w:type="pct"/>
+          </w:tcPr>
+          <w:p>
+            <w:pPr>
+              <w:rPr>
+                <w:sz w:val="18"/>
+                <w:szCs w:val="18"/>
+              </w:rPr>
+            </w:pPr>
+            <w:proofErr w:type="spellStart"/>
+            <w:r>
+              <w:rPr>
+                <w:sz w:val="18"/>
+                <w:szCs w:val="18"/>
+              </w:rPr>
+              <w:t>os_id</w:t>
+            </w:r>
+            <w:proofErr w:type="spellEnd"/>
+            <w:r>
+              <w:rPr>
+                <w:sz w:val="18"/>
+                <w:szCs w:val="18"/>
+              </w:rPr>
+              <w:t>=</w:t>
+            </w:r>
+          </w:p>
+        </w:tc>
+        <w:tc>
+          <w:tcPr>
+            <w:tcW w:w="122" w:type="pct"/>
+          </w:tcPr>
+          <w:p>
+            <w:pPr>
+              <w:rPr>
+                <w:sz w:val="18"/>
+                <w:szCs w:val="18"/>
+              </w:rPr>
+            </w:pPr>
+            <w:r>
+              <w:rPr>
+                <w:sz w:val="18"/>
+                <w:szCs w:val="18"/>
+              </w:rPr>
+              <w:t>ubuntu</w:t>
+            </w:r>
+          </w:p>
+        </w:tc>
+        <w:tc>
+          <w:tcPr>
+            <w:tcW w:w="216" w:type="pct"/>
+          </w:tcPr>
+          <w:p>
+            <w:pPr>
+              <w:rPr>
+                <w:sz w:val="18"/>
+                <w:szCs w:val="18"/>
+              </w:rPr>
+            </w:pPr>
+            <w:proofErr w:type="spellStart"/>
+            <w:r>
+              <w:rPr>
+                <w:sz w:val="18"/>
+                <w:szCs w:val="18"/>
+              </w:rPr>
+              <w:t>os_version_id</w:t>
+            </w:r>
+            <w:proofErr w:type="spellEnd"/>
+            <w:r>
+              <w:rPr>
+                <w:sz w:val="18"/>
+                <w:szCs w:val="18"/>
+              </w:rPr>
+              <w:t>=</w:t>
+            </w:r>
+          </w:p>
+        </w:tc>
+        <w:tc>
+          <w:tcPr>
+            <w:tcW w:w="103" w:type="pct"/>
+          </w:tcPr>
+          <w:p>
+            <w:pPr>
+              <w:rPr>
+                <w:sz w:val="18"/>
+                <w:szCs w:val="18"/>
+              </w:rPr>
+            </w:pPr>
+            <w:r>
+              <w:rPr>
+                <w:sz w:val="18"/>
+                <w:szCs w:val="18"/>
+              </w:rPr>
+              <w:t>26.04</w:t>
+            </w:r>
+          </w:p>
+        </w:tc>
+        <w:tc>
+          <w:tcPr>
+            <w:tcW w:w="178" w:type="pct"/>
+          </w:tcPr>
+          <w:p>
+            <w:pPr>
+              <w:rPr>
+                <w:sz w:val="18"/>
+                <w:szCs w:val="18"/>
+              </w:rPr>
+            </w:pPr>
+            <w:r>
+              <w:rPr>
+                <w:sz w:val="18"/>
+                <w:szCs w:val="18"/>
+              </w:rPr>
+              <w:t>customise=</w:t>
+            </w:r>
+          </w:p>
+        </w:tc>
+        <w:tc>
+          <w:tcPr>
+            <w:tcW w:w="70" w:type="pct"/>
+          </w:tcPr>
+          <w:p>
+            <w:pPr>
+              <w:rPr>
+                <w:sz w:val="18"/>
+                <w:szCs w:val="18"/>
+              </w:rPr>
+            </w:pPr>
           </w:p>
         </w:tc>
       </w:tr>
       <w:tr>
         <w:tc>
           <w:tcPr>
-            <w:tcW w:w="294" w:type="pct"/>
-          </w:tcPr>
-          <w:p>
-            <w:r>
+            <w:tcW w:w="200" w:type="pct"/>
+          </w:tcPr>
+          <w:p>
+            <w:pPr>
+              <w:rPr>
+                <w:sz w:val="18"/>
+                <w:szCs w:val="18"/>
+              </w:rPr>
+            </w:pPr>
+            <w:r>
+              <w:rPr>
+                <w:sz w:val="18"/>
+                <w:szCs w:val="18"/>
+              </w:rPr>
               <w:t>blade-1-8</w:t>
             </w:r>
           </w:p>
         </w:tc>
         <w:tc>
           <w:tcPr>
-            <w:tcW w:w="253" w:type="pct"/>
-          </w:tcPr>
-          <w:p>
-            <w:r>
+            <w:tcW w:w="170" w:type="pct"/>
+          </w:tcPr>
+          <w:p>
+            <w:pPr>
+              <w:rPr>
+                <w:sz w:val="18"/>
+                <w:szCs w:val="18"/>
+              </w:rPr>
+            </w:pPr>
+            <w:r>
+              <w:rPr>
+                <w:sz w:val="18"/>
+                <w:szCs w:val="18"/>
+              </w:rPr>
               <w:t>eth0_ip=</w:t>
             </w:r>
           </w:p>
         </w:tc>
         <w:tc>
           <w:tcPr>
-            <w:tcW w:w="414" w:type="pct"/>
-          </w:tcPr>
-          <w:p>
-            <w:r>
-              <w:t>192.168.20.</w:t>
-            </w:r>
-            <w:r>
-              <w:t>100</w:t>
-            </w:r>
-          </w:p>
-        </w:tc>
-        <w:tc>
-          <w:tcPr>
-            <w:tcW w:w="311" w:type="pct"/>
-          </w:tcPr>
-          <w:p>
-            <w:r>
+            <w:tcW w:w="287" w:type="pct"/>
+          </w:tcPr>
+          <w:p>
+            <w:pPr>
+              <w:rPr>
+                <w:sz w:val="18"/>
+                <w:szCs w:val="18"/>
+              </w:rPr>
+            </w:pPr>
+            <w:r>
+              <w:rPr>
+                <w:sz w:val="18"/>
+                <w:szCs w:val="18"/>
+              </w:rPr>
+              <w:t>192.168.20.100</w:t>
+            </w:r>
+          </w:p>
+        </w:tc>
+        <w:tc>
+          <w:tcPr>
+            <w:tcW w:w="214" w:type="pct"/>
+          </w:tcPr>
+          <w:p>
+            <w:pPr>
+              <w:rPr>
+                <w:sz w:val="18"/>
+                <w:szCs w:val="18"/>
+              </w:rPr>
+            </w:pPr>
+            <w:r>
+              <w:rPr>
+                <w:sz w:val="18"/>
+                <w:szCs w:val="18"/>
+              </w:rPr>
               <w:t>eth0_mac=</w:t>
             </w:r>
           </w:p>
         </w:tc>
         <w:tc>
           <w:tcPr>
-            <w:tcW w:w="491" w:type="pct"/>
-          </w:tcPr>
-          <w:p>
-            <w:r>
+            <w:tcW w:w="342" w:type="pct"/>
+          </w:tcPr>
+          <w:p>
+            <w:pPr>
+              <w:rPr>
+                <w:sz w:val="18"/>
+                <w:szCs w:val="18"/>
+              </w:rPr>
+            </w:pPr>
+            <w:r>
+              <w:rPr>
+                <w:sz w:val="18"/>
+                <w:szCs w:val="18"/>
+              </w:rPr>
               <w:t>00:25:90:3D:0F:BA</w:t>
             </w:r>
           </w:p>
         </w:tc>
         <w:tc>
           <w:tcPr>
-            <w:tcW w:w="253" w:type="pct"/>
-          </w:tcPr>
-          <w:p>
-            <w:r>
+            <w:tcW w:w="170" w:type="pct"/>
+          </w:tcPr>
+          <w:p>
+            <w:pPr>
+              <w:rPr>
+                <w:sz w:val="18"/>
+                <w:szCs w:val="18"/>
+              </w:rPr>
+            </w:pPr>
+            <w:r>
+              <w:rPr>
+                <w:sz w:val="18"/>
+                <w:szCs w:val="18"/>
+              </w:rPr>
               <w:t>eth1_ip=</w:t>
             </w:r>
           </w:p>
         </w:tc>
         <w:tc>
           <w:tcPr>
-            <w:tcW w:w="444" w:type="pct"/>
-          </w:tcPr>
-          <w:p>
-            <w:r>
+            <w:tcW w:w="307" w:type="pct"/>
+          </w:tcPr>
+          <w:p>
+            <w:pPr>
+              <w:rPr>
+                <w:sz w:val="18"/>
+                <w:szCs w:val="18"/>
+              </w:rPr>
+            </w:pPr>
+            <w:r>
+              <w:rPr>
+                <w:sz w:val="18"/>
+                <w:szCs w:val="18"/>
+              </w:rPr>
               <w:t>192.168.105.118</w:t>
             </w:r>
           </w:p>
         </w:tc>
         <w:tc>
           <w:tcPr>
-            <w:tcW w:w="311" w:type="pct"/>
-          </w:tcPr>
-          <w:p>
-            <w:r>
+            <w:tcW w:w="214" w:type="pct"/>
+          </w:tcPr>
+          <w:p>
+            <w:pPr>
+              <w:rPr>
+                <w:sz w:val="18"/>
+                <w:szCs w:val="18"/>
+              </w:rPr>
+            </w:pPr>
+            <w:r>
+              <w:rPr>
+                <w:sz w:val="18"/>
+                <w:szCs w:val="18"/>
+              </w:rPr>
               <w:t>eth1_mac=</w:t>
             </w:r>
           </w:p>
         </w:tc>
         <w:tc>
           <w:tcPr>
-            <w:tcW w:w="491" w:type="pct"/>
-          </w:tcPr>
-          <w:p>
-            <w:r>
+            <w:tcW w:w="342" w:type="pct"/>
+          </w:tcPr>
+          <w:p>
+            <w:pPr>
+              <w:rPr>
+                <w:sz w:val="18"/>
+                <w:szCs w:val="18"/>
+              </w:rPr>
+            </w:pPr>
+            <w:r>
+              <w:rPr>
+                <w:sz w:val="18"/>
+                <w:szCs w:val="18"/>
+              </w:rPr>
               <w:t>00:25:90:3D:0F:BB</w:t>
             </w:r>
           </w:p>
         </w:tc>
         <w:tc>
           <w:tcPr>
-            <w:tcW w:w="376" w:type="pct"/>
-          </w:tcPr>
-          <w:p>
-            <w:r>
-              <w:t>ansible_host=</w:t>
-            </w:r>
-          </w:p>
-        </w:tc>
-        <w:tc>
-          <w:tcPr>
-            <w:tcW w:w="444" w:type="pct"/>
-          </w:tcPr>
-          <w:p>
-            <w:r>
+            <w:tcW w:w="259" w:type="pct"/>
+          </w:tcPr>
+          <w:p>
+            <w:pPr>
+              <w:rPr>
+                <w:sz w:val="18"/>
+                <w:szCs w:val="18"/>
+              </w:rPr>
+            </w:pPr>
+            <w:proofErr w:type="spellStart"/>
+            <w:r>
+              <w:rPr>
+                <w:sz w:val="18"/>
+                <w:szCs w:val="18"/>
+              </w:rPr>
+              <w:t>ansible_host</w:t>
+            </w:r>
+            <w:proofErr w:type="spellEnd"/>
+            <w:r>
+              <w:rPr>
+                <w:sz w:val="18"/>
+                <w:szCs w:val="18"/>
+              </w:rPr>
+              <w:t>=</w:t>
+            </w:r>
+          </w:p>
+        </w:tc>
+        <w:tc>
+          <w:tcPr>
+            <w:tcW w:w="307" w:type="pct"/>
+          </w:tcPr>
+          <w:p>
+            <w:pPr>
+              <w:rPr>
+                <w:sz w:val="18"/>
+                <w:szCs w:val="18"/>
+              </w:rPr>
+            </w:pPr>
+            <w:r>
+              <w:rPr>
+                <w:sz w:val="18"/>
+                <w:szCs w:val="18"/>
+              </w:rPr>
               <w:t>192.168.105.118</w:t>
             </w:r>
           </w:p>
         </w:tc>
         <w:tc>
           <w:tcPr>
-            <w:tcW w:w="370" w:type="pct"/>
-          </w:tcPr>
-          <w:p>
-            <w:r>
-              <w:t>ansible_port=</w:t>
-            </w:r>
-          </w:p>
-        </w:tc>
-        <w:tc>
-          <w:tcPr>
-            <w:tcW w:w="110" w:type="pct"/>
-          </w:tcPr>
-          <w:p>
-            <w:r>
+            <w:tcW w:w="254" w:type="pct"/>
+          </w:tcPr>
+          <w:p>
+            <w:pPr>
+              <w:rPr>
+                <w:sz w:val="18"/>
+                <w:szCs w:val="18"/>
+              </w:rPr>
+            </w:pPr>
+            <w:proofErr w:type="spellStart"/>
+            <w:r>
+              <w:rPr>
+                <w:sz w:val="18"/>
+                <w:szCs w:val="18"/>
+              </w:rPr>
+              <w:t>ansible_port</w:t>
+            </w:r>
+            <w:proofErr w:type="spellEnd"/>
+            <w:r>
+              <w:rPr>
+                <w:sz w:val="18"/>
+                <w:szCs w:val="18"/>
+              </w:rPr>
+              <w:t>=</w:t>
+            </w:r>
+          </w:p>
+        </w:tc>
+        <w:tc>
+          <w:tcPr>
+            <w:tcW w:w="66" w:type="pct"/>
+          </w:tcPr>
+          <w:p>
+            <w:pPr>
+              <w:rPr>
+                <w:sz w:val="18"/>
+                <w:szCs w:val="18"/>
+              </w:rPr>
+            </w:pPr>
+            <w:r>
+              <w:rPr>
+                <w:sz w:val="18"/>
+                <w:szCs w:val="18"/>
+              </w:rPr>
               <w:t>22</w:t>
             </w:r>
           </w:p>
         </w:tc>
         <w:tc>
           <w:tcPr>
-            <w:tcW w:w="110" w:type="pct"/>
-          </w:tcPr>
-          <w:p>
-            <w:r>
-              <w:t>ipmi_host=</w:t>
-            </w:r>
-          </w:p>
-        </w:tc>
-        <w:tc>
-          <w:tcPr>
-            <w:tcW w:w="110" w:type="pct"/>
-          </w:tcPr>
-          <w:p>
-            <w:r>
+            <w:tcW w:w="211" w:type="pct"/>
+          </w:tcPr>
+          <w:p>
+            <w:pPr>
+              <w:rPr>
+                <w:sz w:val="18"/>
+                <w:szCs w:val="18"/>
+              </w:rPr>
+            </w:pPr>
+            <w:proofErr w:type="spellStart"/>
+            <w:r>
+              <w:rPr>
+                <w:sz w:val="18"/>
+                <w:szCs w:val="18"/>
+              </w:rPr>
+              <w:t>ipmi_host</w:t>
+            </w:r>
+            <w:proofErr w:type="spellEnd"/>
+            <w:r>
+              <w:rPr>
+                <w:sz w:val="18"/>
+                <w:szCs w:val="18"/>
+              </w:rPr>
+              <w:t>=</w:t>
+            </w:r>
+          </w:p>
+        </w:tc>
+        <w:tc>
+          <w:tcPr>
+            <w:tcW w:w="307" w:type="pct"/>
+          </w:tcPr>
+          <w:p>
+            <w:pPr>
+              <w:rPr>
+                <w:sz w:val="18"/>
+                <w:szCs w:val="18"/>
+              </w:rPr>
+            </w:pPr>
+            <w:r>
+              <w:rPr>
+                <w:sz w:val="18"/>
+                <w:szCs w:val="18"/>
+              </w:rPr>
               <w:t>192.168.105.108</w:t>
             </w:r>
           </w:p>
         </w:tc>
         <w:tc>
           <w:tcPr>
-            <w:tcW w:w="110" w:type="pct"/>
-          </w:tcPr>
-          <w:p>
-            <w:r>
-              <w:t>ipmi_mac=</w:t>
-            </w:r>
-          </w:p>
-        </w:tc>
-        <w:tc>
-          <w:tcPr>
-            <w:tcW w:w="110" w:type="pct"/>
-          </w:tcPr>
-          <w:p>
-            <w:r>
+            <w:tcW w:w="211" w:type="pct"/>
+          </w:tcPr>
+          <w:p>
+            <w:pPr>
+              <w:rPr>
+                <w:sz w:val="18"/>
+                <w:szCs w:val="18"/>
+              </w:rPr>
+            </w:pPr>
+            <w:proofErr w:type="spellStart"/>
+            <w:r>
+              <w:rPr>
+                <w:sz w:val="18"/>
+                <w:szCs w:val="18"/>
+              </w:rPr>
+              <w:t>ipmi_mac</w:t>
+            </w:r>
+            <w:proofErr w:type="spellEnd"/>
+            <w:r>
+              <w:rPr>
+                <w:sz w:val="18"/>
+                <w:szCs w:val="18"/>
+              </w:rPr>
+              <w:t>=</w:t>
+            </w:r>
+          </w:p>
+        </w:tc>
+        <w:tc>
+          <w:tcPr>
+            <w:tcW w:w="335" w:type="pct"/>
+          </w:tcPr>
+          <w:p>
+            <w:pPr>
+              <w:rPr>
+                <w:sz w:val="18"/>
+                <w:szCs w:val="18"/>
+              </w:rPr>
+            </w:pPr>
+            <w:r>
+              <w:rPr>
+                <w:sz w:val="18"/>
+                <w:szCs w:val="18"/>
+              </w:rPr>
               <w:t>00:25:90:58:03:30</w:t>
             </w:r>
+          </w:p>
+        </w:tc>
+        <w:tc>
+          <w:tcPr>
+            <w:tcW w:w="115" w:type="pct"/>
+          </w:tcPr>
+          <w:p>
+            <w:pPr>
+              <w:rPr>
+                <w:sz w:val="18"/>
+                <w:szCs w:val="18"/>
+              </w:rPr>
+            </w:pPr>
+            <w:proofErr w:type="spellStart"/>
+            <w:r>
+              <w:rPr>
+                <w:sz w:val="18"/>
+                <w:szCs w:val="18"/>
+              </w:rPr>
+              <w:t>os_id</w:t>
+            </w:r>
+            <w:proofErr w:type="spellEnd"/>
+            <w:r>
+              <w:rPr>
+                <w:sz w:val="18"/>
+                <w:szCs w:val="18"/>
+              </w:rPr>
+              <w:t>=</w:t>
+            </w:r>
+          </w:p>
+        </w:tc>
+        <w:tc>
+          <w:tcPr>
+            <w:tcW w:w="122" w:type="pct"/>
+          </w:tcPr>
+          <w:p>
+            <w:pPr>
+              <w:rPr>
+                <w:sz w:val="18"/>
+                <w:szCs w:val="18"/>
+              </w:rPr>
+            </w:pPr>
+            <w:r>
+              <w:rPr>
+                <w:sz w:val="18"/>
+                <w:szCs w:val="18"/>
+              </w:rPr>
+              <w:t>rocky</w:t>
+            </w:r>
+          </w:p>
+        </w:tc>
+        <w:tc>
+          <w:tcPr>
+            <w:tcW w:w="216" w:type="pct"/>
+          </w:tcPr>
+          <w:p>
+            <w:pPr>
+              <w:rPr>
+                <w:sz w:val="18"/>
+                <w:szCs w:val="18"/>
+              </w:rPr>
+            </w:pPr>
+            <w:proofErr w:type="spellStart"/>
+            <w:r>
+              <w:rPr>
+                <w:sz w:val="18"/>
+                <w:szCs w:val="18"/>
+              </w:rPr>
+              <w:t>os_version_id</w:t>
+            </w:r>
+            <w:proofErr w:type="spellEnd"/>
+            <w:r>
+              <w:rPr>
+                <w:sz w:val="18"/>
+                <w:szCs w:val="18"/>
+              </w:rPr>
+              <w:t>=</w:t>
+            </w:r>
+          </w:p>
+        </w:tc>
+        <w:tc>
+          <w:tcPr>
+            <w:tcW w:w="103" w:type="pct"/>
+          </w:tcPr>
+          <w:p>
+            <w:pPr>
+              <w:rPr>
+                <w:sz w:val="18"/>
+                <w:szCs w:val="18"/>
+              </w:rPr>
+            </w:pPr>
+            <w:r>
+              <w:rPr>
+                <w:sz w:val="18"/>
+                <w:szCs w:val="18"/>
+              </w:rPr>
+              <w:t>9.8</w:t>
+            </w:r>
+          </w:p>
+        </w:tc>
+        <w:tc>
+          <w:tcPr>
+            <w:tcW w:w="178" w:type="pct"/>
+          </w:tcPr>
+          <w:p>
+            <w:pPr>
+              <w:rPr>
+                <w:sz w:val="18"/>
+                <w:szCs w:val="18"/>
+              </w:rPr>
+            </w:pPr>
+            <w:r>
+              <w:rPr>
+                <w:sz w:val="18"/>
+                <w:szCs w:val="18"/>
+              </w:rPr>
+              <w:t>customise=</w:t>
+            </w:r>
+          </w:p>
+        </w:tc>
+        <w:tc>
+          <w:tcPr>
+            <w:tcW w:w="70" w:type="pct"/>
+          </w:tcPr>
+          <w:p>
+            <w:pPr>
+              <w:rPr>
+                <w:sz w:val="18"/>
+                <w:szCs w:val="18"/>
+              </w:rPr>
+            </w:pPr>
           </w:p>
         </w:tc>
       </w:tr>
       <w:tr>
         <w:tc>
           <w:tcPr>
-            <w:tcW w:w="294" w:type="pct"/>
-          </w:tcPr>
-          <w:p>
-            <w:r>
+            <w:tcW w:w="200" w:type="pct"/>
+          </w:tcPr>
+          <w:p>
+            <w:pPr>
+              <w:rPr>
+                <w:sz w:val="18"/>
+                <w:szCs w:val="18"/>
+              </w:rPr>
+            </w:pPr>
+            <w:r>
+              <w:rPr>
+                <w:sz w:val="18"/>
+                <w:szCs w:val="18"/>
+              </w:rPr>
               <w:t>ubuntu26-dev1</w:t>
             </w:r>
           </w:p>
         </w:tc>
         <w:tc>
           <w:tcPr>
-            <w:tcW w:w="253" w:type="pct"/>
-          </w:tcPr>
-          <w:p>
-            <w:r>
+            <w:tcW w:w="170" w:type="pct"/>
+          </w:tcPr>
+          <w:p>
+            <w:pPr>
+              <w:rPr>
+                <w:sz w:val="18"/>
+                <w:szCs w:val="18"/>
+              </w:rPr>
+            </w:pPr>
+            <w:r>
+              <w:rPr>
+                <w:sz w:val="18"/>
+                <w:szCs w:val="18"/>
+              </w:rPr>
               <w:t>eth0_ip=</w:t>
             </w:r>
           </w:p>
         </w:tc>
         <w:tc>
           <w:tcPr>
-            <w:tcW w:w="414" w:type="pct"/>
-          </w:tcPr>
-          <w:p/>
-        </w:tc>
-        <w:tc>
-          <w:tcPr>
-            <w:tcW w:w="311" w:type="pct"/>
-          </w:tcPr>
-          <w:p>
-            <w:r>
+            <w:tcW w:w="287" w:type="pct"/>
+          </w:tcPr>
+          <w:p>
+            <w:pPr>
+              <w:rPr>
+                <w:sz w:val="18"/>
+                <w:szCs w:val="18"/>
+              </w:rPr>
+            </w:pPr>
+          </w:p>
+        </w:tc>
+        <w:tc>
+          <w:tcPr>
+            <w:tcW w:w="214" w:type="pct"/>
+          </w:tcPr>
+          <w:p>
+            <w:pPr>
+              <w:rPr>
+                <w:sz w:val="18"/>
+                <w:szCs w:val="18"/>
+              </w:rPr>
+            </w:pPr>
+            <w:r>
+              <w:rPr>
+                <w:sz w:val="18"/>
+                <w:szCs w:val="18"/>
+              </w:rPr>
               <w:t>eth0_mac=</w:t>
             </w:r>
           </w:p>
         </w:tc>
         <w:tc>
           <w:tcPr>
-            <w:tcW w:w="491" w:type="pct"/>
-          </w:tcPr>
-          <w:p/>
-        </w:tc>
-        <w:tc>
-          <w:tcPr>
-            <w:tcW w:w="253" w:type="pct"/>
-          </w:tcPr>
-          <w:p>
-            <w:r>
+            <w:tcW w:w="342" w:type="pct"/>
+          </w:tcPr>
+          <w:p>
+            <w:pPr>
+              <w:rPr>
+                <w:sz w:val="18"/>
+                <w:szCs w:val="18"/>
+              </w:rPr>
+            </w:pPr>
+          </w:p>
+        </w:tc>
+        <w:tc>
+          <w:tcPr>
+            <w:tcW w:w="170" w:type="pct"/>
+          </w:tcPr>
+          <w:p>
+            <w:pPr>
+              <w:rPr>
+                <w:sz w:val="18"/>
+                <w:szCs w:val="18"/>
+              </w:rPr>
+            </w:pPr>
+            <w:r>
+              <w:rPr>
+                <w:sz w:val="18"/>
+                <w:szCs w:val="18"/>
+              </w:rPr>
               <w:t>eth1_ip=</w:t>
             </w:r>
           </w:p>
         </w:tc>
         <w:tc>
           <w:tcPr>
-            <w:tcW w:w="444" w:type="pct"/>
-          </w:tcPr>
-          <w:p>
-            <w:r>
+            <w:tcW w:w="307" w:type="pct"/>
+          </w:tcPr>
+          <w:p>
+            <w:pPr>
+              <w:rPr>
+                <w:sz w:val="18"/>
+                <w:szCs w:val="18"/>
+              </w:rPr>
+            </w:pPr>
+            <w:r>
+              <w:rPr>
+                <w:sz w:val="18"/>
+                <w:szCs w:val="18"/>
+              </w:rPr>
               <w:t>192.168.20.200</w:t>
             </w:r>
           </w:p>
         </w:tc>
         <w:tc>
           <w:tcPr>
-            <w:tcW w:w="311" w:type="pct"/>
-          </w:tcPr>
-          <w:p>
-            <w:r>
+            <w:tcW w:w="214" w:type="pct"/>
+          </w:tcPr>
+          <w:p>
+            <w:pPr>
+              <w:rPr>
+                <w:sz w:val="18"/>
+                <w:szCs w:val="18"/>
+              </w:rPr>
+            </w:pPr>
+            <w:r>
+              <w:rPr>
+                <w:sz w:val="18"/>
+                <w:szCs w:val="18"/>
+              </w:rPr>
               <w:t>eth1_mac=</w:t>
             </w:r>
           </w:p>
         </w:tc>
         <w:tc>
           <w:tcPr>
-            <w:tcW w:w="491" w:type="pct"/>
-          </w:tcPr>
-          <w:p/>
-        </w:tc>
-        <w:tc>
-          <w:tcPr>
-            <w:tcW w:w="376" w:type="pct"/>
-          </w:tcPr>
-          <w:p>
-            <w:r>
-              <w:t>ansible_host=</w:t>
-            </w:r>
-          </w:p>
-        </w:tc>
-        <w:tc>
-          <w:tcPr>
-            <w:tcW w:w="444" w:type="pct"/>
-          </w:tcPr>
-          <w:p>
-            <w:r>
+            <w:tcW w:w="342" w:type="pct"/>
+          </w:tcPr>
+          <w:p>
+            <w:pPr>
+              <w:rPr>
+                <w:sz w:val="18"/>
+                <w:szCs w:val="18"/>
+              </w:rPr>
+            </w:pPr>
+          </w:p>
+        </w:tc>
+        <w:tc>
+          <w:tcPr>
+            <w:tcW w:w="259" w:type="pct"/>
+          </w:tcPr>
+          <w:p>
+            <w:pPr>
+              <w:rPr>
+                <w:sz w:val="18"/>
+                <w:szCs w:val="18"/>
+              </w:rPr>
+            </w:pPr>
+            <w:proofErr w:type="spellStart"/>
+            <w:r>
+              <w:rPr>
+                <w:sz w:val="18"/>
+                <w:szCs w:val="18"/>
+              </w:rPr>
+              <w:t>ansible_host</w:t>
+            </w:r>
+            <w:proofErr w:type="spellEnd"/>
+            <w:r>
+              <w:rPr>
+                <w:sz w:val="18"/>
+                <w:szCs w:val="18"/>
+              </w:rPr>
+              <w:t>=</w:t>
+            </w:r>
+          </w:p>
+        </w:tc>
+        <w:tc>
+          <w:tcPr>
+            <w:tcW w:w="307" w:type="pct"/>
+          </w:tcPr>
+          <w:p>
+            <w:pPr>
+              <w:rPr>
+                <w:sz w:val="18"/>
+                <w:szCs w:val="18"/>
+              </w:rPr>
+            </w:pPr>
+            <w:r>
+              <w:rPr>
+                <w:sz w:val="18"/>
+                <w:szCs w:val="18"/>
+              </w:rPr>
               <w:t>192.168.50.10</w:t>
             </w:r>
           </w:p>
         </w:tc>
         <w:tc>
           <w:tcPr>
-            <w:tcW w:w="370" w:type="pct"/>
-          </w:tcPr>
-          <w:p>
-            <w:r>
-              <w:t>ansible_port=</w:t>
-            </w:r>
-          </w:p>
-        </w:tc>
-        <w:tc>
-          <w:tcPr>
-            <w:tcW w:w="110" w:type="pct"/>
-          </w:tcPr>
-          <w:p>
-            <w:r>
+            <w:tcW w:w="254" w:type="pct"/>
+          </w:tcPr>
+          <w:p>
+            <w:pPr>
+              <w:rPr>
+                <w:sz w:val="18"/>
+                <w:szCs w:val="18"/>
+              </w:rPr>
+            </w:pPr>
+            <w:proofErr w:type="spellStart"/>
+            <w:r>
+              <w:rPr>
+                <w:sz w:val="18"/>
+                <w:szCs w:val="18"/>
+              </w:rPr>
+              <w:t>ansible_port</w:t>
+            </w:r>
+            <w:proofErr w:type="spellEnd"/>
+            <w:r>
+              <w:rPr>
+                <w:sz w:val="18"/>
+                <w:szCs w:val="18"/>
+              </w:rPr>
+              <w:t>=</w:t>
+            </w:r>
+          </w:p>
+        </w:tc>
+        <w:tc>
+          <w:tcPr>
+            <w:tcW w:w="66" w:type="pct"/>
+          </w:tcPr>
+          <w:p>
+            <w:pPr>
+              <w:rPr>
+                <w:sz w:val="18"/>
+                <w:szCs w:val="18"/>
+              </w:rPr>
+            </w:pPr>
+            <w:r>
+              <w:rPr>
+                <w:sz w:val="18"/>
+                <w:szCs w:val="18"/>
+              </w:rPr>
               <w:t>22</w:t>
             </w:r>
           </w:p>
         </w:tc>
         <w:tc>
           <w:tcPr>
-            <w:tcW w:w="110" w:type="pct"/>
-          </w:tcPr>
-          <w:p/>
-        </w:tc>
-        <w:tc>
-          <w:tcPr>
-            <w:tcW w:w="110" w:type="pct"/>
-          </w:tcPr>
-          <w:p/>
-        </w:tc>
-        <w:tc>
-          <w:tcPr>
-            <w:tcW w:w="110" w:type="pct"/>
-          </w:tcPr>
-          <w:p/>
-        </w:tc>
-        <w:tc>
-          <w:tcPr>
-            <w:tcW w:w="110" w:type="pct"/>
-          </w:tcPr>
-          <w:p/>
+            <w:tcW w:w="211" w:type="pct"/>
+          </w:tcPr>
+          <w:p>
+            <w:pPr>
+              <w:rPr>
+                <w:sz w:val="18"/>
+                <w:szCs w:val="18"/>
+              </w:rPr>
+            </w:pPr>
+          </w:p>
+        </w:tc>
+        <w:tc>
+          <w:tcPr>
+            <w:tcW w:w="307" w:type="pct"/>
+          </w:tcPr>
+          <w:p>
+            <w:pPr>
+              <w:rPr>
+                <w:sz w:val="18"/>
+                <w:szCs w:val="18"/>
+              </w:rPr>
+            </w:pPr>
+          </w:p>
+        </w:tc>
+        <w:tc>
+          <w:tcPr>
+            <w:tcW w:w="211" w:type="pct"/>
+          </w:tcPr>
+          <w:p>
+            <w:pPr>
+              <w:rPr>
+                <w:sz w:val="18"/>
+                <w:szCs w:val="18"/>
+              </w:rPr>
+            </w:pPr>
+          </w:p>
+        </w:tc>
+        <w:tc>
+          <w:tcPr>
+            <w:tcW w:w="335" w:type="pct"/>
+          </w:tcPr>
+          <w:p>
+            <w:pPr>
+              <w:rPr>
+                <w:sz w:val="18"/>
+                <w:szCs w:val="18"/>
+              </w:rPr>
+            </w:pPr>
+          </w:p>
+        </w:tc>
+        <w:tc>
+          <w:tcPr>
+            <w:tcW w:w="115" w:type="pct"/>
+          </w:tcPr>
+          <w:p>
+            <w:pPr>
+              <w:rPr>
+                <w:sz w:val="18"/>
+                <w:szCs w:val="18"/>
+              </w:rPr>
+            </w:pPr>
+          </w:p>
+        </w:tc>
+        <w:tc>
+          <w:tcPr>
+            <w:tcW w:w="122" w:type="pct"/>
+          </w:tcPr>
+          <w:p>
+            <w:pPr>
+              <w:rPr>
+                <w:sz w:val="18"/>
+                <w:szCs w:val="18"/>
+              </w:rPr>
+            </w:pPr>
+          </w:p>
+        </w:tc>
+        <w:tc>
+          <w:tcPr>
+            <w:tcW w:w="216" w:type="pct"/>
+          </w:tcPr>
+          <w:p>
+            <w:pPr>
+              <w:rPr>
+                <w:sz w:val="18"/>
+                <w:szCs w:val="18"/>
+              </w:rPr>
+            </w:pPr>
+          </w:p>
+        </w:tc>
+        <w:tc>
+          <w:tcPr>
+            <w:tcW w:w="103" w:type="pct"/>
+          </w:tcPr>
+          <w:p>
+            <w:pPr>
+              <w:rPr>
+                <w:sz w:val="18"/>
+                <w:szCs w:val="18"/>
+              </w:rPr>
+            </w:pPr>
+          </w:p>
+        </w:tc>
+        <w:tc>
+          <w:tcPr>
+            <w:tcW w:w="178" w:type="pct"/>
+          </w:tcPr>
+          <w:p>
+            <w:pPr>
+              <w:rPr>
+                <w:sz w:val="18"/>
+                <w:szCs w:val="18"/>
+              </w:rPr>
+            </w:pPr>
+          </w:p>
+        </w:tc>
+        <w:tc>
+          <w:tcPr>
+            <w:tcW w:w="70" w:type="pct"/>
+          </w:tcPr>
+          <w:p>
+            <w:pPr>
+              <w:rPr>
+                <w:sz w:val="18"/>
+                <w:szCs w:val="18"/>
+              </w:rPr>
+            </w:pPr>
+          </w:p>
         </w:tc>
       </w:tr>
     </w:tbl>
-    <w:p/>
-    <w:p/>
     <w:p>
-      <w:r>
-        <w:t>blade-1-1</w:t>
-      </w:r>
-      <w:r>
-        <w:t xml:space="preserve">    </w:t>
-      </w:r>
-      <w:r>
-        <w:t>eth0_ip</w:t>
-      </w:r>
-      <w:r>
-        <w:t>=</w:t>
-      </w:r>
-      <w:r>
-        <w:t>192.168.20.219</w:t>
-      </w:r>
-      <w:r>
-        <w:t xml:space="preserve">    </w:t>
-      </w:r>
-      <w:r>
-        <w:t>eth0_mac</w:t>
-      </w:r>
-      <w:r>
-        <w:t>=</w:t>
-      </w:r>
-      <w:r>
-        <w:t>00:25:90:3D:0D:56</w:t>
-      </w:r>
-      <w:r>
-        <w:t xml:space="preserve">    </w:t>
-      </w:r>
-      <w:r>
-        <w:t>eth1_ip</w:t>
-      </w:r>
-      <w:r>
-        <w:t xml:space="preserve">=    </w:t>
-      </w:r>
-      <w:r>
-        <w:t>eth1_mac</w:t>
-      </w:r>
-      <w:r>
-        <w:t>=</w:t>
-      </w:r>
-      <w:r>
-        <w:t>00:25:90:3D:0D:5</w:t>
-      </w:r>
-      <w:r>
-        <w:t>7</w:t>
-      </w:r>
-      <w:r>
-        <w:t xml:space="preserve">    </w:t>
-      </w:r>
-      <w:r>
-        <w:t>ansible_host</w:t>
-      </w:r>
-      <w:r>
-        <w:t xml:space="preserve">=    </w:t>
-      </w:r>
-      <w:r>
-        <w:t>ansible_port</w:t>
-      </w:r>
-      <w:r>
-        <w:t>=</w:t>
-      </w:r>
-      <w:r>
-        <w:t>22</w:t>
-      </w:r>
-      <w:r>
-        <w:t xml:space="preserve">    </w:t>
-      </w:r>
-      <w:r>
-        <w:t>ipmi_host</w:t>
-      </w:r>
-      <w:r>
-        <w:t>=</w:t>
-      </w:r>
-      <w:r>
-        <w:t>192.168.105.101</w:t>
-      </w:r>
-      <w:r>
-        <w:t xml:space="preserve">    </w:t>
-      </w:r>
-      <w:r>
-        <w:t>ipmi_mac</w:t>
-      </w:r>
-      <w:r>
-        <w:t>=</w:t>
-      </w:r>
-      <w:r>
-        <w:t>00:25:90:58:03:4F</w:t>
-      </w:r>
+      <w:pPr>
+        <w:rPr>
+          <w:sz w:val="18"/>
+          <w:szCs w:val="18"/>
+        </w:rPr>
+      </w:pPr>
     </w:p>
     <w:p>
-      <w:r>
-        <w:t>blade-1-2</w:t>
-      </w:r>
-      <w:r>
-        <w:t xml:space="preserve">    </w:t>
-      </w:r>
-      <w:r>
-        <w:t>eth0_ip</w:t>
-      </w:r>
-      <w:r>
-        <w:t>=</w:t>
-      </w:r>
-      <w:r>
-        <w:t>192.168.20.230</w:t>
-      </w:r>
-      <w:r>
-        <w:t xml:space="preserve">    </w:t>
-      </w:r>
-      <w:r>
-        <w:t>eth0_mac</w:t>
-      </w:r>
-      <w:r>
-        <w:t>=</w:t>
-      </w:r>
-      <w:r>
-        <w:t>00:25:90:3D:10:EE</w:t>
-      </w:r>
-      <w:r>
-        <w:t xml:space="preserve">    </w:t>
-      </w:r>
-      <w:r>
-        <w:t>eth1_ip</w:t>
-      </w:r>
-      <w:r>
-        <w:t xml:space="preserve">=    </w:t>
-      </w:r>
-      <w:r>
-        <w:t>eth1_mac</w:t>
-      </w:r>
-      <w:r>
-        <w:t>=</w:t>
-      </w:r>
-      <w:r>
-        <w:t>00:25:90:3D:10:EF</w:t>
-      </w:r>
-      <w:r>
-        <w:t xml:space="preserve">    </w:t>
-      </w:r>
-      <w:r>
-        <w:t>ansible_host</w:t>
-      </w:r>
-      <w:r>
-        <w:t xml:space="preserve">=    </w:t>
-      </w:r>
-      <w:r>
-        <w:t>ansible_port</w:t>
-      </w:r>
-      <w:r>
-        <w:t>=</w:t>
-      </w:r>
-      <w:r>
-        <w:t>22</w:t>
-      </w:r>
-      <w:r>
-        <w:t xml:space="preserve">    </w:t>
-      </w:r>
-      <w:r>
-        <w:t>ipmi_host</w:t>
-      </w:r>
-      <w:r>
-        <w:t>=</w:t>
-      </w:r>
-      <w:r>
-        <w:t>192.168.105.102</w:t>
-      </w:r>
-      <w:r>
-        <w:t xml:space="preserve">    </w:t>
-      </w:r>
-      <w:r>
-        <w:t>ipmi_mac</w:t>
-      </w:r>
-      <w:r>
-        <w:t>=</w:t>
-      </w:r>
-      <w:r>
-        <w:t>00:25:90:54:6D:5F</w:t>
-      </w:r>
+      <w:pPr>
+        <w:rPr>
+          <w:sz w:val="18"/>
+          <w:szCs w:val="18"/>
+        </w:rPr>
+      </w:pPr>
     </w:p>
     <w:p>
-      <w:r>
-        <w:t>blade-1-3</w:t>
-      </w:r>
-      <w:r>
+      <w:pPr>
+        <w:rPr>
+          <w:sz w:val="18"/>
+          <w:szCs w:val="18"/>
+        </w:rPr>
+      </w:pPr>
+      <w:r>
+        <w:rPr>
+          <w:sz w:val="18"/>
+          <w:szCs w:val="18"/>
+        </w:rPr>
+        <w:t>blade-1-1</w:t>
+      </w:r>
+      <w:r>
+        <w:rPr>
+          <w:sz w:val="18"/>
+          <w:szCs w:val="18"/>
+        </w:rPr>
         <w:t xml:space="preserve">    </w:t>
       </w:r>
       <w:r>
+        <w:rPr>
+          <w:sz w:val="18"/>
+          <w:szCs w:val="18"/>
+        </w:rPr>
         <w:t>eth0_ip</w:t>
       </w:r>
       <w:r>
+        <w:rPr>
+          <w:sz w:val="18"/>
+          <w:szCs w:val="18"/>
+        </w:rPr>
         <w:t>=</w:t>
       </w:r>
       <w:r>
-        <w:t>192.168.20.221</w:t>
-      </w:r>
-      <w:r>
+        <w:rPr>
+          <w:sz w:val="18"/>
+          <w:szCs w:val="18"/>
+        </w:rPr>
+        <w:t>192.168.20.219</w:t>
+      </w:r>
+      <w:r>
+        <w:rPr>
+          <w:sz w:val="18"/>
+          <w:szCs w:val="18"/>
+        </w:rPr>
         <w:t xml:space="preserve">    </w:t>
       </w:r>
       <w:r>
+        <w:rPr>
+          <w:sz w:val="18"/>
+          <w:szCs w:val="18"/>
+        </w:rPr>
         <w:t>eth0_mac</w:t>
       </w:r>
       <w:r>
+        <w:rPr>
+          <w:sz w:val="18"/>
+          <w:szCs w:val="18"/>
+        </w:rPr>
         <w:t>=</w:t>
       </w:r>
       <w:r>
-        <w:t>00:25:90:3D:0E:48</w:t>
-      </w:r>
-      <w:r>
+        <w:rPr>
+          <w:sz w:val="18"/>
+          <w:szCs w:val="18"/>
+        </w:rPr>
+        <w:t>00:25:90:3D:0D:56</w:t>
+      </w:r>
+      <w:r>
+        <w:rPr>
+          <w:sz w:val="18"/>
+          <w:szCs w:val="18"/>
+        </w:rPr>
         <w:t xml:space="preserve">    </w:t>
       </w:r>
       <w:r>
+        <w:rPr>
+          <w:sz w:val="18"/>
+          <w:szCs w:val="18"/>
+        </w:rPr>
         <w:t>eth1_ip</w:t>
       </w:r>
       <w:r>
+        <w:rPr>
+          <w:sz w:val="18"/>
+          <w:szCs w:val="18"/>
+        </w:rPr>
         <w:t xml:space="preserve">=    </w:t>
       </w:r>
       <w:r>
+        <w:rPr>
+          <w:sz w:val="18"/>
+          <w:szCs w:val="18"/>
+        </w:rPr>
         <w:t>eth1_mac</w:t>
       </w:r>
       <w:r>
+        <w:rPr>
+          <w:sz w:val="18"/>
+          <w:szCs w:val="18"/>
+        </w:rPr>
         <w:t>=</w:t>
       </w:r>
       <w:r>
-        <w:t>00:25:90:3D:0E:49</w:t>
-      </w:r>
-      <w:r>
+        <w:rPr>
+          <w:sz w:val="18"/>
+          <w:szCs w:val="18"/>
+        </w:rPr>
+        <w:t>00:25:90:3D:0D:57</w:t>
+      </w:r>
+      <w:r>
+        <w:rPr>
+          <w:sz w:val="18"/>
+          <w:szCs w:val="18"/>
+        </w:rPr>
         <w:t xml:space="preserve">    </w:t>
       </w:r>
-      <w:r>
+      <w:proofErr w:type="spellStart"/>
+      <w:r>
+        <w:rPr>
+          <w:sz w:val="18"/>
+          <w:szCs w:val="18"/>
+        </w:rPr>
         <w:t>ansible_host</w:t>
       </w:r>
-      <w:r>
+      <w:proofErr w:type="spellEnd"/>
+      <w:r>
+        <w:rPr>
+          <w:sz w:val="18"/>
+          <w:szCs w:val="18"/>
+        </w:rPr>
         <w:t xml:space="preserve">=    </w:t>
       </w:r>
-      <w:r>
+      <w:proofErr w:type="spellStart"/>
+      <w:r>
+        <w:rPr>
+          <w:sz w:val="18"/>
+          <w:szCs w:val="18"/>
+        </w:rPr>
         <w:t>ansible_port</w:t>
       </w:r>
-      <w:r>
+      <w:proofErr w:type="spellEnd"/>
+      <w:r>
+        <w:rPr>
+          <w:sz w:val="18"/>
+          <w:szCs w:val="18"/>
+        </w:rPr>
         <w:t>=</w:t>
       </w:r>
       <w:r>
+        <w:rPr>
+          <w:sz w:val="18"/>
+          <w:szCs w:val="18"/>
+        </w:rPr>
         <w:t>22</w:t>
       </w:r>
       <w:r>
+        <w:rPr>
+          <w:sz w:val="18"/>
+          <w:szCs w:val="18"/>
+        </w:rPr>
         <w:t xml:space="preserve">    </w:t>
       </w:r>
-      <w:r>
+      <w:proofErr w:type="spellStart"/>
+      <w:r>
+        <w:rPr>
+          <w:sz w:val="18"/>
+          <w:szCs w:val="18"/>
+        </w:rPr>
         <w:t>ipmi_host</w:t>
       </w:r>
-      <w:r>
+      <w:proofErr w:type="spellEnd"/>
+      <w:r>
+        <w:rPr>
+          <w:sz w:val="18"/>
+          <w:szCs w:val="18"/>
+        </w:rPr>
         <w:t>=</w:t>
       </w:r>
       <w:r>
-        <w:t>192.168.105.103</w:t>
-      </w:r>
-      <w:r>
+        <w:rPr>
+          <w:sz w:val="18"/>
+          <w:szCs w:val="18"/>
+        </w:rPr>
+        <w:t>192.168.105.101</w:t>
+      </w:r>
+      <w:r>
+        <w:rPr>
+          <w:sz w:val="18"/>
+          <w:szCs w:val="18"/>
+        </w:rPr>
         <w:t xml:space="preserve">    </w:t>
       </w:r>
-      <w:r>
+      <w:proofErr w:type="spellStart"/>
+      <w:r>
+        <w:rPr>
+          <w:sz w:val="18"/>
+          <w:szCs w:val="18"/>
+        </w:rPr>
         <w:t>ipmi_mac</w:t>
       </w:r>
-      <w:r>
+      <w:proofErr w:type="spellEnd"/>
+      <w:r>
+        <w:rPr>
+          <w:sz w:val="18"/>
+          <w:szCs w:val="18"/>
+        </w:rPr>
         <w:t>=</w:t>
       </w:r>
       <w:r>
-        <w:t>00:25:90:58:03:33</w:t>
+        <w:rPr>
+          <w:sz w:val="18"/>
+          <w:szCs w:val="18"/>
+        </w:rPr>
+        <w:t>00:25:90:58:03:4F</w:t>
+      </w:r>
+      <w:r>
+        <w:rPr>
+          <w:sz w:val="18"/>
+          <w:szCs w:val="18"/>
+        </w:rPr>
+        <w:t xml:space="preserve">     </w:t>
+      </w:r>
+      <w:proofErr w:type="spellStart"/>
+      <w:r>
+        <w:rPr>
+          <w:sz w:val="18"/>
+          <w:szCs w:val="18"/>
+        </w:rPr>
+        <w:t>os_id</w:t>
+      </w:r>
+      <w:proofErr w:type="spellEnd"/>
+      <w:r>
+        <w:rPr>
+          <w:sz w:val="18"/>
+          <w:szCs w:val="18"/>
+        </w:rPr>
+        <w:t>=</w:t>
+      </w:r>
+      <w:r>
+        <w:rPr>
+          <w:sz w:val="18"/>
+          <w:szCs w:val="18"/>
+        </w:rPr>
+        <w:tab/>
+        <w:t>ubuntu</w:t>
+      </w:r>
+      <w:r>
+        <w:rPr>
+          <w:sz w:val="18"/>
+          <w:szCs w:val="18"/>
+        </w:rPr>
+        <w:t xml:space="preserve">    </w:t>
+      </w:r>
+      <w:proofErr w:type="spellStart"/>
+      <w:r>
+        <w:rPr>
+          <w:sz w:val="18"/>
+          <w:szCs w:val="18"/>
+        </w:rPr>
+        <w:t>os_version_id</w:t>
+      </w:r>
+      <w:proofErr w:type="spellEnd"/>
+      <w:r>
+        <w:rPr>
+          <w:sz w:val="18"/>
+          <w:szCs w:val="18"/>
+        </w:rPr>
+        <w:t>=26.04</w:t>
+      </w:r>
+      <w:r>
+        <w:rPr>
+          <w:sz w:val="18"/>
+          <w:szCs w:val="18"/>
+        </w:rPr>
+        <w:t xml:space="preserve">    </w:t>
+      </w:r>
+      <w:r>
+        <w:rPr>
+          <w:sz w:val="18"/>
+          <w:szCs w:val="18"/>
+        </w:rPr>
+        <w:t>customise=</w:t>
+      </w:r>
+      <w:r>
+        <w:rPr>
+          <w:sz w:val="18"/>
+          <w:szCs w:val="18"/>
+        </w:rPr>
+        <w:t xml:space="preserve">    </w:t>
       </w:r>
     </w:p>
     <w:p>
-      <w:r>
-        <w:t>blade-1-4</w:t>
-      </w:r>
-      <w:r>
+      <w:pPr>
+        <w:rPr>
+          <w:sz w:val="18"/>
+          <w:szCs w:val="18"/>
+        </w:rPr>
+      </w:pPr>
+      <w:r>
+        <w:rPr>
+          <w:sz w:val="18"/>
+          <w:szCs w:val="18"/>
+        </w:rPr>
+        <w:t>blade-1-2</w:t>
+      </w:r>
+      <w:r>
+        <w:rPr>
+          <w:sz w:val="18"/>
+          <w:szCs w:val="18"/>
+        </w:rPr>
         <w:t xml:space="preserve">    </w:t>
       </w:r>
       <w:r>
+        <w:rPr>
+          <w:sz w:val="18"/>
+          <w:szCs w:val="18"/>
+        </w:rPr>
         <w:t>eth0_ip</w:t>
       </w:r>
       <w:r>
+        <w:rPr>
+          <w:sz w:val="18"/>
+          <w:szCs w:val="18"/>
+        </w:rPr>
         <w:t>=</w:t>
       </w:r>
       <w:r>
-        <w:t>192.168.20.223</w:t>
-      </w:r>
-      <w:r>
+        <w:rPr>
+          <w:sz w:val="18"/>
+          <w:szCs w:val="18"/>
+        </w:rPr>
+        <w:t>192.168.20.230</w:t>
+      </w:r>
+      <w:r>
+        <w:rPr>
+          <w:sz w:val="18"/>
+          <w:szCs w:val="18"/>
+        </w:rPr>
         <w:t xml:space="preserve">    </w:t>
       </w:r>
       <w:r>
+        <w:rPr>
+          <w:sz w:val="18"/>
+          <w:szCs w:val="18"/>
+        </w:rPr>
         <w:t>eth0_mac</w:t>
       </w:r>
       <w:r>
+        <w:rPr>
+          <w:sz w:val="18"/>
+          <w:szCs w:val="18"/>
+        </w:rPr>
         <w:t>=</w:t>
       </w:r>
       <w:r>
-        <w:t>00:25:90:3D:0E:20</w:t>
-      </w:r>
-      <w:r>
+        <w:rPr>
+          <w:sz w:val="18"/>
+          <w:szCs w:val="18"/>
+        </w:rPr>
+        <w:t>00:25:90:3D:10:EE</w:t>
+      </w:r>
+      <w:r>
+        <w:rPr>
+          <w:sz w:val="18"/>
+          <w:szCs w:val="18"/>
+        </w:rPr>
         <w:t xml:space="preserve">    </w:t>
       </w:r>
       <w:r>
+        <w:rPr>
+          <w:sz w:val="18"/>
+          <w:szCs w:val="18"/>
+        </w:rPr>
         <w:t>eth1_ip</w:t>
       </w:r>
       <w:r>
+        <w:rPr>
+          <w:sz w:val="18"/>
+          <w:szCs w:val="18"/>
+        </w:rPr>
         <w:t xml:space="preserve">=    </w:t>
       </w:r>
       <w:r>
+        <w:rPr>
+          <w:sz w:val="18"/>
+          <w:szCs w:val="18"/>
+        </w:rPr>
         <w:t>eth1_mac</w:t>
       </w:r>
       <w:r>
+        <w:rPr>
+          <w:sz w:val="18"/>
+          <w:szCs w:val="18"/>
+        </w:rPr>
         <w:t>=</w:t>
       </w:r>
       <w:r>
-        <w:t>00:25:90:3D:0E:2</w:t>
-      </w:r>
-      <w:r>
-        <w:t>1</w:t>
-      </w:r>
-      <w:r>
+        <w:rPr>
+          <w:sz w:val="18"/>
+          <w:szCs w:val="18"/>
+        </w:rPr>
+        <w:t>00:25:90:3D:10:EF</w:t>
+      </w:r>
+      <w:r>
+        <w:rPr>
+          <w:sz w:val="18"/>
+          <w:szCs w:val="18"/>
+        </w:rPr>
         <w:t xml:space="preserve">    </w:t>
       </w:r>
-      <w:r>
+      <w:proofErr w:type="spellStart"/>
+      <w:r>
+        <w:rPr>
+          <w:sz w:val="18"/>
+          <w:szCs w:val="18"/>
+        </w:rPr>
         <w:t>ansible_host</w:t>
       </w:r>
-      <w:r>
+      <w:proofErr w:type="spellEnd"/>
+      <w:r>
+        <w:rPr>
+          <w:sz w:val="18"/>
+          <w:szCs w:val="18"/>
+        </w:rPr>
         <w:t xml:space="preserve">=    </w:t>
       </w:r>
-      <w:r>
+      <w:proofErr w:type="spellStart"/>
+      <w:r>
+        <w:rPr>
+          <w:sz w:val="18"/>
+          <w:szCs w:val="18"/>
+        </w:rPr>
         <w:t>ansible_port</w:t>
       </w:r>
-      <w:r>
+      <w:proofErr w:type="spellEnd"/>
+      <w:r>
+        <w:rPr>
+          <w:sz w:val="18"/>
+          <w:szCs w:val="18"/>
+        </w:rPr>
         <w:t>=</w:t>
       </w:r>
       <w:r>
+        <w:rPr>
+          <w:sz w:val="18"/>
+          <w:szCs w:val="18"/>
+        </w:rPr>
         <w:t>22</w:t>
       </w:r>
       <w:r>
+        <w:rPr>
+          <w:sz w:val="18"/>
+          <w:szCs w:val="18"/>
+        </w:rPr>
         <w:t xml:space="preserve">    </w:t>
       </w:r>
-      <w:r>
+      <w:proofErr w:type="spellStart"/>
+      <w:r>
+        <w:rPr>
+          <w:sz w:val="18"/>
+          <w:szCs w:val="18"/>
+        </w:rPr>
         <w:t>ipmi_host</w:t>
       </w:r>
-      <w:r>
+      <w:proofErr w:type="spellEnd"/>
+      <w:r>
+        <w:rPr>
+          <w:sz w:val="18"/>
+          <w:szCs w:val="18"/>
+        </w:rPr>
         <w:t>=</w:t>
       </w:r>
       <w:r>
-        <w:t>192.168.105.104</w:t>
-      </w:r>
-      <w:r>
+        <w:rPr>
+          <w:sz w:val="18"/>
+          <w:szCs w:val="18"/>
+        </w:rPr>
+        <w:t>192.168.105.102</w:t>
+      </w:r>
+      <w:r>
+        <w:rPr>
+          <w:sz w:val="18"/>
+          <w:szCs w:val="18"/>
+        </w:rPr>
         <w:t xml:space="preserve">    </w:t>
       </w:r>
-      <w:r>
+      <w:proofErr w:type="spellStart"/>
+      <w:r>
+        <w:rPr>
+          <w:sz w:val="18"/>
+          <w:szCs w:val="18"/>
+        </w:rPr>
         <w:t>ipmi_mac</w:t>
       </w:r>
-      <w:r>
+      <w:proofErr w:type="spellEnd"/>
+      <w:r>
+        <w:rPr>
+          <w:sz w:val="18"/>
+          <w:szCs w:val="18"/>
+        </w:rPr>
         <w:t>=</w:t>
       </w:r>
       <w:r>
-        <w:t>00:25:90:58:03:43</w:t>
+        <w:rPr>
+          <w:sz w:val="18"/>
+          <w:szCs w:val="18"/>
+        </w:rPr>
+        <w:t>00:25:90:54:6D:5F</w:t>
       </w:r>
     </w:p>
     <w:p>
-      <w:r>
-        <w:t>blade-1-5</w:t>
-      </w:r>
-      <w:r>
+      <w:pPr>
+        <w:rPr>
+          <w:sz w:val="18"/>
+          <w:szCs w:val="18"/>
+        </w:rPr>
+      </w:pPr>
+      <w:r>
+        <w:rPr>
+          <w:sz w:val="18"/>
+          <w:szCs w:val="18"/>
+        </w:rPr>
+        <w:t>blade-1-3</w:t>
+      </w:r>
+      <w:r>
+        <w:rPr>
+          <w:sz w:val="18"/>
+          <w:szCs w:val="18"/>
+        </w:rPr>
         <w:t xml:space="preserve">    </w:t>
       </w:r>
       <w:r>
+        <w:rPr>
+          <w:sz w:val="18"/>
+          <w:szCs w:val="18"/>
+        </w:rPr>
         <w:t>eth0_ip</w:t>
       </w:r>
       <w:r>
+        <w:rPr>
+          <w:sz w:val="18"/>
+          <w:szCs w:val="18"/>
+        </w:rPr>
         <w:t>=</w:t>
       </w:r>
       <w:r>
-        <w:t>192.168.20.216</w:t>
-      </w:r>
-      <w:r>
+        <w:rPr>
+          <w:sz w:val="18"/>
+          <w:szCs w:val="18"/>
+        </w:rPr>
+        <w:t>192.168.20.221</w:t>
+      </w:r>
+      <w:r>
+        <w:rPr>
+          <w:sz w:val="18"/>
+          <w:szCs w:val="18"/>
+        </w:rPr>
         <w:t xml:space="preserve">    </w:t>
       </w:r>
       <w:r>
+        <w:rPr>
+          <w:sz w:val="18"/>
+          <w:szCs w:val="18"/>
+        </w:rPr>
         <w:t>eth0_mac</w:t>
       </w:r>
       <w:r>
+        <w:rPr>
+          <w:sz w:val="18"/>
+          <w:szCs w:val="18"/>
+        </w:rPr>
         <w:t>=</w:t>
       </w:r>
       <w:r>
-        <w:t>00:25:90:3D:0D:14</w:t>
-      </w:r>
-      <w:r>
+        <w:rPr>
+          <w:sz w:val="18"/>
+          <w:szCs w:val="18"/>
+        </w:rPr>
+        <w:t>00:25:90:3D:0E:48</w:t>
+      </w:r>
+      <w:r>
+        <w:rPr>
+          <w:sz w:val="18"/>
+          <w:szCs w:val="18"/>
+        </w:rPr>
         <w:t xml:space="preserve">    </w:t>
       </w:r>
       <w:r>
+        <w:rPr>
+          <w:sz w:val="18"/>
+          <w:szCs w:val="18"/>
+        </w:rPr>
         <w:t>eth1_ip</w:t>
       </w:r>
       <w:r>
+        <w:rPr>
+          <w:sz w:val="18"/>
+          <w:szCs w:val="18"/>
+        </w:rPr>
         <w:t xml:space="preserve">=    </w:t>
       </w:r>
       <w:r>
+        <w:rPr>
+          <w:sz w:val="18"/>
+          <w:szCs w:val="18"/>
+        </w:rPr>
         <w:t>eth1_mac</w:t>
       </w:r>
       <w:r>
+        <w:rPr>
+          <w:sz w:val="18"/>
+          <w:szCs w:val="18"/>
+        </w:rPr>
         <w:t>=</w:t>
       </w:r>
       <w:r>
-        <w:t>00:25:90:3D:0D:15</w:t>
-      </w:r>
-      <w:r>
+        <w:rPr>
+          <w:sz w:val="18"/>
+          <w:szCs w:val="18"/>
+        </w:rPr>
+        <w:t>00:25:90:3D:0E:49</w:t>
+      </w:r>
+      <w:r>
+        <w:rPr>
+          <w:sz w:val="18"/>
+          <w:szCs w:val="18"/>
+        </w:rPr>
         <w:t xml:space="preserve">    </w:t>
       </w:r>
-      <w:r>
+      <w:proofErr w:type="spellStart"/>
+      <w:r>
+        <w:rPr>
+          <w:sz w:val="18"/>
+          <w:szCs w:val="18"/>
+        </w:rPr>
         <w:t>ansible_host</w:t>
       </w:r>
-      <w:r>
+      <w:proofErr w:type="spellEnd"/>
+      <w:r>
+        <w:rPr>
+          <w:sz w:val="18"/>
+          <w:szCs w:val="18"/>
+        </w:rPr>
         <w:t xml:space="preserve">=    </w:t>
       </w:r>
-      <w:r>
+      <w:proofErr w:type="spellStart"/>
+      <w:r>
+        <w:rPr>
+          <w:sz w:val="18"/>
+          <w:szCs w:val="18"/>
+        </w:rPr>
         <w:t>ansible_port</w:t>
       </w:r>
-      <w:r>
+      <w:proofErr w:type="spellEnd"/>
+      <w:r>
+        <w:rPr>
+          <w:sz w:val="18"/>
+          <w:szCs w:val="18"/>
+        </w:rPr>
         <w:t>=</w:t>
       </w:r>
       <w:r>
+        <w:rPr>
+          <w:sz w:val="18"/>
+          <w:szCs w:val="18"/>
+        </w:rPr>
         <w:t>22</w:t>
       </w:r>
       <w:r>
+        <w:rPr>
+          <w:sz w:val="18"/>
+          <w:szCs w:val="18"/>
+        </w:rPr>
         <w:t xml:space="preserve">    </w:t>
       </w:r>
-      <w:r>
+      <w:proofErr w:type="spellStart"/>
+      <w:r>
+        <w:rPr>
+          <w:sz w:val="18"/>
+          <w:szCs w:val="18"/>
+        </w:rPr>
         <w:t>ipmi_host</w:t>
       </w:r>
-      <w:r>
+      <w:proofErr w:type="spellEnd"/>
+      <w:r>
+        <w:rPr>
+          <w:sz w:val="18"/>
+          <w:szCs w:val="18"/>
+        </w:rPr>
         <w:t>=</w:t>
       </w:r>
       <w:r>
-        <w:t>192.168.105.105</w:t>
-      </w:r>
-      <w:r>
+        <w:rPr>
+          <w:sz w:val="18"/>
+          <w:szCs w:val="18"/>
+        </w:rPr>
+        <w:t>192.168.105.103</w:t>
+      </w:r>
+      <w:r>
+        <w:rPr>
+          <w:sz w:val="18"/>
+          <w:szCs w:val="18"/>
+        </w:rPr>
         <w:t xml:space="preserve">    </w:t>
       </w:r>
-      <w:r>
+      <w:proofErr w:type="spellStart"/>
+      <w:r>
+        <w:rPr>
+          <w:sz w:val="18"/>
+          <w:szCs w:val="18"/>
+        </w:rPr>
         <w:t>ipmi_mac</w:t>
       </w:r>
-      <w:r>
+      <w:proofErr w:type="spellEnd"/>
+      <w:r>
+        <w:rPr>
+          <w:sz w:val="18"/>
+          <w:szCs w:val="18"/>
+        </w:rPr>
         <w:t>=</w:t>
       </w:r>
       <w:r>
-        <w:t>00:25:90:54:6D:59</w:t>
+        <w:rPr>
+          <w:sz w:val="18"/>
+          <w:szCs w:val="18"/>
+        </w:rPr>
+        <w:t>00:25:90:58:03:33</w:t>
       </w:r>
     </w:p>
     <w:p>
-      <w:r>
-        <w:t>blade-1-6</w:t>
-      </w:r>
-      <w:r>
+      <w:pPr>
+        <w:rPr>
+          <w:sz w:val="18"/>
+          <w:szCs w:val="18"/>
+        </w:rPr>
+      </w:pPr>
+      <w:r>
+        <w:rPr>
+          <w:sz w:val="18"/>
+          <w:szCs w:val="18"/>
+        </w:rPr>
+        <w:t>blade-1-4</w:t>
+      </w:r>
+      <w:r>
+        <w:rPr>
+          <w:sz w:val="18"/>
+          <w:szCs w:val="18"/>
+        </w:rPr>
         <w:t xml:space="preserve">    </w:t>
       </w:r>
       <w:r>
+        <w:rPr>
+          <w:sz w:val="18"/>
+          <w:szCs w:val="18"/>
+        </w:rPr>
         <w:t>eth0_ip</w:t>
       </w:r>
       <w:r>
+        <w:rPr>
+          <w:sz w:val="18"/>
+          <w:szCs w:val="18"/>
+        </w:rPr>
         <w:t>=</w:t>
       </w:r>
       <w:r>
-        <w:t>192.168.20.226</w:t>
-      </w:r>
-      <w:r>
+        <w:rPr>
+          <w:sz w:val="18"/>
+          <w:szCs w:val="18"/>
+        </w:rPr>
+        <w:t>192.168.20.223</w:t>
+      </w:r>
+      <w:r>
+        <w:rPr>
+          <w:sz w:val="18"/>
+          <w:szCs w:val="18"/>
+        </w:rPr>
         <w:t xml:space="preserve">    </w:t>
       </w:r>
       <w:r>
+        <w:rPr>
+          <w:sz w:val="18"/>
+          <w:szCs w:val="18"/>
+        </w:rPr>
         <w:t>eth0_mac</w:t>
       </w:r>
       <w:r>
+        <w:rPr>
+          <w:sz w:val="18"/>
+          <w:szCs w:val="18"/>
+        </w:rPr>
         <w:t>=</w:t>
       </w:r>
       <w:r>
-        <w:t>00:25:90:3D:0E:8C</w:t>
-      </w:r>
-      <w:r>
+        <w:rPr>
+          <w:sz w:val="18"/>
+          <w:szCs w:val="18"/>
+        </w:rPr>
+        <w:t>00:25:90:3D:0E:20</w:t>
+      </w:r>
+      <w:r>
+        <w:rPr>
+          <w:sz w:val="18"/>
+          <w:szCs w:val="18"/>
+        </w:rPr>
         <w:t xml:space="preserve">    </w:t>
       </w:r>
       <w:r>
+        <w:rPr>
+          <w:sz w:val="18"/>
+          <w:szCs w:val="18"/>
+        </w:rPr>
         <w:t>eth1_ip</w:t>
       </w:r>
       <w:r>
+        <w:rPr>
+          <w:sz w:val="18"/>
+          <w:szCs w:val="18"/>
+        </w:rPr>
         <w:t xml:space="preserve">=    </w:t>
       </w:r>
       <w:r>
+        <w:rPr>
+          <w:sz w:val="18"/>
+          <w:szCs w:val="18"/>
+        </w:rPr>
         <w:t>eth1_mac</w:t>
       </w:r>
       <w:r>
+        <w:rPr>
+          <w:sz w:val="18"/>
+          <w:szCs w:val="18"/>
+        </w:rPr>
         <w:t>=</w:t>
       </w:r>
       <w:r>
-        <w:t>00:25:90:3D:0E:8</w:t>
-      </w:r>
-      <w:r>
-        <w:t>D</w:t>
-      </w:r>
-      <w:r>
+        <w:rPr>
+          <w:sz w:val="18"/>
+          <w:szCs w:val="18"/>
+        </w:rPr>
+        <w:t>00:25:90:3D:0E:21</w:t>
+      </w:r>
+      <w:r>
+        <w:rPr>
+          <w:sz w:val="18"/>
+          <w:szCs w:val="18"/>
+        </w:rPr>
         <w:t xml:space="preserve">    </w:t>
       </w:r>
-      <w:r>
+      <w:proofErr w:type="spellStart"/>
+      <w:r>
+        <w:rPr>
+          <w:sz w:val="18"/>
+          <w:szCs w:val="18"/>
+        </w:rPr>
         <w:t>ansible_host</w:t>
       </w:r>
-      <w:r>
+      <w:proofErr w:type="spellEnd"/>
+      <w:r>
+        <w:rPr>
+          <w:sz w:val="18"/>
+          <w:szCs w:val="18"/>
+        </w:rPr>
         <w:t xml:space="preserve">=    </w:t>
       </w:r>
-      <w:r>
+      <w:proofErr w:type="spellStart"/>
+      <w:r>
+        <w:rPr>
+          <w:sz w:val="18"/>
+          <w:szCs w:val="18"/>
+        </w:rPr>
         <w:t>ansible_port</w:t>
       </w:r>
-      <w:r>
+      <w:proofErr w:type="spellEnd"/>
+      <w:r>
+        <w:rPr>
+          <w:sz w:val="18"/>
+          <w:szCs w:val="18"/>
+        </w:rPr>
         <w:t>=</w:t>
       </w:r>
       <w:r>
+        <w:rPr>
+          <w:sz w:val="18"/>
+          <w:szCs w:val="18"/>
+        </w:rPr>
         <w:t>22</w:t>
       </w:r>
       <w:r>
+        <w:rPr>
+          <w:sz w:val="18"/>
+          <w:szCs w:val="18"/>
+        </w:rPr>
         <w:t xml:space="preserve">    </w:t>
       </w:r>
-      <w:r>
+      <w:proofErr w:type="spellStart"/>
+      <w:r>
+        <w:rPr>
+          <w:sz w:val="18"/>
+          <w:szCs w:val="18"/>
+        </w:rPr>
         <w:t>ipmi_host</w:t>
       </w:r>
-      <w:r>
+      <w:proofErr w:type="spellEnd"/>
+      <w:r>
+        <w:rPr>
+          <w:sz w:val="18"/>
+          <w:szCs w:val="18"/>
+        </w:rPr>
         <w:t>=</w:t>
       </w:r>
       <w:r>
-        <w:t>192.168.105.106</w:t>
-      </w:r>
-      <w:r>
+        <w:rPr>
+          <w:sz w:val="18"/>
+          <w:szCs w:val="18"/>
+        </w:rPr>
+        <w:t>192.168.105.104</w:t>
+      </w:r>
+      <w:r>
+        <w:rPr>
+          <w:sz w:val="18"/>
+          <w:szCs w:val="18"/>
+        </w:rPr>
         <w:t xml:space="preserve">    </w:t>
       </w:r>
-      <w:r>
+      <w:proofErr w:type="spellStart"/>
+      <w:r>
+        <w:rPr>
+          <w:sz w:val="18"/>
+          <w:szCs w:val="18"/>
+        </w:rPr>
         <w:t>ipmi_mac</w:t>
       </w:r>
-      <w:r>
+      <w:proofErr w:type="spellEnd"/>
+      <w:r>
+        <w:rPr>
+          <w:sz w:val="18"/>
+          <w:szCs w:val="18"/>
+        </w:rPr>
         <w:t>=</w:t>
       </w:r>
       <w:r>
-        <w:t>00:25:90:58:03:8F</w:t>
+        <w:rPr>
+          <w:sz w:val="18"/>
+          <w:szCs w:val="18"/>
+        </w:rPr>
+        <w:t>00:25:90:58:03:43</w:t>
       </w:r>
     </w:p>
     <w:p>
-      <w:r>
-        <w:t>blade-1-7</w:t>
-      </w:r>
-      <w:r>
+      <w:pPr>
+        <w:rPr>
+          <w:sz w:val="18"/>
+          <w:szCs w:val="18"/>
+        </w:rPr>
+      </w:pPr>
+      <w:r>
+        <w:rPr>
+          <w:sz w:val="18"/>
+          <w:szCs w:val="18"/>
+        </w:rPr>
+        <w:t>blade-1-5</w:t>
+      </w:r>
+      <w:r>
+        <w:rPr>
+          <w:sz w:val="18"/>
+          <w:szCs w:val="18"/>
+        </w:rPr>
         <w:t xml:space="preserve">    </w:t>
       </w:r>
       <w:r>
+        <w:rPr>
+          <w:sz w:val="18"/>
+          <w:szCs w:val="18"/>
+        </w:rPr>
         <w:t>eth0_ip</w:t>
       </w:r>
       <w:r>
+        <w:rPr>
+          <w:sz w:val="18"/>
+          <w:szCs w:val="18"/>
+        </w:rPr>
         <w:t>=</w:t>
       </w:r>
       <w:r>
-        <w:t>192.168.20.229</w:t>
-      </w:r>
-      <w:r>
+        <w:rPr>
+          <w:sz w:val="18"/>
+          <w:szCs w:val="18"/>
+        </w:rPr>
+        <w:t>192.168.20.216</w:t>
+      </w:r>
+      <w:r>
+        <w:rPr>
+          <w:sz w:val="18"/>
+          <w:szCs w:val="18"/>
+        </w:rPr>
         <w:t xml:space="preserve">    </w:t>
       </w:r>
       <w:r>
+        <w:rPr>
+          <w:sz w:val="18"/>
+          <w:szCs w:val="18"/>
+        </w:rPr>
         <w:t>eth0_mac</w:t>
       </w:r>
       <w:r>
+        <w:rPr>
+          <w:sz w:val="18"/>
+          <w:szCs w:val="18"/>
+        </w:rPr>
         <w:t>=</w:t>
       </w:r>
       <w:r>
-        <w:t>00:25:90:3D:0F:40</w:t>
-      </w:r>
-      <w:r>
+        <w:rPr>
+          <w:sz w:val="18"/>
+          <w:szCs w:val="18"/>
+        </w:rPr>
+        <w:t>00:25:90:3D:0D:14</w:t>
+      </w:r>
+      <w:r>
+        <w:rPr>
+          <w:sz w:val="18"/>
+          <w:szCs w:val="18"/>
+        </w:rPr>
         <w:t xml:space="preserve">    </w:t>
       </w:r>
       <w:r>
+        <w:rPr>
+          <w:sz w:val="18"/>
+          <w:szCs w:val="18"/>
+        </w:rPr>
         <w:t>eth1_ip</w:t>
       </w:r>
       <w:r>
+        <w:rPr>
+          <w:sz w:val="18"/>
+          <w:szCs w:val="18"/>
+        </w:rPr>
         <w:t xml:space="preserve">=    </w:t>
       </w:r>
       <w:r>
+        <w:rPr>
+          <w:sz w:val="18"/>
+          <w:szCs w:val="18"/>
+        </w:rPr>
         <w:t>eth1_mac</w:t>
       </w:r>
       <w:r>
+        <w:rPr>
+          <w:sz w:val="18"/>
+          <w:szCs w:val="18"/>
+        </w:rPr>
         <w:t>=</w:t>
       </w:r>
       <w:r>
-        <w:t>00:25:90:3D:0F:41</w:t>
-      </w:r>
-      <w:r>
+        <w:rPr>
+          <w:sz w:val="18"/>
+          <w:szCs w:val="18"/>
+        </w:rPr>
+        <w:t>00:25:90:3D:0D:15</w:t>
+      </w:r>
+      <w:r>
+        <w:rPr>
+          <w:sz w:val="18"/>
+          <w:szCs w:val="18"/>
+        </w:rPr>
         <w:t xml:space="preserve">    </w:t>
       </w:r>
-      <w:r>
+      <w:proofErr w:type="spellStart"/>
+      <w:r>
+        <w:rPr>
+          <w:sz w:val="18"/>
+          <w:szCs w:val="18"/>
+        </w:rPr>
         <w:t>ansible_host</w:t>
       </w:r>
-      <w:r>
+      <w:proofErr w:type="spellEnd"/>
+      <w:r>
+        <w:rPr>
+          <w:sz w:val="18"/>
+          <w:szCs w:val="18"/>
+        </w:rPr>
         <w:t xml:space="preserve">=    </w:t>
       </w:r>
-      <w:r>
+      <w:proofErr w:type="spellStart"/>
+      <w:r>
+        <w:rPr>
+          <w:sz w:val="18"/>
+          <w:szCs w:val="18"/>
+        </w:rPr>
         <w:t>ansible_port</w:t>
       </w:r>
-      <w:r>
+      <w:proofErr w:type="spellEnd"/>
+      <w:r>
+        <w:rPr>
+          <w:sz w:val="18"/>
+          <w:szCs w:val="18"/>
+        </w:rPr>
         <w:t>=</w:t>
       </w:r>
       <w:r>
+        <w:rPr>
+          <w:sz w:val="18"/>
+          <w:szCs w:val="18"/>
+        </w:rPr>
         <w:t>22</w:t>
       </w:r>
       <w:r>
+        <w:rPr>
+          <w:sz w:val="18"/>
+          <w:szCs w:val="18"/>
+        </w:rPr>
         <w:t xml:space="preserve">    </w:t>
       </w:r>
-      <w:r>
+      <w:proofErr w:type="spellStart"/>
+      <w:r>
+        <w:rPr>
+          <w:sz w:val="18"/>
+          <w:szCs w:val="18"/>
+        </w:rPr>
         <w:t>ipmi_host</w:t>
       </w:r>
-      <w:r>
+      <w:proofErr w:type="spellEnd"/>
+      <w:r>
+        <w:rPr>
+          <w:sz w:val="18"/>
+          <w:szCs w:val="18"/>
+        </w:rPr>
         <w:t>=</w:t>
       </w:r>
       <w:r>
-        <w:t>192.168.105.107</w:t>
-      </w:r>
-      <w:r>
+        <w:rPr>
+          <w:sz w:val="18"/>
+          <w:szCs w:val="18"/>
+        </w:rPr>
+        <w:t>192.168.105.105</w:t>
+      </w:r>
+      <w:r>
+        <w:rPr>
+          <w:sz w:val="18"/>
+          <w:szCs w:val="18"/>
+        </w:rPr>
         <w:t xml:space="preserve">    </w:t>
       </w:r>
-      <w:r>
+      <w:proofErr w:type="spellStart"/>
+      <w:r>
+        <w:rPr>
+          <w:sz w:val="18"/>
+          <w:szCs w:val="18"/>
+        </w:rPr>
         <w:t>ipmi_mac</w:t>
       </w:r>
-      <w:r>
+      <w:proofErr w:type="spellEnd"/>
+      <w:r>
+        <w:rPr>
+          <w:sz w:val="18"/>
+          <w:szCs w:val="18"/>
+        </w:rPr>
         <w:t>=</w:t>
       </w:r>
       <w:r>
-        <w:t>00:25:90:54:6D:32</w:t>
+        <w:rPr>
+          <w:sz w:val="18"/>
+          <w:szCs w:val="18"/>
+        </w:rPr>
+        <w:t>00:25:90:54:6D:59</w:t>
       </w:r>
     </w:p>
     <w:p>
-      <w:r>
-        <w:t>blade-1-8</w:t>
-      </w:r>
-      <w:r>
+      <w:pPr>
+        <w:rPr>
+          <w:sz w:val="18"/>
+          <w:szCs w:val="18"/>
+        </w:rPr>
+      </w:pPr>
+      <w:r>
+        <w:rPr>
+          <w:sz w:val="18"/>
+          <w:szCs w:val="18"/>
+        </w:rPr>
+        <w:t>blade-1-6</w:t>
+      </w:r>
+      <w:r>
+        <w:rPr>
+          <w:sz w:val="18"/>
+          <w:szCs w:val="18"/>
+        </w:rPr>
         <w:t xml:space="preserve">    </w:t>
       </w:r>
       <w:r>
+        <w:rPr>
+          <w:sz w:val="18"/>
+          <w:szCs w:val="18"/>
+        </w:rPr>
         <w:t>eth0_ip</w:t>
       </w:r>
       <w:r>
+        <w:rPr>
+          <w:sz w:val="18"/>
+          <w:szCs w:val="18"/>
+        </w:rPr>
         <w:t>=</w:t>
       </w:r>
       <w:r>
-        <w:t>192.168.20.</w:t>
-      </w:r>
-      <w:r>
-        <w:t>100</w:t>
-      </w:r>
-      <w:r>
+        <w:rPr>
+          <w:sz w:val="18"/>
+          <w:szCs w:val="18"/>
+        </w:rPr>
+        <w:t>192.168.20.226</w:t>
+      </w:r>
+      <w:r>
+        <w:rPr>
+          <w:sz w:val="18"/>
+          <w:szCs w:val="18"/>
+        </w:rPr>
         <w:t xml:space="preserve">    </w:t>
       </w:r>
       <w:r>
+        <w:rPr>
+          <w:sz w:val="18"/>
+          <w:szCs w:val="18"/>
+        </w:rPr>
         <w:t>eth0_mac</w:t>
       </w:r>
       <w:r>
+        <w:rPr>
+          <w:sz w:val="18"/>
+          <w:szCs w:val="18"/>
+        </w:rPr>
         <w:t>=</w:t>
       </w:r>
       <w:r>
-        <w:t>00:25:90:3D:0F:BA</w:t>
-      </w:r>
-      <w:r>
+        <w:rPr>
+          <w:sz w:val="18"/>
+          <w:szCs w:val="18"/>
+        </w:rPr>
+        <w:t>00:25:90:3D:0E:8C</w:t>
+      </w:r>
+      <w:r>
+        <w:rPr>
+          <w:sz w:val="18"/>
+          <w:szCs w:val="18"/>
+        </w:rPr>
         <w:t xml:space="preserve">    </w:t>
       </w:r>
       <w:r>
+        <w:rPr>
+          <w:sz w:val="18"/>
+          <w:szCs w:val="18"/>
+        </w:rPr>
         <w:t>eth1_ip</w:t>
       </w:r>
       <w:r>
+        <w:rPr>
+          <w:sz w:val="18"/>
+          <w:szCs w:val="18"/>
+        </w:rPr>
+        <w:t xml:space="preserve">=    </w:t>
+      </w:r>
+      <w:r>
+        <w:rPr>
+          <w:sz w:val="18"/>
+          <w:szCs w:val="18"/>
+        </w:rPr>
+        <w:t>eth1_mac</w:t>
+      </w:r>
+      <w:r>
+        <w:rPr>
+          <w:sz w:val="18"/>
+          <w:szCs w:val="18"/>
+        </w:rPr>
         <w:t>=</w:t>
       </w:r>
       <w:r>
-        <w:t>192.168.105.118</w:t>
-      </w:r>
-      <w:r>
+        <w:rPr>
+          <w:sz w:val="18"/>
+          <w:szCs w:val="18"/>
+        </w:rPr>
+        <w:t>00:25:90:3D:0E:8D</w:t>
+      </w:r>
+      <w:r>
+        <w:rPr>
+          <w:sz w:val="18"/>
+          <w:szCs w:val="18"/>
+        </w:rPr>
         <w:t xml:space="preserve">    </w:t>
       </w:r>
-      <w:r>
-        <w:t>eth1_mac</w:t>
-      </w:r>
-      <w:r>
+      <w:proofErr w:type="spellStart"/>
+      <w:r>
+        <w:rPr>
+          <w:sz w:val="18"/>
+          <w:szCs w:val="18"/>
+        </w:rPr>
+        <w:t>ansible_host</w:t>
+      </w:r>
+      <w:proofErr w:type="spellEnd"/>
+      <w:r>
+        <w:rPr>
+          <w:sz w:val="18"/>
+          <w:szCs w:val="18"/>
+        </w:rPr>
+        <w:t xml:space="preserve">=    </w:t>
+      </w:r>
+      <w:proofErr w:type="spellStart"/>
+      <w:r>
+        <w:rPr>
+          <w:sz w:val="18"/>
+          <w:szCs w:val="18"/>
+        </w:rPr>
+        <w:t>ansible_port</w:t>
+      </w:r>
+      <w:proofErr w:type="spellEnd"/>
+      <w:r>
+        <w:rPr>
+          <w:sz w:val="18"/>
+          <w:szCs w:val="18"/>
+        </w:rPr>
         <w:t>=</w:t>
       </w:r>
       <w:r>
-        <w:t>00:25:90:3D:0F:BB</w:t>
-      </w:r>
-      <w:r>
+        <w:rPr>
+          <w:sz w:val="18"/>
+          <w:szCs w:val="18"/>
+        </w:rPr>
+        <w:t>22</w:t>
+      </w:r>
+      <w:r>
+        <w:rPr>
+          <w:sz w:val="18"/>
+          <w:szCs w:val="18"/>
+        </w:rPr>
         <w:t xml:space="preserve">    </w:t>
       </w:r>
-      <w:r>
-        <w:t>ansible_host</w:t>
-      </w:r>
-      <w:r>
+      <w:proofErr w:type="spellStart"/>
+      <w:r>
+        <w:rPr>
+          <w:sz w:val="18"/>
+          <w:szCs w:val="18"/>
+        </w:rPr>
+        <w:t>ipmi_host</w:t>
+      </w:r>
+      <w:proofErr w:type="spellEnd"/>
+      <w:r>
+        <w:rPr>
+          <w:sz w:val="18"/>
+          <w:szCs w:val="18"/>
+        </w:rPr>
         <w:t>=</w:t>
       </w:r>
       <w:r>
-        <w:t>192.168.105.118</w:t>
-      </w:r>
-      <w:r>
+        <w:rPr>
+          <w:sz w:val="18"/>
+          <w:szCs w:val="18"/>
+        </w:rPr>
+        <w:t>192.168.105.106</w:t>
+      </w:r>
+      <w:r>
+        <w:rPr>
+          <w:sz w:val="18"/>
+          <w:szCs w:val="18"/>
+        </w:rPr>
         <w:t xml:space="preserve">    </w:t>
       </w:r>
-      <w:r>
-        <w:t>ansible_port</w:t>
-      </w:r>
-      <w:r>
+      <w:proofErr w:type="spellStart"/>
+      <w:r>
+        <w:rPr>
+          <w:sz w:val="18"/>
+          <w:szCs w:val="18"/>
+        </w:rPr>
+        <w:t>ipmi_mac</w:t>
+      </w:r>
+      <w:proofErr w:type="spellEnd"/>
+      <w:r>
+        <w:rPr>
+          <w:sz w:val="18"/>
+          <w:szCs w:val="18"/>
+        </w:rPr>
         <w:t>=</w:t>
       </w:r>
       <w:r>
-        <w:t>22</w:t>
-      </w:r>
-      <w:r>
-        <w:t xml:space="preserve">    </w:t>
-      </w:r>
-      <w:r>
-        <w:t>ipmi_host</w:t>
-      </w:r>
-      <w:r>
-        <w:t>=</w:t>
-      </w:r>
-      <w:r>
-        <w:t>192.168.105.108</w:t>
-      </w:r>
-      <w:r>
-        <w:t xml:space="preserve">    </w:t>
-      </w:r>
-      <w:r>
-        <w:t>ipmi_mac</w:t>
-      </w:r>
-      <w:r>
-        <w:t>=</w:t>
-      </w:r>
-      <w:r>
-        <w:t>00:25:90:58:03:30</w:t>
+        <w:rPr>
+          <w:sz w:val="18"/>
+          <w:szCs w:val="18"/>
+        </w:rPr>
+        <w:t>00:25:90:58:03:8F</w:t>
       </w:r>
     </w:p>
     <w:p>
-      <w:r>
+      <w:pPr>
+        <w:rPr>
+          <w:sz w:val="18"/>
+          <w:szCs w:val="18"/>
+        </w:rPr>
+      </w:pPr>
+      <w:r>
+        <w:rPr>
+          <w:sz w:val="18"/>
+          <w:szCs w:val="18"/>
+        </w:rPr>
+        <w:t>blade-1-7</w:t>
+      </w:r>
+      <w:r>
+        <w:rPr>
+          <w:sz w:val="18"/>
+          <w:szCs w:val="18"/>
+        </w:rPr>
+        <w:t xml:space="preserve">    </w:t>
+      </w:r>
+      <w:r>
+        <w:rPr>
+          <w:sz w:val="18"/>
+          <w:szCs w:val="18"/>
+        </w:rPr>
+        <w:t>eth0_ip</w:t>
+      </w:r>
+      <w:r>
+        <w:rPr>
+          <w:sz w:val="18"/>
+          <w:szCs w:val="18"/>
+        </w:rPr>
+        <w:t>=</w:t>
+      </w:r>
+      <w:r>
+        <w:rPr>
+          <w:sz w:val="18"/>
+          <w:szCs w:val="18"/>
+        </w:rPr>
+        <w:t>192.168.20.229</w:t>
+      </w:r>
+      <w:r>
+        <w:rPr>
+          <w:sz w:val="18"/>
+          <w:szCs w:val="18"/>
+        </w:rPr>
+        <w:t xml:space="preserve">    </w:t>
+      </w:r>
+      <w:r>
+        <w:rPr>
+          <w:sz w:val="18"/>
+          <w:szCs w:val="18"/>
+        </w:rPr>
+        <w:t>eth0_mac</w:t>
+      </w:r>
+      <w:r>
+        <w:rPr>
+          <w:sz w:val="18"/>
+          <w:szCs w:val="18"/>
+        </w:rPr>
+        <w:t>=</w:t>
+      </w:r>
+      <w:r>
+        <w:rPr>
+          <w:sz w:val="18"/>
+          <w:szCs w:val="18"/>
+        </w:rPr>
+        <w:t>00:25:90:3D:0F:40</w:t>
+      </w:r>
+      <w:r>
+        <w:rPr>
+          <w:sz w:val="18"/>
+          <w:szCs w:val="18"/>
+        </w:rPr>
+        <w:t xml:space="preserve">    </w:t>
+      </w:r>
+      <w:r>
+        <w:rPr>
+          <w:sz w:val="18"/>
+          <w:szCs w:val="18"/>
+        </w:rPr>
+        <w:t>eth1_ip</w:t>
+      </w:r>
+      <w:r>
+        <w:rPr>
+          <w:sz w:val="18"/>
+          <w:szCs w:val="18"/>
+        </w:rPr>
+        <w:t xml:space="preserve">=    </w:t>
+      </w:r>
+      <w:r>
+        <w:rPr>
+          <w:sz w:val="18"/>
+          <w:szCs w:val="18"/>
+        </w:rPr>
+        <w:t>eth1_mac</w:t>
+      </w:r>
+      <w:r>
+        <w:rPr>
+          <w:sz w:val="18"/>
+          <w:szCs w:val="18"/>
+        </w:rPr>
+        <w:t>=</w:t>
+      </w:r>
+      <w:r>
+        <w:rPr>
+          <w:sz w:val="18"/>
+          <w:szCs w:val="18"/>
+        </w:rPr>
+        <w:t>00:25:90:3D:0F:41</w:t>
+      </w:r>
+      <w:r>
+        <w:rPr>
+          <w:sz w:val="18"/>
+          <w:szCs w:val="18"/>
+        </w:rPr>
+        <w:t xml:space="preserve">    </w:t>
+      </w:r>
+      <w:proofErr w:type="spellStart"/>
+      <w:r>
+        <w:rPr>
+          <w:sz w:val="18"/>
+          <w:szCs w:val="18"/>
+        </w:rPr>
+        <w:t>ansible_host</w:t>
+      </w:r>
+      <w:proofErr w:type="spellEnd"/>
+      <w:r>
+        <w:rPr>
+          <w:sz w:val="18"/>
+          <w:szCs w:val="18"/>
+        </w:rPr>
+        <w:t xml:space="preserve">=    </w:t>
+      </w:r>
+      <w:proofErr w:type="spellStart"/>
+      <w:r>
+        <w:rPr>
+          <w:sz w:val="18"/>
+          <w:szCs w:val="18"/>
+        </w:rPr>
+        <w:t>ansible_port</w:t>
+      </w:r>
+      <w:proofErr w:type="spellEnd"/>
+      <w:r>
+        <w:rPr>
+          <w:sz w:val="18"/>
+          <w:szCs w:val="18"/>
+        </w:rPr>
+        <w:t>=</w:t>
+      </w:r>
+      <w:r>
+        <w:rPr>
+          <w:sz w:val="18"/>
+          <w:szCs w:val="18"/>
+        </w:rPr>
+        <w:t>22</w:t>
+      </w:r>
+      <w:r>
+        <w:rPr>
+          <w:sz w:val="18"/>
+          <w:szCs w:val="18"/>
+        </w:rPr>
+        <w:t xml:space="preserve">    </w:t>
+      </w:r>
+      <w:proofErr w:type="spellStart"/>
+      <w:r>
+        <w:rPr>
+          <w:sz w:val="18"/>
+          <w:szCs w:val="18"/>
+        </w:rPr>
+        <w:t>ipmi_host</w:t>
+      </w:r>
+      <w:proofErr w:type="spellEnd"/>
+      <w:r>
+        <w:rPr>
+          <w:sz w:val="18"/>
+          <w:szCs w:val="18"/>
+        </w:rPr>
+        <w:t>=</w:t>
+      </w:r>
+      <w:r>
+        <w:rPr>
+          <w:sz w:val="18"/>
+          <w:szCs w:val="18"/>
+        </w:rPr>
+        <w:t>192.168.105.107</w:t>
+      </w:r>
+      <w:r>
+        <w:rPr>
+          <w:sz w:val="18"/>
+          <w:szCs w:val="18"/>
+        </w:rPr>
+        <w:t xml:space="preserve">    </w:t>
+      </w:r>
+      <w:proofErr w:type="spellStart"/>
+      <w:r>
+        <w:rPr>
+          <w:sz w:val="18"/>
+          <w:szCs w:val="18"/>
+        </w:rPr>
+        <w:t>ipmi_mac</w:t>
+      </w:r>
+      <w:proofErr w:type="spellEnd"/>
+      <w:r>
+        <w:rPr>
+          <w:sz w:val="18"/>
+          <w:szCs w:val="18"/>
+        </w:rPr>
+        <w:t>=</w:t>
+      </w:r>
+      <w:r>
+        <w:rPr>
+          <w:sz w:val="18"/>
+          <w:szCs w:val="18"/>
+        </w:rPr>
+        <w:t>00:25:90:54:6D:32</w:t>
+      </w:r>
+    </w:p>
+    <w:p>
+      <w:pPr>
+        <w:rPr>
+          <w:sz w:val="18"/>
+          <w:szCs w:val="18"/>
+        </w:rPr>
+      </w:pPr>
+      <w:r>
+        <w:rPr>
+          <w:sz w:val="18"/>
+          <w:szCs w:val="18"/>
+        </w:rPr>
+        <w:t>blade-1-8</w:t>
+      </w:r>
+      <w:r>
+        <w:rPr>
+          <w:sz w:val="18"/>
+          <w:szCs w:val="18"/>
+        </w:rPr>
+        <w:t xml:space="preserve">    </w:t>
+      </w:r>
+      <w:r>
+        <w:rPr>
+          <w:sz w:val="18"/>
+          <w:szCs w:val="18"/>
+        </w:rPr>
+        <w:t>eth0_ip</w:t>
+      </w:r>
+      <w:r>
+        <w:rPr>
+          <w:sz w:val="18"/>
+          <w:szCs w:val="18"/>
+        </w:rPr>
+        <w:t>=</w:t>
+      </w:r>
+      <w:r>
+        <w:rPr>
+          <w:sz w:val="18"/>
+          <w:szCs w:val="18"/>
+        </w:rPr>
+        <w:t>192.168.20.100</w:t>
+      </w:r>
+      <w:r>
+        <w:rPr>
+          <w:sz w:val="18"/>
+          <w:szCs w:val="18"/>
+        </w:rPr>
+        <w:t xml:space="preserve">    </w:t>
+      </w:r>
+      <w:r>
+        <w:rPr>
+          <w:sz w:val="18"/>
+          <w:szCs w:val="18"/>
+        </w:rPr>
+        <w:t>eth0_mac</w:t>
+      </w:r>
+      <w:r>
+        <w:rPr>
+          <w:sz w:val="18"/>
+          <w:szCs w:val="18"/>
+        </w:rPr>
+        <w:t>=</w:t>
+      </w:r>
+      <w:r>
+        <w:rPr>
+          <w:sz w:val="18"/>
+          <w:szCs w:val="18"/>
+        </w:rPr>
+        <w:t>00:25:90:3D:0F:BA</w:t>
+      </w:r>
+      <w:r>
+        <w:rPr>
+          <w:sz w:val="18"/>
+          <w:szCs w:val="18"/>
+        </w:rPr>
+        <w:t xml:space="preserve">    </w:t>
+      </w:r>
+      <w:r>
+        <w:rPr>
+          <w:sz w:val="18"/>
+          <w:szCs w:val="18"/>
+        </w:rPr>
+        <w:t>eth1_ip</w:t>
+      </w:r>
+      <w:r>
+        <w:rPr>
+          <w:sz w:val="18"/>
+          <w:szCs w:val="18"/>
+        </w:rPr>
+        <w:t>=</w:t>
+      </w:r>
+      <w:r>
+        <w:rPr>
+          <w:sz w:val="18"/>
+          <w:szCs w:val="18"/>
+        </w:rPr>
+        <w:t>192.168.105.118</w:t>
+      </w:r>
+      <w:r>
+        <w:rPr>
+          <w:sz w:val="18"/>
+          <w:szCs w:val="18"/>
+        </w:rPr>
+        <w:t xml:space="preserve">    </w:t>
+      </w:r>
+      <w:r>
+        <w:rPr>
+          <w:sz w:val="18"/>
+          <w:szCs w:val="18"/>
+        </w:rPr>
+        <w:t>eth1_mac</w:t>
+      </w:r>
+      <w:r>
+        <w:rPr>
+          <w:sz w:val="18"/>
+          <w:szCs w:val="18"/>
+        </w:rPr>
+        <w:t>=</w:t>
+      </w:r>
+      <w:r>
+        <w:rPr>
+          <w:sz w:val="18"/>
+          <w:szCs w:val="18"/>
+        </w:rPr>
+        <w:t>00:25:90:3D:0F:BB</w:t>
+      </w:r>
+      <w:r>
+        <w:rPr>
+          <w:sz w:val="18"/>
+          <w:szCs w:val="18"/>
+        </w:rPr>
+        <w:t xml:space="preserve">    </w:t>
+      </w:r>
+      <w:proofErr w:type="spellStart"/>
+      <w:r>
+        <w:rPr>
+          <w:sz w:val="18"/>
+          <w:szCs w:val="18"/>
+        </w:rPr>
+        <w:t>ansible_host</w:t>
+      </w:r>
+      <w:proofErr w:type="spellEnd"/>
+      <w:r>
+        <w:rPr>
+          <w:sz w:val="18"/>
+          <w:szCs w:val="18"/>
+        </w:rPr>
+        <w:t>=</w:t>
+      </w:r>
+      <w:r>
+        <w:rPr>
+          <w:sz w:val="18"/>
+          <w:szCs w:val="18"/>
+        </w:rPr>
+        <w:t>192.168.105.118</w:t>
+      </w:r>
+      <w:r>
+        <w:rPr>
+          <w:sz w:val="18"/>
+          <w:szCs w:val="18"/>
+        </w:rPr>
+        <w:t xml:space="preserve">    </w:t>
+      </w:r>
+      <w:proofErr w:type="spellStart"/>
+      <w:r>
+        <w:rPr>
+          <w:sz w:val="18"/>
+          <w:szCs w:val="18"/>
+        </w:rPr>
+        <w:t>ansible_port</w:t>
+      </w:r>
+      <w:proofErr w:type="spellEnd"/>
+      <w:r>
+        <w:rPr>
+          <w:sz w:val="18"/>
+          <w:szCs w:val="18"/>
+        </w:rPr>
+        <w:t>=</w:t>
+      </w:r>
+      <w:r>
+        <w:rPr>
+          <w:sz w:val="18"/>
+          <w:szCs w:val="18"/>
+        </w:rPr>
+        <w:t>22</w:t>
+      </w:r>
+      <w:r>
+        <w:rPr>
+          <w:sz w:val="18"/>
+          <w:szCs w:val="18"/>
+        </w:rPr>
+        <w:t xml:space="preserve">    </w:t>
+      </w:r>
+      <w:proofErr w:type="spellStart"/>
+      <w:r>
+        <w:rPr>
+          <w:sz w:val="18"/>
+          <w:szCs w:val="18"/>
+        </w:rPr>
+        <w:t>ipmi_host</w:t>
+      </w:r>
+      <w:proofErr w:type="spellEnd"/>
+      <w:r>
+        <w:rPr>
+          <w:sz w:val="18"/>
+          <w:szCs w:val="18"/>
+        </w:rPr>
+        <w:t>=</w:t>
+      </w:r>
+      <w:r>
+        <w:rPr>
+          <w:sz w:val="18"/>
+          <w:szCs w:val="18"/>
+        </w:rPr>
+        <w:t>192.168.105.108</w:t>
+      </w:r>
+      <w:r>
+        <w:rPr>
+          <w:sz w:val="18"/>
+          <w:szCs w:val="18"/>
+        </w:rPr>
+        <w:t xml:space="preserve">    </w:t>
+      </w:r>
+      <w:proofErr w:type="spellStart"/>
+      <w:r>
+        <w:rPr>
+          <w:sz w:val="18"/>
+          <w:szCs w:val="18"/>
+        </w:rPr>
+        <w:t>ipmi_mac</w:t>
+      </w:r>
+      <w:proofErr w:type="spellEnd"/>
+      <w:r>
+        <w:rPr>
+          <w:sz w:val="18"/>
+          <w:szCs w:val="18"/>
+        </w:rPr>
+        <w:t>=</w:t>
+      </w:r>
+      <w:r>
+        <w:rPr>
+          <w:sz w:val="18"/>
+          <w:szCs w:val="18"/>
+        </w:rPr>
+        <w:t>00:25:90:58:03:30</w:t>
+      </w:r>
+    </w:p>
+    <w:p>
+      <w:pPr>
+        <w:rPr>
+          <w:sz w:val="18"/>
+          <w:szCs w:val="18"/>
+        </w:rPr>
+      </w:pPr>
+      <w:r>
+        <w:rPr>
+          <w:sz w:val="18"/>
+          <w:szCs w:val="18"/>
+        </w:rPr>
         <w:t>ubuntu26-dev1</w:t>
       </w:r>
       <w:r>
+        <w:rPr>
+          <w:sz w:val="18"/>
+          <w:szCs w:val="18"/>
+        </w:rPr>
         <w:t xml:space="preserve">    </w:t>
       </w:r>
       <w:r>
+        <w:rPr>
+          <w:sz w:val="18"/>
+          <w:szCs w:val="18"/>
+        </w:rPr>
         <w:t>eth0_ip</w:t>
       </w:r>
       <w:r>
+        <w:rPr>
+          <w:sz w:val="18"/>
+          <w:szCs w:val="18"/>
+        </w:rPr>
         <w:t xml:space="preserve">=    </w:t>
       </w:r>
       <w:r>
+        <w:rPr>
+          <w:sz w:val="18"/>
+          <w:szCs w:val="18"/>
+        </w:rPr>
         <w:t>eth0_mac</w:t>
       </w:r>
       <w:r>
+        <w:rPr>
+          <w:sz w:val="18"/>
+          <w:szCs w:val="18"/>
+        </w:rPr>
         <w:t xml:space="preserve">=    </w:t>
       </w:r>
       <w:r>
+        <w:rPr>
+          <w:sz w:val="18"/>
+          <w:szCs w:val="18"/>
+        </w:rPr>
         <w:t>eth1_ip</w:t>
       </w:r>
       <w:r>
+        <w:rPr>
+          <w:sz w:val="18"/>
+          <w:szCs w:val="18"/>
+        </w:rPr>
         <w:t>=</w:t>
       </w:r>
       <w:r>
+        <w:rPr>
+          <w:sz w:val="18"/>
+          <w:szCs w:val="18"/>
+        </w:rPr>
         <w:t>192.168.20.200</w:t>
       </w:r>
       <w:r>
+        <w:rPr>
+          <w:sz w:val="18"/>
+          <w:szCs w:val="18"/>
+        </w:rPr>
         <w:t xml:space="preserve">    </w:t>
       </w:r>
       <w:r>
+        <w:rPr>
+          <w:sz w:val="18"/>
+          <w:szCs w:val="18"/>
+        </w:rPr>
         <w:t>eth1_mac</w:t>
       </w:r>
       <w:r>
+        <w:rPr>
+          <w:sz w:val="18"/>
+          <w:szCs w:val="18"/>
+        </w:rPr>
         <w:t xml:space="preserve">=    </w:t>
       </w:r>
-      <w:r>
+      <w:proofErr w:type="spellStart"/>
+      <w:r>
+        <w:rPr>
+          <w:sz w:val="18"/>
+          <w:szCs w:val="18"/>
+        </w:rPr>
         <w:t>ansible_host</w:t>
       </w:r>
-      <w:r>
+      <w:proofErr w:type="spellEnd"/>
+      <w:r>
+        <w:rPr>
+          <w:sz w:val="18"/>
+          <w:szCs w:val="18"/>
+        </w:rPr>
         <w:t>=</w:t>
       </w:r>
       <w:r>
+        <w:rPr>
+          <w:sz w:val="18"/>
+          <w:szCs w:val="18"/>
+        </w:rPr>
         <w:t>192.168.50.10</w:t>
       </w:r>
       <w:r>
+        <w:rPr>
+          <w:sz w:val="18"/>
+          <w:szCs w:val="18"/>
+        </w:rPr>
         <w:t xml:space="preserve">    </w:t>
       </w:r>
-      <w:r>
+      <w:proofErr w:type="spellStart"/>
+      <w:r>
+        <w:rPr>
+          <w:sz w:val="18"/>
+          <w:szCs w:val="18"/>
+        </w:rPr>
         <w:t>ansible_port</w:t>
       </w:r>
-      <w:r>
+      <w:proofErr w:type="spellEnd"/>
+      <w:r>
+        <w:rPr>
+          <w:sz w:val="18"/>
+          <w:szCs w:val="18"/>
+        </w:rPr>
         <w:t>=</w:t>
       </w:r>
       <w:r>
+        <w:rPr>
+          <w:sz w:val="18"/>
+          <w:szCs w:val="18"/>
+        </w:rPr>
         <w:t>22</w:t>
       </w:r>
       <w:r>
+        <w:rPr>
+          <w:sz w:val="18"/>
+          <w:szCs w:val="18"/>
+        </w:rPr>
         <w:t xml:space="preserve">                </w:t>
       </w:r>
     </w:p>
-    <w:p/>
+    <w:p>
+      <w:pPr>
+        <w:rPr>
+          <w:sz w:val="18"/>
+          <w:szCs w:val="18"/>
+        </w:rPr>
+      </w:pPr>
+    </w:p>
     <w:sectPr>
       <w:pgSz w:w="11906" w:h="16838"/>
       <w:pgMar w:top="1440" w:right="1440" w:bottom="1440" w:left="1440" w:header="708" w:footer="708" w:gutter="0"/>
@@ -3032,6 +7350,7 @@
   <w:style w:type="character" w:default="1" w:styleId="DefaultParagraphFont">
     <w:name w:val="Default Paragraph Font"/>
     <w:uiPriority w:val="1"/>
+    <w:semiHidden/>
     <w:unhideWhenUsed/>
   </w:style>
   <w:style w:type="table" w:default="1" w:styleId="TableNormal">
